--- a/src/Layers/W1/BaseApp/Foundation/Reporting/ReportParts/HeaderFooterDesign/InternalMinimalisticCentered.docx
+++ b/src/Layers/W1/BaseApp/Foundation/Reporting/ReportParts/HeaderFooterDesign/InternalMinimalisticCentered.docx
@@ -18,20 +18,43 @@
         </w:rPr>
         <w:tab/>
       </w:r>
+    </w:p>
+    <w:p>
+      <w:pPr>
+        <w:spacing w:line="259" w:lineRule="auto"/>
+        <w:rPr>
+          <w:lang w:val="da-DK"/>
+        </w:rPr>
+      </w:pPr>
       <w:r>
         <w:rPr>
           <w:lang w:val="da-DK"/>
         </w:rPr>
+        <w:br w:type="page"/>
+      </w:r>
+    </w:p>
+    <w:p>
+      <w:pPr>
+        <w:tabs>
+          <w:tab w:val="left" w:pos="5890"/>
+        </w:tabs>
+        <w:rPr>
+          <w:lang w:val="da-DK"/>
+        </w:rPr>
+      </w:pPr>
+      <w:r>
+        <w:rPr>
+          <w:lang w:val="da-DK"/>
+        </w:rPr>
+        <w:lastRenderedPageBreak/>
         <w:br/>
       </w:r>
     </w:p>
     <w:sectPr>
-      <w:headerReference w:type="even" r:id="rId13"/>
-      <w:headerReference w:type="default" r:id="rId14"/>
-      <w:footerReference w:type="even" r:id="rId15"/>
-      <w:footerReference w:type="default" r:id="rId16"/>
-      <w:headerReference w:type="first" r:id="rId17"/>
-      <w:footerReference w:type="first" r:id="rId18"/>
+      <w:headerReference w:type="default" r:id="rId13"/>
+      <w:footerReference w:type="default" r:id="rId14"/>
+      <w:headerReference w:type="first" r:id="rId15"/>
+      <w:footerReference w:type="first" r:id="rId16"/>
       <w:pgSz w:w="11907" w:h="16839" w:code="9"/>
       <w:pgMar w:top="576" w:right="706" w:bottom="576" w:left="706" w:header="576" w:footer="144" w:gutter="0"/>
       <w:cols w:space="708"/>
@@ -68,16 +91,6 @@
 
 <file path=word/footer1.xml><?xml version="1.0" encoding="utf-8"?>
 <w:ftr xmlns:wpc="http://schemas.microsoft.com/office/word/2010/wordprocessingCanvas" xmlns:cx="http://schemas.microsoft.com/office/drawing/2014/chartex" xmlns:cx1="http://schemas.microsoft.com/office/drawing/2015/9/8/chartex" xmlns:cx2="http://schemas.microsoft.com/office/drawing/2015/10/21/chartex" xmlns:cx3="http://schemas.microsoft.com/office/drawing/2016/5/9/chartex" xmlns:cx4="http://schemas.microsoft.com/office/drawing/2016/5/10/chartex" xmlns:cx5="http://schemas.microsoft.com/office/drawing/2016/5/11/chartex" xmlns:cx6="http://schemas.microsoft.com/office/drawing/2016/5/12/chartex" xmlns:cx7="http://schemas.microsoft.com/office/drawing/2016/5/13/chartex" xmlns:cx8="http://schemas.microsoft.com/office/drawing/2016/5/14/chartex" xmlns:mc="http://schemas.openxmlformats.org/markup-compatibility/2006" xmlns:aink="http://schemas.microsoft.com/office/drawing/2016/ink" xmlns:am3d="http://schemas.microsoft.com/office/drawing/2017/model3d" xmlns:o="urn:schemas-microsoft-com:office:office" xmlns:oel="http://schemas.microsoft.com/office/2019/extlst" xmlns:r="http://schemas.openxmlformats.org/officeDocument/2006/relationships" xmlns:m="http://schemas.openxmlformats.org/officeDocument/2006/math" xmlns:v="urn:schemas-microsoft-com:vml" xmlns:wp14="http://schemas.microsoft.com/office/word/2010/wordprocessingDrawing" xmlns:wp="http://schemas.openxmlformats.org/drawingml/2006/wordprocessingDrawing" xmlns:w10="urn:schemas-microsoft-com:office:word" xmlns:w="http://schemas.openxmlformats.org/wordprocessingml/2006/main" xmlns:w14="http://schemas.microsoft.com/office/word/2010/wordml" xmlns:w15="http://schemas.microsoft.com/office/word/2012/wordml" xmlns:w16cex="http://schemas.microsoft.com/office/word/2018/wordml/cex" xmlns:w16cid="http://schemas.microsoft.com/office/word/2016/wordml/cid" xmlns:w16="http://schemas.microsoft.com/office/word/2018/wordml" xmlns:w16du="http://schemas.microsoft.com/office/word/2023/wordml/word16du" xmlns:w16sdtdh="http://schemas.microsoft.com/office/word/2020/wordml/sdtdatahash" xmlns:w16sdtfl="http://schemas.microsoft.com/office/word/2024/wordml/sdtformatlock" xmlns:w16se="http://schemas.microsoft.com/office/word/2015/wordml/symex" xmlns:wpg="http://schemas.microsoft.com/office/word/2010/wordprocessingGroup" xmlns:wpi="http://schemas.microsoft.com/office/word/2010/wordprocessingInk" xmlns:wne="http://schemas.microsoft.com/office/word/2006/wordml" xmlns:wps="http://schemas.microsoft.com/office/word/2010/wordprocessingShape" mc:Ignorable="w14 w15 w16se w16cid w16 w16cex w16sdtdh w16sdtfl w16du wp14">
-  <w:p>
-    <w:pPr>
-      <w:pStyle w:val="Footer"/>
-    </w:pPr>
-  </w:p>
-</w:ftr>
-</file>
-
-<file path=word/footer2.xml><?xml version="1.0" encoding="utf-8"?>
-<w:ftr xmlns:wpc="http://schemas.microsoft.com/office/word/2010/wordprocessingCanvas" xmlns:cx="http://schemas.microsoft.com/office/drawing/2014/chartex" xmlns:cx1="http://schemas.microsoft.com/office/drawing/2015/9/8/chartex" xmlns:cx2="http://schemas.microsoft.com/office/drawing/2015/10/21/chartex" xmlns:cx3="http://schemas.microsoft.com/office/drawing/2016/5/9/chartex" xmlns:cx4="http://schemas.microsoft.com/office/drawing/2016/5/10/chartex" xmlns:cx5="http://schemas.microsoft.com/office/drawing/2016/5/11/chartex" xmlns:cx6="http://schemas.microsoft.com/office/drawing/2016/5/12/chartex" xmlns:cx7="http://schemas.microsoft.com/office/drawing/2016/5/13/chartex" xmlns:cx8="http://schemas.microsoft.com/office/drawing/2016/5/14/chartex" xmlns:mc="http://schemas.openxmlformats.org/markup-compatibility/2006" xmlns:aink="http://schemas.microsoft.com/office/drawing/2016/ink" xmlns:am3d="http://schemas.microsoft.com/office/drawing/2017/model3d" xmlns:o="urn:schemas-microsoft-com:office:office" xmlns:oel="http://schemas.microsoft.com/office/2019/extlst" xmlns:r="http://schemas.openxmlformats.org/officeDocument/2006/relationships" xmlns:m="http://schemas.openxmlformats.org/officeDocument/2006/math" xmlns:v="urn:schemas-microsoft-com:vml" xmlns:wp14="http://schemas.microsoft.com/office/word/2010/wordprocessingDrawing" xmlns:wp="http://schemas.openxmlformats.org/drawingml/2006/wordprocessingDrawing" xmlns:w10="urn:schemas-microsoft-com:office:word" xmlns:w="http://schemas.openxmlformats.org/wordprocessingml/2006/main" xmlns:w14="http://schemas.microsoft.com/office/word/2010/wordml" xmlns:w15="http://schemas.microsoft.com/office/word/2012/wordml" xmlns:w16cex="http://schemas.microsoft.com/office/word/2018/wordml/cex" xmlns:w16cid="http://schemas.microsoft.com/office/word/2016/wordml/cid" xmlns:w16="http://schemas.microsoft.com/office/word/2018/wordml" xmlns:w16du="http://schemas.microsoft.com/office/word/2023/wordml/word16du" xmlns:w16sdtdh="http://schemas.microsoft.com/office/word/2020/wordml/sdtdatahash" xmlns:w16sdtfl="http://schemas.microsoft.com/office/word/2024/wordml/sdtformatlock" xmlns:w16se="http://schemas.microsoft.com/office/word/2015/wordml/symex" xmlns:wpg="http://schemas.microsoft.com/office/word/2010/wordprocessingGroup" xmlns:wpi="http://schemas.microsoft.com/office/word/2010/wordprocessingInk" xmlns:wne="http://schemas.microsoft.com/office/word/2006/wordml" xmlns:wps="http://schemas.microsoft.com/office/word/2010/wordprocessingShape" mc:Ignorable="w14 w15 w16se w16cid w16 w16cex w16sdtdh w16sdtfl w16du wp14">
   <w:tbl>
     <w:tblPr>
       <w:tblStyle w:val="BCBlockTable"/>
@@ -96,11 +109,12 @@
       <w:tc>
         <w:tcPr>
           <w:tcW w:w="1667" w:type="pct"/>
+          <w:vAlign w:val="bottom"/>
         </w:tcPr>
         <w:p>
           <w:pPr>
             <w:pStyle w:val="Pagina"/>
-            <w:spacing w:after="0" w:line="240" w:lineRule="auto"/>
+            <w:spacing w:line="240" w:lineRule="auto"/>
             <w:rPr>
               <w:rFonts w:asciiTheme="minorHAnsi" w:hAnsiTheme="minorHAnsi"/>
               <w:color w:val="242424"/>
@@ -231,6 +245,7 @@
           <w:tc>
             <w:tcPr>
               <w:tcW w:w="1667" w:type="pct"/>
+              <w:vAlign w:val="bottom"/>
             </w:tcPr>
             <w:p>
               <w:pPr>
@@ -266,6 +281,7 @@
           <w:tc>
             <w:tcPr>
               <w:tcW w:w="1667" w:type="pct"/>
+              <w:vAlign w:val="bottom"/>
             </w:tcPr>
             <w:p>
               <w:pPr>
@@ -297,7 +313,7 @@
 </w:ftr>
 </file>
 
-<file path=word/footer3.xml><?xml version="1.0" encoding="utf-8"?>
+<file path=word/footer2.xml><?xml version="1.0" encoding="utf-8"?>
 <w:ftr xmlns:wpc="http://schemas.microsoft.com/office/word/2010/wordprocessingCanvas" xmlns:cx="http://schemas.microsoft.com/office/drawing/2014/chartex" xmlns:cx1="http://schemas.microsoft.com/office/drawing/2015/9/8/chartex" xmlns:cx2="http://schemas.microsoft.com/office/drawing/2015/10/21/chartex" xmlns:cx3="http://schemas.microsoft.com/office/drawing/2016/5/9/chartex" xmlns:cx4="http://schemas.microsoft.com/office/drawing/2016/5/10/chartex" xmlns:cx5="http://schemas.microsoft.com/office/drawing/2016/5/11/chartex" xmlns:cx6="http://schemas.microsoft.com/office/drawing/2016/5/12/chartex" xmlns:cx7="http://schemas.microsoft.com/office/drawing/2016/5/13/chartex" xmlns:cx8="http://schemas.microsoft.com/office/drawing/2016/5/14/chartex" xmlns:mc="http://schemas.openxmlformats.org/markup-compatibility/2006" xmlns:aink="http://schemas.microsoft.com/office/drawing/2016/ink" xmlns:am3d="http://schemas.microsoft.com/office/drawing/2017/model3d" xmlns:o="urn:schemas-microsoft-com:office:office" xmlns:oel="http://schemas.microsoft.com/office/2019/extlst" xmlns:r="http://schemas.openxmlformats.org/officeDocument/2006/relationships" xmlns:m="http://schemas.openxmlformats.org/officeDocument/2006/math" xmlns:v="urn:schemas-microsoft-com:vml" xmlns:wp14="http://schemas.microsoft.com/office/word/2010/wordprocessingDrawing" xmlns:wp="http://schemas.openxmlformats.org/drawingml/2006/wordprocessingDrawing" xmlns:w10="urn:schemas-microsoft-com:office:word" xmlns:w="http://schemas.openxmlformats.org/wordprocessingml/2006/main" xmlns:w14="http://schemas.microsoft.com/office/word/2010/wordml" xmlns:w15="http://schemas.microsoft.com/office/word/2012/wordml" xmlns:w16cex="http://schemas.microsoft.com/office/word/2018/wordml/cex" xmlns:w16cid="http://schemas.microsoft.com/office/word/2016/wordml/cid" xmlns:w16="http://schemas.microsoft.com/office/word/2018/wordml" xmlns:w16du="http://schemas.microsoft.com/office/word/2023/wordml/word16du" xmlns:w16sdtdh="http://schemas.microsoft.com/office/word/2020/wordml/sdtdatahash" xmlns:w16sdtfl="http://schemas.microsoft.com/office/word/2024/wordml/sdtformatlock" xmlns:w16se="http://schemas.microsoft.com/office/word/2015/wordml/symex" xmlns:wpg="http://schemas.microsoft.com/office/word/2010/wordprocessingGroup" xmlns:wpi="http://schemas.microsoft.com/office/word/2010/wordprocessingInk" xmlns:wne="http://schemas.microsoft.com/office/word/2006/wordml" xmlns:wps="http://schemas.microsoft.com/office/word/2010/wordprocessingShape" mc:Ignorable="w14 w15 w16se w16cid w16 w16cex w16sdtdh w16sdtfl w16du wp14">
   <w:tbl>
     <w:tblPr>
@@ -562,16 +578,6 @@
 
 <file path=word/header1.xml><?xml version="1.0" encoding="utf-8"?>
 <w:hdr xmlns:wpc="http://schemas.microsoft.com/office/word/2010/wordprocessingCanvas" xmlns:cx="http://schemas.microsoft.com/office/drawing/2014/chartex" xmlns:cx1="http://schemas.microsoft.com/office/drawing/2015/9/8/chartex" xmlns:cx2="http://schemas.microsoft.com/office/drawing/2015/10/21/chartex" xmlns:cx3="http://schemas.microsoft.com/office/drawing/2016/5/9/chartex" xmlns:cx4="http://schemas.microsoft.com/office/drawing/2016/5/10/chartex" xmlns:cx5="http://schemas.microsoft.com/office/drawing/2016/5/11/chartex" xmlns:cx6="http://schemas.microsoft.com/office/drawing/2016/5/12/chartex" xmlns:cx7="http://schemas.microsoft.com/office/drawing/2016/5/13/chartex" xmlns:cx8="http://schemas.microsoft.com/office/drawing/2016/5/14/chartex" xmlns:mc="http://schemas.openxmlformats.org/markup-compatibility/2006" xmlns:aink="http://schemas.microsoft.com/office/drawing/2016/ink" xmlns:am3d="http://schemas.microsoft.com/office/drawing/2017/model3d" xmlns:o="urn:schemas-microsoft-com:office:office" xmlns:oel="http://schemas.microsoft.com/office/2019/extlst" xmlns:r="http://schemas.openxmlformats.org/officeDocument/2006/relationships" xmlns:m="http://schemas.openxmlformats.org/officeDocument/2006/math" xmlns:v="urn:schemas-microsoft-com:vml" xmlns:wp14="http://schemas.microsoft.com/office/word/2010/wordprocessingDrawing" xmlns:wp="http://schemas.openxmlformats.org/drawingml/2006/wordprocessingDrawing" xmlns:w10="urn:schemas-microsoft-com:office:word" xmlns:w="http://schemas.openxmlformats.org/wordprocessingml/2006/main" xmlns:w14="http://schemas.microsoft.com/office/word/2010/wordml" xmlns:w15="http://schemas.microsoft.com/office/word/2012/wordml" xmlns:w16cex="http://schemas.microsoft.com/office/word/2018/wordml/cex" xmlns:w16cid="http://schemas.microsoft.com/office/word/2016/wordml/cid" xmlns:w16="http://schemas.microsoft.com/office/word/2018/wordml" xmlns:w16du="http://schemas.microsoft.com/office/word/2023/wordml/word16du" xmlns:w16sdtdh="http://schemas.microsoft.com/office/word/2020/wordml/sdtdatahash" xmlns:w16sdtfl="http://schemas.microsoft.com/office/word/2024/wordml/sdtformatlock" xmlns:w16se="http://schemas.microsoft.com/office/word/2015/wordml/symex" xmlns:wpg="http://schemas.microsoft.com/office/word/2010/wordprocessingGroup" xmlns:wpi="http://schemas.microsoft.com/office/word/2010/wordprocessingInk" xmlns:wne="http://schemas.microsoft.com/office/word/2006/wordml" xmlns:wps="http://schemas.microsoft.com/office/word/2010/wordprocessingShape" mc:Ignorable="w14 w15 w16se w16cid w16 w16cex w16sdtdh w16sdtfl w16du wp14">
-  <w:p>
-    <w:pPr>
-      <w:pStyle w:val="Header"/>
-    </w:pPr>
-  </w:p>
-</w:hdr>
-</file>
-
-<file path=word/header2.xml><?xml version="1.0" encoding="utf-8"?>
-<w:hdr xmlns:wpc="http://schemas.microsoft.com/office/word/2010/wordprocessingCanvas" xmlns:cx="http://schemas.microsoft.com/office/drawing/2014/chartex" xmlns:cx1="http://schemas.microsoft.com/office/drawing/2015/9/8/chartex" xmlns:cx2="http://schemas.microsoft.com/office/drawing/2015/10/21/chartex" xmlns:cx3="http://schemas.microsoft.com/office/drawing/2016/5/9/chartex" xmlns:cx4="http://schemas.microsoft.com/office/drawing/2016/5/10/chartex" xmlns:cx5="http://schemas.microsoft.com/office/drawing/2016/5/11/chartex" xmlns:cx6="http://schemas.microsoft.com/office/drawing/2016/5/12/chartex" xmlns:cx7="http://schemas.microsoft.com/office/drawing/2016/5/13/chartex" xmlns:cx8="http://schemas.microsoft.com/office/drawing/2016/5/14/chartex" xmlns:mc="http://schemas.openxmlformats.org/markup-compatibility/2006" xmlns:aink="http://schemas.microsoft.com/office/drawing/2016/ink" xmlns:am3d="http://schemas.microsoft.com/office/drawing/2017/model3d" xmlns:o="urn:schemas-microsoft-com:office:office" xmlns:oel="http://schemas.microsoft.com/office/2019/extlst" xmlns:r="http://schemas.openxmlformats.org/officeDocument/2006/relationships" xmlns:m="http://schemas.openxmlformats.org/officeDocument/2006/math" xmlns:v="urn:schemas-microsoft-com:vml" xmlns:wp14="http://schemas.microsoft.com/office/word/2010/wordprocessingDrawing" xmlns:wp="http://schemas.openxmlformats.org/drawingml/2006/wordprocessingDrawing" xmlns:w10="urn:schemas-microsoft-com:office:word" xmlns:w="http://schemas.openxmlformats.org/wordprocessingml/2006/main" xmlns:w14="http://schemas.microsoft.com/office/word/2010/wordml" xmlns:w15="http://schemas.microsoft.com/office/word/2012/wordml" xmlns:w16cex="http://schemas.microsoft.com/office/word/2018/wordml/cex" xmlns:w16cid="http://schemas.microsoft.com/office/word/2016/wordml/cid" xmlns:w16="http://schemas.microsoft.com/office/word/2018/wordml" xmlns:w16du="http://schemas.microsoft.com/office/word/2023/wordml/word16du" xmlns:w16sdtdh="http://schemas.microsoft.com/office/word/2020/wordml/sdtdatahash" xmlns:w16sdtfl="http://schemas.microsoft.com/office/word/2024/wordml/sdtformatlock" xmlns:w16se="http://schemas.microsoft.com/office/word/2015/wordml/symex" xmlns:wpg="http://schemas.microsoft.com/office/word/2010/wordprocessingGroup" xmlns:wpi="http://schemas.microsoft.com/office/word/2010/wordprocessingInk" xmlns:wne="http://schemas.microsoft.com/office/word/2006/wordml" xmlns:wps="http://schemas.microsoft.com/office/word/2010/wordprocessingShape" mc:Ignorable="w14 w15 w16se w16cid w16 w16cex w16sdtdh w16sdtfl w16du wp14">
   <w:tbl>
     <w:tblPr>
       <w:tblStyle w:val="BCBlockTable"/>
@@ -584,7 +590,7 @@
     </w:tblGrid>
     <w:tr>
       <w:trPr>
-        <w:trHeight w:val="272"/>
+        <w:trHeight w:val="452"/>
       </w:trPr>
       <w:tc>
         <w:tcPr>
@@ -598,8 +604,7 @@
               <w:tab w:val="center" w:pos="5310"/>
               <w:tab w:val="right" w:pos="10440"/>
             </w:tabs>
-            <w:spacing w:line="276" w:lineRule="auto"/>
-            <w:ind w:right="26"/>
+            <w:spacing w:after="120" w:line="276" w:lineRule="auto"/>
             <w:rPr>
               <w:rFonts w:ascii="Aptos Narrow" w:eastAsiaTheme="majorEastAsia" w:hAnsi="Aptos Narrow" w:cstheme="majorBidi"/>
               <w:color w:val="242424"/>
@@ -644,6 +649,7 @@
         </w:tcPr>
         <w:p>
           <w:pPr>
+            <w:spacing w:before="180"/>
             <w:jc w:val="right"/>
           </w:pPr>
           <w:r>
@@ -659,30 +665,12 @@
             <w:rPr>
               <w:noProof/>
             </w:rPr>
-            <w:t>Thursday, 10 September 2026</w:t>
+            <w:t>Friday, 11 September 2026</w:t>
           </w:r>
           <w:r>
             <w:fldChar w:fldCharType="end"/>
           </w:r>
         </w:p>
-        <w:p>
-          <w:pPr>
-            <w:pStyle w:val="Footer"/>
-            <w:tabs>
-              <w:tab w:val="left" w:pos="0"/>
-              <w:tab w:val="center" w:pos="5310"/>
-              <w:tab w:val="right" w:pos="10440"/>
-            </w:tabs>
-            <w:spacing w:before="60" w:line="276" w:lineRule="auto"/>
-            <w:jc w:val="right"/>
-            <w:rPr>
-              <w:rFonts w:ascii="Aptos Narrow" w:eastAsiaTheme="majorEastAsia" w:hAnsi="Aptos Narrow" w:cstheme="majorBidi"/>
-              <w:color w:val="242424"/>
-              <w:sz w:val="36"/>
-              <w:szCs w:val="36"/>
-            </w:rPr>
-          </w:pPr>
-        </w:p>
       </w:tc>
     </w:tr>
   </w:tbl>
@@ -700,7 +688,7 @@
 </w:hdr>
 </file>
 
-<file path=word/header3.xml><?xml version="1.0" encoding="utf-8"?>
+<file path=word/header2.xml><?xml version="1.0" encoding="utf-8"?>
 <w:hdr xmlns:wpc="http://schemas.microsoft.com/office/word/2010/wordprocessingCanvas" xmlns:cx="http://schemas.microsoft.com/office/drawing/2014/chartex" xmlns:cx1="http://schemas.microsoft.com/office/drawing/2015/9/8/chartex" xmlns:cx2="http://schemas.microsoft.com/office/drawing/2015/10/21/chartex" xmlns:cx3="http://schemas.microsoft.com/office/drawing/2016/5/9/chartex" xmlns:cx4="http://schemas.microsoft.com/office/drawing/2016/5/10/chartex" xmlns:cx5="http://schemas.microsoft.com/office/drawing/2016/5/11/chartex" xmlns:cx6="http://schemas.microsoft.com/office/drawing/2016/5/12/chartex" xmlns:cx7="http://schemas.microsoft.com/office/drawing/2016/5/13/chartex" xmlns:cx8="http://schemas.microsoft.com/office/drawing/2016/5/14/chartex" xmlns:mc="http://schemas.openxmlformats.org/markup-compatibility/2006" xmlns:aink="http://schemas.microsoft.com/office/drawing/2016/ink" xmlns:am3d="http://schemas.microsoft.com/office/drawing/2017/model3d" xmlns:o="urn:schemas-microsoft-com:office:office" xmlns:oel="http://schemas.microsoft.com/office/2019/extlst" xmlns:r="http://schemas.openxmlformats.org/officeDocument/2006/relationships" xmlns:m="http://schemas.openxmlformats.org/officeDocument/2006/math" xmlns:v="urn:schemas-microsoft-com:vml" xmlns:wp14="http://schemas.microsoft.com/office/word/2010/wordprocessingDrawing" xmlns:wp="http://schemas.openxmlformats.org/drawingml/2006/wordprocessingDrawing" xmlns:w10="urn:schemas-microsoft-com:office:word" xmlns:w="http://schemas.openxmlformats.org/wordprocessingml/2006/main" xmlns:w14="http://schemas.microsoft.com/office/word/2010/wordml" xmlns:w15="http://schemas.microsoft.com/office/word/2012/wordml" xmlns:w16cex="http://schemas.microsoft.com/office/word/2018/wordml/cex" xmlns:w16cid="http://schemas.microsoft.com/office/word/2016/wordml/cid" xmlns:w16="http://schemas.microsoft.com/office/word/2018/wordml" xmlns:w16du="http://schemas.microsoft.com/office/word/2023/wordml/word16du" xmlns:w16sdtdh="http://schemas.microsoft.com/office/word/2020/wordml/sdtdatahash" xmlns:w16sdtfl="http://schemas.microsoft.com/office/word/2024/wordml/sdtformatlock" xmlns:w16se="http://schemas.microsoft.com/office/word/2015/wordml/symex" xmlns:wpg="http://schemas.microsoft.com/office/word/2010/wordprocessingGroup" xmlns:wpi="http://schemas.microsoft.com/office/word/2010/wordprocessingInk" xmlns:wne="http://schemas.microsoft.com/office/word/2006/wordml" xmlns:wps="http://schemas.microsoft.com/office/word/2010/wordprocessingShape" mc:Ignorable="w14 w15 w16se w16cid w16 w16cex w16sdtdh w16sdtfl w16du wp14">
   <w:tbl>
     <w:tblPr>
@@ -767,7 +755,7 @@
             <w:rPr>
               <w:noProof/>
             </w:rPr>
-            <w:t>Thursday, 10 September 2026</w:t>
+            <w:t>Friday, 11 September 2026</w:t>
           </w:r>
           <w:r>
             <w:fldChar w:fldCharType="end"/>
@@ -2008,7 +1996,6 @@
     <w:uiPriority w:val="1"/>
     <w:semiHidden/>
     <w:unhideWhenUsed/>
-    <w:rsid w:val="00C55A78"/>
   </w:style>
   <w:style w:type="table" w:default="1" w:styleId="TableNormal">
     <w:name w:val="Normal Table"/>
@@ -2030,7 +2017,6 @@
     <w:uiPriority w:val="99"/>
     <w:semiHidden/>
     <w:unhideWhenUsed/>
-    <w:rsid w:val="00C55A78"/>
   </w:style>
   <w:style w:type="table" w:styleId="TableGrid">
     <w:name w:val="Table Grid"/>
@@ -29151,18 +29137,21 @@
     <w:sig w:usb0="00000003" w:usb1="10000000" w:usb2="00000000" w:usb3="00000000" w:csb0="80000001" w:csb1="00000000"/>
   </w:font>
   <w:font w:name="Aptos Narrow">
+    <w:panose1 w:val="020B0004020202020204"/>
     <w:charset w:val="00"/>
     <w:family w:val="swiss"/>
     <w:pitch w:val="variable"/>
     <w:sig w:usb0="20000287" w:usb1="00000003" w:usb2="00000000" w:usb3="00000000" w:csb0="0000019F" w:csb1="00000000"/>
   </w:font>
   <w:font w:name="Aptos">
+    <w:panose1 w:val="020B0004020202020204"/>
     <w:charset w:val="00"/>
     <w:family w:val="swiss"/>
     <w:pitch w:val="variable"/>
     <w:sig w:usb0="20000287" w:usb1="00000003" w:usb2="00000000" w:usb3="00000000" w:csb0="0000019F" w:csb1="00000000"/>
   </w:font>
   <w:font w:name="Aptos Display">
+    <w:panose1 w:val="020B0004020202020204"/>
     <w:charset w:val="00"/>
     <w:family w:val="swiss"/>
     <w:pitch w:val="variable"/>
@@ -29192,6 +29181,7 @@
     <w:rsid w:val="00073078"/>
     <w:rsid w:val="0009355D"/>
     <w:rsid w:val="000B0D08"/>
+    <w:rsid w:val="000D7158"/>
     <w:rsid w:val="001024F7"/>
     <w:rsid w:val="00133336"/>
     <w:rsid w:val="001D6FE3"/>
@@ -29203,6 +29193,7 @@
     <w:rsid w:val="002F6AA1"/>
     <w:rsid w:val="003514EE"/>
     <w:rsid w:val="00377866"/>
+    <w:rsid w:val="003B0892"/>
     <w:rsid w:val="003C12CB"/>
     <w:rsid w:val="003D1B0C"/>
     <w:rsid w:val="003E037C"/>
@@ -29226,6 +29217,7 @@
     <w:rsid w:val="0080614B"/>
     <w:rsid w:val="00822ACB"/>
     <w:rsid w:val="00825186"/>
+    <w:rsid w:val="0087642A"/>
     <w:rsid w:val="0089757A"/>
     <w:rsid w:val="008A720C"/>
     <w:rsid w:val="008C225B"/>
@@ -29247,6 +29239,7 @@
     <w:rsid w:val="00BA388E"/>
     <w:rsid w:val="00BC1D59"/>
     <w:rsid w:val="00BD662E"/>
+    <w:rsid w:val="00BF23B7"/>
     <w:rsid w:val="00BF27CE"/>
     <w:rsid w:val="00C03606"/>
     <w:rsid w:val="00C8114F"/>
@@ -30104,6 +30097,177 @@
 </file>
 
 <file path=customXml/item1.xml><?xml version="1.0" encoding="utf-8"?>
+<b:Sources xmlns:b="http://schemas.openxmlformats.org/officeDocument/2006/bibliography" xmlns="http://schemas.openxmlformats.org/officeDocument/2006/bibliography" SelectedStyle="\APASixthEditionOfficeOnline.xsl" StyleName="APA" Version="6"/>
+</file>
+
+<file path=customXml/item2.xml>��< ? x m l   v e r s i o n = " 1 . 0 "   e n c o d i n g = " u t f - 1 6 " ? > < N a v W o r d R e p o r t X m l P a r t   x m l n s = " u r n : m i c r o s o f t - d y n a m i c s - b u s i n e s s c e n t r a l / i n t e r n a l / e x t e n d e d / r e p o r t s / T e n a n t _ R e p o r t _ D e f a u l t s / 2 0 0 0 0 0 0 0 0 1 / " > + 
+     < B C R e p o r t I n f o r m a t i o n > + 
+         < R e p o r t M e t a d a t a > + 
+             < E x t e n s i o n I d > E x t e n s i o n   I D < / E x t e n s i o n I d > + 
+             < E x t e n s i o n N a m e > E x t e n s i o n   N a m e < / E x t e n s i o n N a m e > + 
+             < E x t e n s i o n P u b l i s h e r > E x t e n s i o n   P u b l i s h e r < / E x t e n s i o n P u b l i s h e r > + 
+             < E x t e n s i o n V e r s i o n > E x t e n s i o n   V e r s i o n < / E x t e n s i o n V e r s i o n > + 
+             < R e p o r t I d > R e p o r t   I D < / R e p o r t I d > + 
+             < R e p o r t N a m e > R e p o r t   N a m e < / R e p o r t N a m e > + 
+             < R e p o r t C a p t i o n > R e p o r t   C a p t i o n < / R e p o r t C a p t i o n > + 
+             < A b o u t T h i s R e p o r t T i t l e > A b o u t   T h i s   R e p o r t   T i t l e < / A b o u t T h i s R e p o r t T i t l e > + 
+             < A b o u t T h i s R e p o r t T e x t > A b o u t   T h i s   R e p o r t   T e x t < / A b o u t T h i s R e p o r t T e x t > + 
+             < R e p o r t H e l p L i n k > R e p o r t   H e l p   L i n k < / R e p o r t H e l p L i n k > + 
+         < / R e p o r t M e t a d a t a > + 
+         < R e p o r t R e q u e s t > + 
+             < T e n a n t E n t r a I d > T e n a n t   E n t r a   I d < / T e n a n t E n t r a I d > + 
+             < E n v i r o n m e n t N a m e > E n v i r o n m e n t   N a m e < / E n v i r o n m e n t N a m e > + 
+             < E n v i r o n m e n t T y p e > E n v i r o n m e n t   T y p e < / E n v i r o n m e n t T y p e > + 
+             < C o m p a n y N a m e > C o m p a n y   N a m e < / C o m p a n y N a m e > + 
+             < C o m p a n y D i s p l a y N a m e > C o m p a n y   D i s p l a y   N a m e < / C o m p a n y D i s p l a y N a m e > + 
+             < C o m p a n y I d > C o m p a n y   I D < / C o m p a n y I d > + 
+             < U s e r N a m e > U s e r   N a m e < / U s e r N a m e > + 
+             < D a t e A n d T i m e > D a t e   a n d   T i m e < / D a t e A n d T i m e > + 
+             < L a n g u a g e > L a n g u a g e < / L a n g u a g e > + 
+             < F o r m a t R e g i o n > F o r m a t   R e g i o n < / F o r m a t R e g i o n > + 
+             < D a t e T i m e V a l u e s > + 
+                 < Y e a r > Y e a r < / Y e a r > + 
+                 < M o n t h N u m b e r > M o n t h   N u m b e r < / M o n t h N u m b e r > + 
+                 < D a y N u m b e r > D a y   N u m b e r < / D a y N u m b e r > + 
+                 < H o u r > H o u r < / H o u r > + 
+                 < M i n u t e > M i n u t e < / M i n u t e > + 
+             < / D a t e T i m e V a l u e s > + 
+         < / R e p o r t R e q u e s t > + 
+         < C o m p a n y M e t a d a t a > + 
+             < C o m p a n y N a m e > C o m p a n y   N a m e < / C o m p a n y N a m e > + 
+             < C o m p a n y D i s p l a y N a m e > C o m p a n y   D i s p l a y   N a m e < / C o m p a n y D i s p l a y N a m e > + 
+             < C o m p a n y A d d r e s s L i n e s > + 
+                 < C o m p a n y A d d r e s s L i n e 1 > C o m p a n y   A d d r e s s   L i n e   1 < / C o m p a n y A d d r e s s L i n e 1 > + 
+                 < C o m p a n y A d d r e s s L i n e 2 > C o m p a n y   A d d r e s s   L i n e   2 < / C o m p a n y A d d r e s s L i n e 2 > + 
+                 < C o m p a n y A d d r e s s L i n e 3 > C o m p a n y   A d d r e s s   L i n e   3 < / C o m p a n y A d d r e s s L i n e 3 > + 
+                 < C o m p a n y A d d r e s s L i n e 4 > C o m p a n y   A d d r e s s   L i n e   4 < / C o m p a n y A d d r e s s L i n e 4 > + 
+                 < C o m p a n y A d d r e s s L i n e 5 > C o m p a n y   A d d r e s s   L i n e   5 < / C o m p a n y A d d r e s s L i n e 5 > + 
+                 < C o m p a n y A d d r e s s L i n e 6 > C o m p a n y   A d d r e s s   L i n e   6 < / C o m p a n y A d d r e s s L i n e 6 > + 
+                 < C o m p a n y A d d r e s s L i n e 7 > C o m p a n y   A d d r e s s   L i n e   7 < / C o m p a n y A d d r e s s L i n e 7 > + 
+                 < C o m p a n y A d d r e s s L i n e 8 > C o m p a n y   A d d r e s s   L i n e   8 < / C o m p a n y A d d r e s s L i n e 8 > + 
+             < / C o m p a n y A d d r e s s L i n e s > + 
+             < C o m p a n y P h o n e > C o m p a n y   P h o n e < / C o m p a n y P h o n e > + 
+             < C o m p a n y P h o n e C a p t i o n > C o m p a n y   P h o n e   C a p t i o n < / C o m p a n y P h o n e C a p t i o n > + 
+             < C o m p a n y F a x N o > C o m p a n y   F a x   N o . < / C o m p a n y F a x N o > + 
+             < C o m p a n y F a x N o C a p t i o n > C o m p a n y   F a x   N o .   C a p t i o n < / C o m p a n y F a x N o C a p t i o n > + 
+             < C o m p a n y E m a i l > C o m p a n y   E m a i l < / C o m p a n y E m a i l > + 
+             < C o m p a n y E m a i l C a p t i o n > C o m p a n y   E m a i l   C a p t i o n < / C o m p a n y E m a i l C a p t i o n > + 
+             < C o m p a n y H o m e P a g e > C o m p a n y   H o m e   P a g e < / C o m p a n y H o m e P a g e > + 
+             < C o m p a n y H o m e P a g e C a p t i o n > C o m p a n y   H o m e   P a g e   C a p t i o n < / C o m p a n y H o m e P a g e C a p t i o n > + 
+             < C o m p a n y L o g o > C o m p a n y   L o g o < / C o m p a n y L o g o > + 
+             < C o m p a n y V A T R e g i s t r a t i o n N o > C o m p a n y   V A T   R e g i s t r a t i o n   N o . < / C o m p a n y V A T R e g i s t r a t i o n N o > + 
+             < C o m p a n y V A T R e g i s t r a t i o n N o C a p t i o n > C o m p a n y   V A T   R e g i s t r a t i o n   N o .   C a p t i o n < / C o m p a n y V A T R e g i s t r a t i o n N o C a p t i o n > + 
+             < C o m p a n y R e g i s t r a t i o n N o > C o m p a n y   R e g i s t r a t i o n   N o . < / C o m p a n y R e g i s t r a t i o n N o > + 
+             < C o m p a n y R e g i s t r a t i o n N o C a p t i o n > C o m p a n y   R e g i s t r a t i o n   N o .   C a p t i o n < / C o m p a n y R e g i s t r a t i o n N o C a p t i o n > + 
+             < C o m p a n y B a n k N a m e > C o m p a n y   B a n k   N a m e < / C o m p a n y B a n k N a m e > + 
+             < C o m p a n y B a n k N a m e C a p t i o n > C o m p a n y   B a n k   N a m e   C a p t i o n < / C o m p a n y B a n k N a m e C a p t i o n > + 
+             < C o m p a n y B a n k A c c o u n t N o > C o m p a n y   B a n k   A c c o u n t   N o . < / C o m p a n y B a n k A c c o u n t N o > + 
+             < C o m p a n y B a n k A c c o u n t N o C a p t i o n > C o m p a n y   B a n k   A c c o u n t   N o .   C a p t i o n < / C o m p a n y B a n k A c c o u n t N o C a p t i o n > + 
+             < C o m p a n y B a n k B r a n c h N o > C o m p a n y   B a n k   B r a n c h   N o . < / C o m p a n y B a n k B r a n c h N o > + 
+             < C o m p a n y B a n k B r a n c h N o C a p t i o n > C o m p a n y   B a n k   B r a n c h   N o .   C a p t i o n < / C o m p a n y B a n k B r a n c h N o C a p t i o n > + 
+             < C o m p a n y I B A N > C o m p a n y   I B A N < / C o m p a n y I B A N > + 
+             < C o m p a n y I B A N C a p t i o n > C o m p a n y   I B A N   C a p t i o n < / C o m p a n y I B A N C a p t i o n > + 
+             < C o m p a n y B a n k S W I F T > C o m p a n y   B a n k   S W I F T < / C o m p a n y B a n k S W I F T > + 
+             < C o m p a n y B a n k S W I F T C a p t i o n > C o m p a n y   B a n k   S W I F T   C a p t i o n < / C o m p a n y B a n k S W I F T C a p t i o n > + 
+             < C o m p a n y G i r o N o > C o m p a n y   G i r o   N o . < / C o m p a n y G i r o N o > + 
+             < C o m p a n y G i r o N o C a p t i o n > C o m p a n y   G i r o   N o .   C a p t i o n < / C o m p a n y G i r o N o C a p t i o n > + 
+         < / C o m p a n y M e t a d a t a > + 
+     < / B C R e p o r t I n f o r m a t i o n > + 
+     < T o o l t i p s / > + 
+ < / N a v W o r d R e p o r t X m l P a r t > 
+</file>
+
+<file path=customXml/item3.xml><?xml version="1.0" encoding="utf-8"?>
+<p:properties xmlns:p="http://schemas.microsoft.com/office/2006/metadata/properties" xmlns:xsi="http://www.w3.org/2001/XMLSchema-instance" xmlns:pc="http://schemas.microsoft.com/office/infopath/2007/PartnerControls">
+  <documentManagement>
+    <Package xmlns="178f68d8-b893-4efd-8406-fab0f21873e4" xsi:nil="true"/>
+    <lcf76f155ced4ddcb4097134ff3c332f xmlns="178f68d8-b893-4efd-8406-fab0f21873e4">
+      <Terms xmlns="http://schemas.microsoft.com/office/infopath/2007/PartnerControls"/>
+    </lcf76f155ced4ddcb4097134ff3c332f>
+    <_ip_UnifiedCompliancePolicyUIAction xmlns="http://schemas.microsoft.com/sharepoint/v3" xsi:nil="true"/>
+    <TaxCatchAll xmlns="b83e059f-de16-406c-a902-3d56d4e79ec8" xsi:nil="true"/>
+    <Audience xmlns="178f68d8-b893-4efd-8406-fab0f21873e4" xsi:nil="true"/>
+    <_ip_UnifiedCompliancePolicyProperties xmlns="http://schemas.microsoft.com/sharepoint/v3" xsi:nil="true"/>
+    <DocumentType xmlns="178f68d8-b893-4efd-8406-fab0f21873e4" xsi:nil="true"/>
+  </documentManagement>
+</p:properties>
+</file>
+
+<file path=customXml/item4.xml><?xml version="1.0" encoding="utf-8"?>
 <ct:contentTypeSchema xmlns:ct="http://schemas.microsoft.com/office/2006/metadata/contentType" xmlns:ma="http://schemas.microsoft.com/office/2006/metadata/properties/metaAttributes" ct:_="" ma:_="" ma:contentTypeName="Document" ma:contentTypeID="0x0101001DCAE6B6EBFA5442B0B9E84E60AFF245" ma:contentTypeVersion="18" ma:contentTypeDescription="Create a new document." ma:contentTypeScope="" ma:versionID="69eec3b24558e1297a79cd42e69b0397">
   <xsd:schema xmlns:xsd="http://www.w3.org/2001/XMLSchema" xmlns:xs="http://www.w3.org/2001/XMLSchema" xmlns:p="http://schemas.microsoft.com/office/2006/metadata/properties" xmlns:ns1="http://schemas.microsoft.com/sharepoint/v3" xmlns:ns2="178f68d8-b893-4efd-8406-fab0f21873e4" xmlns:ns3="b83e059f-de16-406c-a902-3d56d4e79ec8" targetNamespace="http://schemas.microsoft.com/office/2006/metadata/properties" ma:root="true" ma:fieldsID="0f52a3acd42ec0bd0d267ba89c916a39" ns1:_="" ns2:_="" ns3:_="">
     <xsd:import namespace="http://schemas.microsoft.com/sharepoint/v3"/>
@@ -30369,7 +30533,7 @@
 </ct:contentTypeSchema>
 </file>
 
-<file path=customXml/item2.xml><?xml version="1.0" encoding="utf-8"?>
+<file path=customXml/item5.xml><?xml version="1.0" encoding="utf-8"?>
 <?mso-contentType ?>
 <FormTemplates xmlns="http://schemas.microsoft.com/sharepoint/v3/contenttype/forms">
   <Display>DocumentLibraryForm</Display>
@@ -30378,7 +30542,7 @@
 </FormTemplates>
 </file>
 
-<file path=customXml/item3.xml>��< ? x m l   v e r s i o n = " 1 . 0 "   e n c o d i n g = " u t f - 1 6 " ? > < N a v W o r d R e p o r t X m l P a r t   x m l n s = " u r n : m i c r o s o f t - d y n a m i c s - n a v / r e p o r t s / T e n a n t _ R e p o r t _ D e f a u l t s / 2 0 0 0 0 0 0 0 0 1 / " > +<file path=customXml/item6.xml>��< ? x m l   v e r s i o n = " 1 . 0 "   e n c o d i n g = " u t f - 1 6 " ? > < N a v W o r d R e p o r t X m l P a r t   x m l n s = " u r n : m i c r o s o f t - d y n a m i c s - n a v / r e p o r t s / T e n a n t _ R e p o r t _ D e f a u l t s / 2 0 0 0 0 0 0 0 0 1 / " >   
      < B C R e p o r t I n f o r m a t i o n >   
@@ -30527,178 +30691,35 @@
  < / N a v W o r d R e p o r t X m l P a r t > 
 </file>
 
-<file path=customXml/item4.xml><?xml version="1.0" encoding="utf-8"?>
-<b:Sources xmlns:b="http://schemas.openxmlformats.org/officeDocument/2006/bibliography" xmlns="http://schemas.openxmlformats.org/officeDocument/2006/bibliography" SelectedStyle="\APASixthEditionOfficeOnline.xsl" StyleName="APA" Version="6"/>
+<file path=customXml/itemProps1.xml><?xml version="1.0" encoding="utf-8"?>
+<ds:datastoreItem xmlns:ds="http://schemas.openxmlformats.org/officeDocument/2006/customXml" ds:itemID="{89DB96BF-8133-438A-AAD3-A3C21079AEB1}">
+  <ds:schemaRefs>
+    <ds:schemaRef ds:uri="http://schemas.openxmlformats.org/officeDocument/2006/bibliography"/>
+  </ds:schemaRefs>
+</ds:datastoreItem>
 </file>
 
-<file path=customXml/item5.xml>��< ? x m l   v e r s i o n = " 1 . 0 "   e n c o d i n g = " u t f - 1 6 " ? > < N a v W o r d R e p o r t X m l P a r t   x m l n s = " u r n : m i c r o s o f t - d y n a m i c s - b u s i n e s s c e n t r a l / i n t e r n a l / e x t e n d e d / r e p o r t s / T e n a n t _ R e p o r t _ D e f a u l t s / 2 0 0 0 0 0 0 0 0 1 / " > - 
-     < B C R e p o r t I n f o r m a t i o n > - 
-         < R e p o r t M e t a d a t a > - 
-             < E x t e n s i o n I d > E x t e n s i o n   I D < / E x t e n s i o n I d > - 
-             < E x t e n s i o n N a m e > E x t e n s i o n   N a m e < / E x t e n s i o n N a m e > - 
-             < E x t e n s i o n P u b l i s h e r > E x t e n s i o n   P u b l i s h e r < / E x t e n s i o n P u b l i s h e r > - 
-             < E x t e n s i o n V e r s i o n > E x t e n s i o n   V e r s i o n < / E x t e n s i o n V e r s i o n > - 
-             < R e p o r t I d > R e p o r t   I D < / R e p o r t I d > - 
-             < R e p o r t N a m e > R e p o r t   N a m e < / R e p o r t N a m e > - 
-             < R e p o r t C a p t i o n > R e p o r t   C a p t i o n < / R e p o r t C a p t i o n > - 
-             < A b o u t T h i s R e p o r t T i t l e > A b o u t   T h i s   R e p o r t   T i t l e < / A b o u t T h i s R e p o r t T i t l e > - 
-             < A b o u t T h i s R e p o r t T e x t > A b o u t   T h i s   R e p o r t   T e x t < / A b o u t T h i s R e p o r t T e x t > - 
-             < R e p o r t H e l p L i n k > R e p o r t   H e l p   L i n k < / R e p o r t H e l p L i n k > - 
-         < / R e p o r t M e t a d a t a > - 
-         < R e p o r t R e q u e s t > - 
-             < T e n a n t E n t r a I d > T e n a n t   E n t r a   I d < / T e n a n t E n t r a I d > - 
-             < E n v i r o n m e n t N a m e > E n v i r o n m e n t   N a m e < / E n v i r o n m e n t N a m e > - 
-             < E n v i r o n m e n t T y p e > E n v i r o n m e n t   T y p e < / E n v i r o n m e n t T y p e > - 
-             < C o m p a n y N a m e > C o m p a n y   N a m e < / C o m p a n y N a m e > - 
-             < C o m p a n y D i s p l a y N a m e > C o m p a n y   D i s p l a y   N a m e < / C o m p a n y D i s p l a y N a m e > - 
-             < C o m p a n y I d > C o m p a n y   I D < / C o m p a n y I d > - 
-             < U s e r N a m e > U s e r   N a m e < / U s e r N a m e > - 
-             < D a t e A n d T i m e > D a t e   a n d   T i m e < / D a t e A n d T i m e > - 
-             < L a n g u a g e > L a n g u a g e < / L a n g u a g e > - 
-             < F o r m a t R e g i o n > F o r m a t   R e g i o n < / F o r m a t R e g i o n > - 
-             < D a t e T i m e V a l u e s > - 
-                 < Y e a r > Y e a r < / Y e a r > - 
-                 < M o n t h N u m b e r > M o n t h   N u m b e r < / M o n t h N u m b e r > - 
-                 < D a y N u m b e r > D a y   N u m b e r < / D a y N u m b e r > - 
-                 < H o u r > H o u r < / H o u r > - 
-                 < M i n u t e > M i n u t e < / M i n u t e > - 
-             < / D a t e T i m e V a l u e s > - 
-         < / R e p o r t R e q u e s t > - 
-         < C o m p a n y M e t a d a t a > - 
-             < C o m p a n y N a m e > C o m p a n y   N a m e < / C o m p a n y N a m e > - 
-             < C o m p a n y D i s p l a y N a m e > C o m p a n y   D i s p l a y   N a m e < / C o m p a n y D i s p l a y N a m e > - 
-             < C o m p a n y A d d r e s s L i n e s > - 
-                 < C o m p a n y A d d r e s s L i n e 1 > C o m p a n y   A d d r e s s   L i n e   1 < / C o m p a n y A d d r e s s L i n e 1 > - 
-                 < C o m p a n y A d d r e s s L i n e 2 > C o m p a n y   A d d r e s s   L i n e   2 < / C o m p a n y A d d r e s s L i n e 2 > - 
-                 < C o m p a n y A d d r e s s L i n e 3 > C o m p a n y   A d d r e s s   L i n e   3 < / C o m p a n y A d d r e s s L i n e 3 > - 
-                 < C o m p a n y A d d r e s s L i n e 4 > C o m p a n y   A d d r e s s   L i n e   4 < / C o m p a n y A d d r e s s L i n e 4 > - 
-                 < C o m p a n y A d d r e s s L i n e 5 > C o m p a n y   A d d r e s s   L i n e   5 < / C o m p a n y A d d r e s s L i n e 5 > - 
-                 < C o m p a n y A d d r e s s L i n e 6 > C o m p a n y   A d d r e s s   L i n e   6 < / C o m p a n y A d d r e s s L i n e 6 > - 
-                 < C o m p a n y A d d r e s s L i n e 7 > C o m p a n y   A d d r e s s   L i n e   7 < / C o m p a n y A d d r e s s L i n e 7 > - 
-                 < C o m p a n y A d d r e s s L i n e 8 > C o m p a n y   A d d r e s s   L i n e   8 < / C o m p a n y A d d r e s s L i n e 8 > - 
-             < / C o m p a n y A d d r e s s L i n e s > - 
-             < C o m p a n y P h o n e > C o m p a n y   P h o n e < / C o m p a n y P h o n e > - 
-             < C o m p a n y P h o n e C a p t i o n > C o m p a n y   P h o n e   C a p t i o n < / C o m p a n y P h o n e C a p t i o n > - 
-             < C o m p a n y F a x N o > C o m p a n y   F a x   N o . < / C o m p a n y F a x N o > - 
-             < C o m p a n y F a x N o C a p t i o n > C o m p a n y   F a x   N o .   C a p t i o n < / C o m p a n y F a x N o C a p t i o n > - 
-             < C o m p a n y E m a i l > C o m p a n y   E m a i l < / C o m p a n y E m a i l > - 
-             < C o m p a n y E m a i l C a p t i o n > C o m p a n y   E m a i l   C a p t i o n < / C o m p a n y E m a i l C a p t i o n > - 
-             < C o m p a n y H o m e P a g e > C o m p a n y   H o m e   P a g e < / C o m p a n y H o m e P a g e > - 
-             < C o m p a n y H o m e P a g e C a p t i o n > C o m p a n y   H o m e   P a g e   C a p t i o n < / C o m p a n y H o m e P a g e C a p t i o n > - 
-             < C o m p a n y L o g o > C o m p a n y   L o g o < / C o m p a n y L o g o > - 
-             < C o m p a n y V A T R e g i s t r a t i o n N o > C o m p a n y   V A T   R e g i s t r a t i o n   N o . < / C o m p a n y V A T R e g i s t r a t i o n N o > - 
-             < C o m p a n y V A T R e g i s t r a t i o n N o C a p t i o n > C o m p a n y   V A T   R e g i s t r a t i o n   N o .   C a p t i o n < / C o m p a n y V A T R e g i s t r a t i o n N o C a p t i o n > - 
-             < C o m p a n y R e g i s t r a t i o n N o > C o m p a n y   R e g i s t r a t i o n   N o . < / C o m p a n y R e g i s t r a t i o n N o > - 
-             < C o m p a n y R e g i s t r a t i o n N o C a p t i o n > C o m p a n y   R e g i s t r a t i o n   N o .   C a p t i o n < / C o m p a n y R e g i s t r a t i o n N o C a p t i o n > - 
-             < C o m p a n y B a n k N a m e > C o m p a n y   B a n k   N a m e < / C o m p a n y B a n k N a m e > - 
-             < C o m p a n y B a n k N a m e C a p t i o n > C o m p a n y   B a n k   N a m e   C a p t i o n < / C o m p a n y B a n k N a m e C a p t i o n > - 
-             < C o m p a n y B a n k A c c o u n t N o > C o m p a n y   B a n k   A c c o u n t   N o . < / C o m p a n y B a n k A c c o u n t N o > - 
-             < C o m p a n y B a n k A c c o u n t N o C a p t i o n > C o m p a n y   B a n k   A c c o u n t   N o .   C a p t i o n < / C o m p a n y B a n k A c c o u n t N o C a p t i o n > - 
-             < C o m p a n y B a n k B r a n c h N o > C o m p a n y   B a n k   B r a n c h   N o . < / C o m p a n y B a n k B r a n c h N o > - 
-             < C o m p a n y B a n k B r a n c h N o C a p t i o n > C o m p a n y   B a n k   B r a n c h   N o .   C a p t i o n < / C o m p a n y B a n k B r a n c h N o C a p t i o n > - 
-             < C o m p a n y I B A N > C o m p a n y   I B A N < / C o m p a n y I B A N > - 
-             < C o m p a n y I B A N C a p t i o n > C o m p a n y   I B A N   C a p t i o n < / C o m p a n y I B A N C a p t i o n > - 
-             < C o m p a n y B a n k S W I F T > C o m p a n y   B a n k   S W I F T < / C o m p a n y B a n k S W I F T > - 
-             < C o m p a n y B a n k S W I F T C a p t i o n > C o m p a n y   B a n k   S W I F T   C a p t i o n < / C o m p a n y B a n k S W I F T C a p t i o n > - 
-             < C o m p a n y G i r o N o > C o m p a n y   G i r o   N o . < / C o m p a n y G i r o N o > - 
-             < C o m p a n y G i r o N o C a p t i o n > C o m p a n y   G i r o   N o .   C a p t i o n < / C o m p a n y G i r o N o C a p t i o n > - 
-         < / C o m p a n y M e t a d a t a > - 
-     < / B C R e p o r t I n f o r m a t i o n > - 
-     < T o o l t i p s / > - 
- < / N a v W o r d R e p o r t X m l P a r t > 
+<file path=customXml/itemProps2.xml><?xml version="1.0" encoding="utf-8"?>
+<ds:datastoreItem xmlns:ds="http://schemas.openxmlformats.org/officeDocument/2006/customXml" ds:itemID="{88A21B06-7074-4F2C-AB37-4DA9E7380CCD}">
+  <ds:schemaRefs>
+    <ds:schemaRef ds:uri="urn:microsoft-dynamics-businesscentral/internal/extended/reports/Tenant_Report_Defaults/2000000001/"/>
+  </ds:schemaRefs>
+</ds:datastoreItem>
 </file>
 
-<file path=customXml/item6.xml><?xml version="1.0" encoding="utf-8"?>
-<p:properties xmlns:p="http://schemas.microsoft.com/office/2006/metadata/properties" xmlns:xsi="http://www.w3.org/2001/XMLSchema-instance" xmlns:pc="http://schemas.microsoft.com/office/infopath/2007/PartnerControls">
-  <documentManagement>
-    <Package xmlns="178f68d8-b893-4efd-8406-fab0f21873e4" xsi:nil="true"/>
-    <lcf76f155ced4ddcb4097134ff3c332f xmlns="178f68d8-b893-4efd-8406-fab0f21873e4">
-      <Terms xmlns="http://schemas.microsoft.com/office/infopath/2007/PartnerControls"/>
-    </lcf76f155ced4ddcb4097134ff3c332f>
-    <_ip_UnifiedCompliancePolicyUIAction xmlns="http://schemas.microsoft.com/sharepoint/v3" xsi:nil="true"/>
-    <TaxCatchAll xmlns="b83e059f-de16-406c-a902-3d56d4e79ec8" xsi:nil="true"/>
-    <Audience xmlns="178f68d8-b893-4efd-8406-fab0f21873e4" xsi:nil="true"/>
-    <_ip_UnifiedCompliancePolicyProperties xmlns="http://schemas.microsoft.com/sharepoint/v3" xsi:nil="true"/>
-    <DocumentType xmlns="178f68d8-b893-4efd-8406-fab0f21873e4" xsi:nil="true"/>
-  </documentManagement>
-</p:properties>
+<file path=customXml/itemProps3.xml><?xml version="1.0" encoding="utf-8"?>
+<ds:datastoreItem xmlns:ds="http://schemas.openxmlformats.org/officeDocument/2006/customXml" ds:itemID="{13DD77B3-F376-45C3-B655-8B8D4791ED03}">
+  <ds:schemaRefs>
+    <ds:schemaRef ds:uri="http://schemas.microsoft.com/office/2006/metadata/properties"/>
+    <ds:schemaRef ds:uri="http://schemas.microsoft.com/office/infopath/2007/PartnerControls"/>
+    <ds:schemaRef ds:uri="178f68d8-b893-4efd-8406-fab0f21873e4"/>
+    <ds:schemaRef ds:uri="http://schemas.microsoft.com/sharepoint/v3"/>
+    <ds:schemaRef ds:uri="b83e059f-de16-406c-a902-3d56d4e79ec8"/>
+  </ds:schemaRefs>
+</ds:datastoreItem>
 </file>
 
-<file path=customXml/itemProps1.xml><?xml version="1.0" encoding="utf-8"?>
+<file path=customXml/itemProps4.xml><?xml version="1.0" encoding="utf-8"?>
 <ds:datastoreItem xmlns:ds="http://schemas.openxmlformats.org/officeDocument/2006/customXml" ds:itemID="{6EFA0DA6-B9A4-44B7-8A69-60863F27AABE}">
   <ds:schemaRefs>
     <ds:schemaRef ds:uri="http://schemas.microsoft.com/office/2006/metadata/contentType"/>
@@ -30718,7 +30739,7 @@
 </ds:datastoreItem>
 </file>
 
-<file path=customXml/itemProps2.xml><?xml version="1.0" encoding="utf-8"?>
+<file path=customXml/itemProps5.xml><?xml version="1.0" encoding="utf-8"?>
 <ds:datastoreItem xmlns:ds="http://schemas.openxmlformats.org/officeDocument/2006/customXml" ds:itemID="{5A675BC9-7FEC-400B-A75F-B14075E64DE4}">
   <ds:schemaRefs>
     <ds:schemaRef ds:uri="http://schemas.microsoft.com/sharepoint/v3/contenttype/forms"/>
@@ -30726,38 +30747,10 @@
 </ds:datastoreItem>
 </file>
 
-<file path=customXml/itemProps3.xml><?xml version="1.0" encoding="utf-8"?>
+<file path=customXml/itemProps6.xml><?xml version="1.0" encoding="utf-8"?>
 <ds:datastoreItem xmlns:ds="http://schemas.openxmlformats.org/officeDocument/2006/customXml" ds:itemID="{91D0ED6D-D597-4923-BDAC-044C0807CB68}">
   <ds:schemaRefs>
     <ds:schemaRef ds:uri="urn:microsoft-dynamics-nav/reports/Tenant_Report_Defaults/2000000001/"/>
-  </ds:schemaRefs>
-</ds:datastoreItem>
-</file>
-
-<file path=customXml/itemProps4.xml><?xml version="1.0" encoding="utf-8"?>
-<ds:datastoreItem xmlns:ds="http://schemas.openxmlformats.org/officeDocument/2006/customXml" ds:itemID="{89DB96BF-8133-438A-AAD3-A3C21079AEB1}">
-  <ds:schemaRefs>
-    <ds:schemaRef ds:uri="http://schemas.openxmlformats.org/officeDocument/2006/bibliography"/>
-  </ds:schemaRefs>
-</ds:datastoreItem>
-</file>
-
-<file path=customXml/itemProps5.xml><?xml version="1.0" encoding="utf-8"?>
-<ds:datastoreItem xmlns:ds="http://schemas.openxmlformats.org/officeDocument/2006/customXml" ds:itemID="{88A21B06-7074-4F2C-AB37-4DA9E7380CCD}">
-  <ds:schemaRefs>
-    <ds:schemaRef ds:uri="urn:microsoft-dynamics-businesscentral/internal/extended/reports/Tenant_Report_Defaults/2000000001/"/>
-  </ds:schemaRefs>
-</ds:datastoreItem>
-</file>
-
-<file path=customXml/itemProps6.xml><?xml version="1.0" encoding="utf-8"?>
-<ds:datastoreItem xmlns:ds="http://schemas.openxmlformats.org/officeDocument/2006/customXml" ds:itemID="{13DD77B3-F376-45C3-B655-8B8D4791ED03}">
-  <ds:schemaRefs>
-    <ds:schemaRef ds:uri="http://schemas.microsoft.com/office/2006/metadata/properties"/>
-    <ds:schemaRef ds:uri="http://schemas.microsoft.com/office/infopath/2007/PartnerControls"/>
-    <ds:schemaRef ds:uri="178f68d8-b893-4efd-8406-fab0f21873e4"/>
-    <ds:schemaRef ds:uri="http://schemas.microsoft.com/sharepoint/v3"/>
-    <ds:schemaRef ds:uri="b83e059f-de16-406c-a902-3d56d4e79ec8"/>
   </ds:schemaRefs>
 </ds:datastoreItem>
 </file>

--- a/src/Layers/W1/BaseApp/Foundation/Reporting/ReportParts/HeaderFooterDesign/InternalMinimalisticCentered.docx
+++ b/src/Layers/W1/BaseApp/Foundation/Reporting/ReportParts/HeaderFooterDesign/InternalMinimalisticCentered.docx
@@ -240,6 +240,7 @@
           </w:placeholder>
           <w15:color w:val="808080"/>
           <w:text/>
+          <w:dataBinding w:prefixMappings="xmlns:ns0='urn:microsoft-dynamics-nav/reports/Tenant_Report_Defaults/2000000001/' " w:xpath="/ns0:NavWordReportXmlPart[1]/ns0:BCReportInformation[1]/ns0:ReportRequest[1]/ns0:CompanyName[1]"/>
         </w:sdtPr>
         <w:sdtContent>
           <w:tc>
@@ -276,6 +277,7 @@
           </w:placeholder>
           <w15:color w:val="808080"/>
           <w:text/>
+          <w:dataBinding w:prefixMappings="xmlns:ns0='urn:microsoft-dynamics-nav/reports/Tenant_Report_Defaults/2000000001/' " w:xpath="/ns0:NavWordReportXmlPart[1]/ns0:BCReportInformation[1]/ns0:ReportRequest[1]/ns0:UserName[1]"/>
         </w:sdtPr>
         <w:sdtContent>
           <w:tc>
@@ -479,6 +481,7 @@
           </w:placeholder>
           <w15:color w:val="808080"/>
           <w:text/>
+          <w:dataBinding w:prefixMappings="xmlns:ns0='urn:microsoft-dynamics-nav/reports/Tenant_Report_Defaults/2000000001/' " w:xpath="/ns0:NavWordReportXmlPart[1]/ns0:BCReportInformation[1]/ns0:ReportRequest[1]/ns0:CompanyName[1]"/>
         </w:sdtPr>
         <w:sdtContent>
           <w:tc>
@@ -516,6 +519,7 @@
           </w:placeholder>
           <w15:color w:val="808080"/>
           <w:text/>
+          <w:dataBinding w:prefixMappings="xmlns:ns0='urn:microsoft-dynamics-nav/reports/Tenant_Report_Defaults/2000000001/' " w:xpath="/ns0:NavWordReportXmlPart[1]/ns0:BCReportInformation[1]/ns0:ReportRequest[1]/ns0:UserName[1]"/>
         </w:sdtPr>
         <w:sdtContent>
           <w:tc>
@@ -606,7 +610,7 @@
             </w:tabs>
             <w:spacing w:after="120" w:line="276" w:lineRule="auto"/>
             <w:rPr>
-              <w:rFonts w:ascii="Aptos Narrow" w:eastAsiaTheme="majorEastAsia" w:hAnsi="Aptos Narrow" w:cstheme="majorBidi"/>
+              <w:rFonts w:ascii="Aptos Narrow" w:hAnsi="Aptos Narrow" w:eastAsiaTheme="majorEastAsia" w:cstheme="majorBidi"/>
               <w:color w:val="242424"/>
               <w:sz w:val="36"/>
               <w:szCs w:val="36"/>
@@ -615,7 +619,7 @@
           <w:sdt>
             <w:sdtPr>
               <w:rPr>
-                <w:rFonts w:asciiTheme="majorHAnsi" w:eastAsiaTheme="majorEastAsia" w:hAnsiTheme="majorHAnsi" w:cstheme="majorHAnsi"/>
+                <w:rFonts w:asciiTheme="majorHAnsi" w:hAnsiTheme="majorHAnsi" w:eastAsiaTheme="majorEastAsia" w:cstheme="majorHAnsi"/>
                 <w:color w:val="242424"/>
                 <w:sz w:val="36"/>
                 <w:szCs w:val="36"/>
@@ -628,11 +632,12 @@
               </w:placeholder>
               <w15:color w:val="808080"/>
               <w:text/>
+              <w:dataBinding w:prefixMappings="xmlns:ns0='urn:microsoft-dynamics-nav/reports/Tenant_Report_Defaults/2000000001/' " w:xpath="/ns0:NavWordReportXmlPart[1]/ns0:BCReportInformation[1]/ns0:ReportMetadata[1]/ns0:ReportCaption[1]"/>
             </w:sdtPr>
             <w:sdtContent>
               <w:r>
                 <w:rPr>
-                  <w:rFonts w:asciiTheme="majorHAnsi" w:eastAsiaTheme="majorEastAsia" w:hAnsiTheme="majorHAnsi" w:cstheme="majorHAnsi"/>
+                  <w:rFonts w:asciiTheme="majorHAnsi" w:hAnsiTheme="majorHAnsi" w:eastAsiaTheme="majorEastAsia" w:cstheme="majorHAnsi"/>
                   <w:color w:val="242424"/>
                   <w:sz w:val="36"/>
                   <w:szCs w:val="36"/>
@@ -725,6 +730,7 @@
               </w:placeholder>
               <w15:color w:val="808080"/>
               <w:text/>
+              <w:dataBinding w:prefixMappings="xmlns:ns0='urn:microsoft-dynamics-nav/reports/Tenant_Report_Defaults/2000000001/' " w:xpath="/ns0:NavWordReportXmlPart[1]/ns0:BCReportInformation[1]/ns0:ReportMetadata[1]/ns0:ReportCaption[1]"/>
             </w:sdtPr>
             <w:sdtContent>
               <w:r>

--- a/src/Layers/W1/BaseApp/Foundation/Reporting/ReportParts/HeaderFooterDesign/InternalMinimalisticCentered.docx
+++ b/src/Layers/W1/BaseApp/Foundation/Reporting/ReportParts/HeaderFooterDesign/InternalMinimalisticCentered.docx
@@ -227,19 +227,7 @@
       </w:tc>
       <w:sdt>
         <w:sdtPr>
-          <w:rPr>
-            <w:rFonts w:cstheme="minorHAnsi"/>
-            <w:b/>
-            <w:bCs/>
-          </w:rPr>
-          <w:alias w:val="CompanyName"/>
-          <w:tag w:val="#BC:InsertDataItem,BCReportInformation/ReportRequest/CompanyName"/>
-          <w:id w:val="1116805254"/>
-          <w:placeholder>
-            <w:docPart w:val="DE4047423A294343AF7E0A1FA5F43114"/>
-          </w:placeholder>
-          <w15:color w:val="808080"/>
-          <w:text/>
+          <w:dataBinding w:prefixMappings="xmlns:ns0='urn:microsoft-dynamics-nav/reports/Tenant_Report_Defaults/2000000001/'" w:xpath="/ns0:NavWordReportXmlPart[1]/ns0:BCReportInformation[1]/ns0:ReportRequest[1]/ns0:CompanyName[1]" w:storeItemID="{91D0ED6D-D597-4923-BDAC-044C0807CB68}"/>
         </w:sdtPr>
         <w:sdtContent>
           <w:tc>
@@ -268,14 +256,7 @@
       </w:sdt>
       <w:sdt>
         <w:sdtPr>
-          <w:alias w:val="UserName"/>
-          <w:tag w:val="#BC:InsertDataItem,BCReportInformation/ReportRequest/UserName"/>
-          <w:id w:val="-61253881"/>
-          <w:placeholder>
-            <w:docPart w:val="FA6A880DCD3D4ECAAB00A5D00A6485CB"/>
-          </w:placeholder>
-          <w15:color w:val="808080"/>
-          <w:text/>
+          <w:dataBinding w:prefixMappings="xmlns:ns0='urn:microsoft-dynamics-nav/reports/Tenant_Report_Defaults/2000000001/'" w:xpath="/ns0:NavWordReportXmlPart[1]/ns0:BCReportInformation[1]/ns0:ReportRequest[1]/ns0:UserName[1]" w:storeItemID="{91D0ED6D-D597-4923-BDAC-044C0807CB68}"/>
         </w:sdtPr>
         <w:sdtContent>
           <w:tc>
@@ -466,19 +447,7 @@
       </w:tc>
       <w:sdt>
         <w:sdtPr>
-          <w:rPr>
-            <w:rFonts w:cstheme="minorHAnsi"/>
-            <w:b/>
-            <w:bCs/>
-          </w:rPr>
-          <w:alias w:val="CompanyName"/>
-          <w:tag w:val="#BC:InsertDataItem,BCReportInformation/ReportRequest/CompanyName"/>
-          <w:id w:val="2116251966"/>
-          <w:placeholder>
-            <w:docPart w:val="189F106AA4F243559D35A8721519A0CA"/>
-          </w:placeholder>
-          <w15:color w:val="808080"/>
-          <w:text/>
+          <w:dataBinding w:prefixMappings="xmlns:ns0='urn:microsoft-dynamics-nav/reports/Tenant_Report_Defaults/2000000001/'" w:xpath="/ns0:NavWordReportXmlPart[1]/ns0:BCReportInformation[1]/ns0:ReportRequest[1]/ns0:CompanyName[1]" w:storeItemID="{91D0ED6D-D597-4923-BDAC-044C0807CB68}"/>
         </w:sdtPr>
         <w:sdtContent>
           <w:tc>
@@ -508,14 +477,7 @@
       </w:sdt>
       <w:sdt>
         <w:sdtPr>
-          <w:alias w:val="UserName"/>
-          <w:tag w:val="#BC:InsertDataItem,BCReportInformation/ReportRequest/UserName"/>
-          <w:id w:val="1925612057"/>
-          <w:placeholder>
-            <w:docPart w:val="DefaultPlaceholder_-1854013440"/>
-          </w:placeholder>
-          <w15:color w:val="808080"/>
-          <w:text/>
+          <w:dataBinding w:prefixMappings="xmlns:ns0='urn:microsoft-dynamics-nav/reports/Tenant_Report_Defaults/2000000001/'" w:xpath="/ns0:NavWordReportXmlPart[1]/ns0:BCReportInformation[1]/ns0:ReportRequest[1]/ns0:UserName[1]" w:storeItemID="{91D0ED6D-D597-4923-BDAC-044C0807CB68}"/>
         </w:sdtPr>
         <w:sdtContent>
           <w:tc>
@@ -606,7 +568,7 @@
             </w:tabs>
             <w:spacing w:after="120" w:line="276" w:lineRule="auto"/>
             <w:rPr>
-              <w:rFonts w:ascii="Aptos Narrow" w:eastAsiaTheme="majorEastAsia" w:hAnsi="Aptos Narrow" w:cstheme="majorBidi"/>
+              <w:rFonts w:ascii="Aptos Narrow" w:hAnsi="Aptos Narrow" w:eastAsiaTheme="majorEastAsia" w:cstheme="majorBidi"/>
               <w:color w:val="242424"/>
               <w:sz w:val="36"/>
               <w:szCs w:val="36"/>
@@ -614,25 +576,12 @@
           </w:pPr>
           <w:sdt>
             <w:sdtPr>
-              <w:rPr>
-                <w:rFonts w:asciiTheme="majorHAnsi" w:eastAsiaTheme="majorEastAsia" w:hAnsiTheme="majorHAnsi" w:cstheme="majorHAnsi"/>
-                <w:color w:val="242424"/>
-                <w:sz w:val="36"/>
-                <w:szCs w:val="36"/>
-              </w:rPr>
-              <w:alias w:val="ReportCaption"/>
-              <w:tag w:val="#BC:InsertDataItem,BCReportInformation/ReportMetadata/ReportCaption"/>
-              <w:id w:val="-270854158"/>
-              <w:placeholder>
-                <w:docPart w:val="CD058DD864F242E1995C1F67D4C9B094"/>
-              </w:placeholder>
-              <w15:color w:val="808080"/>
-              <w:text/>
+              <w:dataBinding w:prefixMappings="xmlns:ns0='urn:microsoft-dynamics-nav/reports/Tenant_Report_Defaults/2000000001/'" w:xpath="/ns0:NavWordReportXmlPart[1]/ns0:BCReportInformation[1]/ns0:ReportMetadata[1]/ns0:ReportCaption[1]" w:storeItemID="{91D0ED6D-D597-4923-BDAC-044C0807CB68}"/>
             </w:sdtPr>
             <w:sdtContent>
               <w:r>
                 <w:rPr>
-                  <w:rFonts w:asciiTheme="majorHAnsi" w:eastAsiaTheme="majorEastAsia" w:hAnsiTheme="majorHAnsi" w:cstheme="majorHAnsi"/>
+                  <w:rFonts w:asciiTheme="majorHAnsi" w:hAnsiTheme="majorHAnsi" w:eastAsiaTheme="majorEastAsia" w:cstheme="majorHAnsi"/>
                   <w:color w:val="242424"/>
                   <w:sz w:val="36"/>
                   <w:szCs w:val="36"/>
@@ -717,14 +666,7 @@
           </w:pPr>
           <w:sdt>
             <w:sdtPr>
-              <w:alias w:val="ReportCaption"/>
-              <w:tag w:val="#BC:InsertDataItem,BCReportInformation/ReportMetadata/ReportCaption"/>
-              <w:id w:val="-1604796218"/>
-              <w:placeholder>
-                <w:docPart w:val="15AAC71D25224291AB3829BED048310E"/>
-              </w:placeholder>
-              <w15:color w:val="808080"/>
-              <w:text/>
+              <w:dataBinding w:prefixMappings="xmlns:ns0='urn:microsoft-dynamics-nav/reports/Tenant_Report_Defaults/2000000001/'" w:xpath="/ns0:NavWordReportXmlPart[1]/ns0:BCReportInformation[1]/ns0:ReportMetadata[1]/ns0:ReportCaption[1]" w:storeItemID="{91D0ED6D-D597-4923-BDAC-044C0807CB68}"/>
             </w:sdtPr>
             <w:sdtContent>
               <w:r>

--- a/src/Layers/W1/BaseApp/Foundation/Reporting/ReportParts/HeaderFooterDesign/InternalMinimalisticCentered.docx
+++ b/src/Layers/W1/BaseApp/Foundation/Reporting/ReportParts/HeaderFooterDesign/InternalMinimalisticCentered.docx
@@ -3,58 +3,13 @@
 <w:document xmlns:wpc="http://schemas.microsoft.com/office/word/2010/wordprocessingCanvas" xmlns:cx="http://schemas.microsoft.com/office/drawing/2014/chartex" xmlns:cx1="http://schemas.microsoft.com/office/drawing/2015/9/8/chartex" xmlns:cx2="http://schemas.microsoft.com/office/drawing/2015/10/21/chartex" xmlns:cx3="http://schemas.microsoft.com/office/drawing/2016/5/9/chartex" xmlns:cx4="http://schemas.microsoft.com/office/drawing/2016/5/10/chartex" xmlns:cx5="http://schemas.microsoft.com/office/drawing/2016/5/11/chartex" xmlns:cx6="http://schemas.microsoft.com/office/drawing/2016/5/12/chartex" xmlns:cx7="http://schemas.microsoft.com/office/drawing/2016/5/13/chartex" xmlns:cx8="http://schemas.microsoft.com/office/drawing/2016/5/14/chartex" xmlns:mc="http://schemas.openxmlformats.org/markup-compatibility/2006" xmlns:aink="http://schemas.microsoft.com/office/drawing/2016/ink" xmlns:am3d="http://schemas.microsoft.com/office/drawing/2017/model3d" xmlns:o="urn:schemas-microsoft-com:office:office" xmlns:oel="http://schemas.microsoft.com/office/2019/extlst" xmlns:r="http://schemas.openxmlformats.org/officeDocument/2006/relationships" xmlns:m="http://schemas.openxmlformats.org/officeDocument/2006/math" xmlns:v="urn:schemas-microsoft-com:vml" xmlns:wp14="http://schemas.microsoft.com/office/word/2010/wordprocessingDrawing" xmlns:wp="http://schemas.openxmlformats.org/drawingml/2006/wordprocessingDrawing" xmlns:w10="urn:schemas-microsoft-com:office:word" xmlns:w="http://schemas.openxmlformats.org/wordprocessingml/2006/main" xmlns:w14="http://schemas.microsoft.com/office/word/2010/wordml" xmlns:w15="http://schemas.microsoft.com/office/word/2012/wordml" xmlns:w16cex="http://schemas.microsoft.com/office/word/2018/wordml/cex" xmlns:w16cid="http://schemas.microsoft.com/office/word/2016/wordml/cid" xmlns:w16="http://schemas.microsoft.com/office/word/2018/wordml" xmlns:w16du="http://schemas.microsoft.com/office/word/2023/wordml/word16du" xmlns:w16sdtdh="http://schemas.microsoft.com/office/word/2020/wordml/sdtdatahash" xmlns:w16sdtfl="http://schemas.microsoft.com/office/word/2024/wordml/sdtformatlock" xmlns:w16se="http://schemas.microsoft.com/office/word/2015/wordml/symex" xmlns:wpg="http://schemas.microsoft.com/office/word/2010/wordprocessingGroup" xmlns:wpi="http://schemas.microsoft.com/office/word/2010/wordprocessingInk" xmlns:wne="http://schemas.microsoft.com/office/word/2006/wordml" xmlns:wps="http://schemas.microsoft.com/office/word/2010/wordprocessingShape" mc:Ignorable="w14 w15 w16se w16cid w16 w16cex w16sdtdh w16sdtfl w16du wp14">
   <w:body>
     <w:p/>
-    <w:p>
-      <w:pPr>
-        <w:tabs>
-          <w:tab w:val="left" w:pos="5890"/>
-        </w:tabs>
-        <w:rPr>
-          <w:lang w:val="da-DK"/>
-        </w:rPr>
-      </w:pPr>
-      <w:r>
-        <w:rPr>
-          <w:lang w:val="da-DK"/>
-        </w:rPr>
-        <w:tab/>
-      </w:r>
-    </w:p>
-    <w:p>
-      <w:pPr>
-        <w:spacing w:line="259" w:lineRule="auto"/>
-        <w:rPr>
-          <w:lang w:val="da-DK"/>
-        </w:rPr>
-      </w:pPr>
-      <w:r>
-        <w:rPr>
-          <w:lang w:val="da-DK"/>
-        </w:rPr>
-        <w:br w:type="page"/>
-      </w:r>
-    </w:p>
-    <w:p>
-      <w:pPr>
-        <w:tabs>
-          <w:tab w:val="left" w:pos="5890"/>
-        </w:tabs>
-        <w:rPr>
-          <w:lang w:val="da-DK"/>
-        </w:rPr>
-      </w:pPr>
-      <w:r>
-        <w:rPr>
-          <w:lang w:val="da-DK"/>
-        </w:rPr>
-        <w:lastRenderedPageBreak/>
-        <w:br/>
-      </w:r>
-    </w:p>
     <w:sectPr>
-      <w:headerReference w:type="default" r:id="rId13"/>
-      <w:footerReference w:type="default" r:id="rId14"/>
-      <w:headerReference w:type="first" r:id="rId15"/>
-      <w:footerReference w:type="first" r:id="rId16"/>
+      <w:headerReference w:type="even" r:id="rId13"/>
+      <w:headerReference w:type="default" r:id="rId14"/>
+      <w:footerReference w:type="even" r:id="rId15"/>
+      <w:footerReference w:type="default" r:id="rId16"/>
+      <w:headerReference w:type="first" r:id="rId17"/>
+      <w:footerReference w:type="first" r:id="rId18"/>
       <w:pgSz w:w="11907" w:h="16839" w:code="9"/>
       <w:pgMar w:top="576" w:right="706" w:bottom="576" w:left="706" w:header="576" w:footer="144" w:gutter="0"/>
       <w:cols w:space="708"/>
@@ -91,6 +46,16 @@
 
 <file path=word/footer1.xml><?xml version="1.0" encoding="utf-8"?>
 <w:ftr xmlns:wpc="http://schemas.microsoft.com/office/word/2010/wordprocessingCanvas" xmlns:cx="http://schemas.microsoft.com/office/drawing/2014/chartex" xmlns:cx1="http://schemas.microsoft.com/office/drawing/2015/9/8/chartex" xmlns:cx2="http://schemas.microsoft.com/office/drawing/2015/10/21/chartex" xmlns:cx3="http://schemas.microsoft.com/office/drawing/2016/5/9/chartex" xmlns:cx4="http://schemas.microsoft.com/office/drawing/2016/5/10/chartex" xmlns:cx5="http://schemas.microsoft.com/office/drawing/2016/5/11/chartex" xmlns:cx6="http://schemas.microsoft.com/office/drawing/2016/5/12/chartex" xmlns:cx7="http://schemas.microsoft.com/office/drawing/2016/5/13/chartex" xmlns:cx8="http://schemas.microsoft.com/office/drawing/2016/5/14/chartex" xmlns:mc="http://schemas.openxmlformats.org/markup-compatibility/2006" xmlns:aink="http://schemas.microsoft.com/office/drawing/2016/ink" xmlns:am3d="http://schemas.microsoft.com/office/drawing/2017/model3d" xmlns:o="urn:schemas-microsoft-com:office:office" xmlns:oel="http://schemas.microsoft.com/office/2019/extlst" xmlns:r="http://schemas.openxmlformats.org/officeDocument/2006/relationships" xmlns:m="http://schemas.openxmlformats.org/officeDocument/2006/math" xmlns:v="urn:schemas-microsoft-com:vml" xmlns:wp14="http://schemas.microsoft.com/office/word/2010/wordprocessingDrawing" xmlns:wp="http://schemas.openxmlformats.org/drawingml/2006/wordprocessingDrawing" xmlns:w10="urn:schemas-microsoft-com:office:word" xmlns:w="http://schemas.openxmlformats.org/wordprocessingml/2006/main" xmlns:w14="http://schemas.microsoft.com/office/word/2010/wordml" xmlns:w15="http://schemas.microsoft.com/office/word/2012/wordml" xmlns:w16cex="http://schemas.microsoft.com/office/word/2018/wordml/cex" xmlns:w16cid="http://schemas.microsoft.com/office/word/2016/wordml/cid" xmlns:w16="http://schemas.microsoft.com/office/word/2018/wordml" xmlns:w16du="http://schemas.microsoft.com/office/word/2023/wordml/word16du" xmlns:w16sdtdh="http://schemas.microsoft.com/office/word/2020/wordml/sdtdatahash" xmlns:w16sdtfl="http://schemas.microsoft.com/office/word/2024/wordml/sdtformatlock" xmlns:w16se="http://schemas.microsoft.com/office/word/2015/wordml/symex" xmlns:wpg="http://schemas.microsoft.com/office/word/2010/wordprocessingGroup" xmlns:wpi="http://schemas.microsoft.com/office/word/2010/wordprocessingInk" xmlns:wne="http://schemas.microsoft.com/office/word/2006/wordml" xmlns:wps="http://schemas.microsoft.com/office/word/2010/wordprocessingShape" mc:Ignorable="w14 w15 w16se w16cid w16 w16cex w16sdtdh w16sdtfl w16du wp14">
+  <w:p>
+    <w:pPr>
+      <w:pStyle w:val="Footer"/>
+    </w:pPr>
+  </w:p>
+</w:ftr>
+</file>
+
+<file path=word/footer2.xml><?xml version="1.0" encoding="utf-8"?>
+<w:ftr xmlns:wpc="http://schemas.microsoft.com/office/word/2010/wordprocessingCanvas" xmlns:cx="http://schemas.microsoft.com/office/drawing/2014/chartex" xmlns:cx1="http://schemas.microsoft.com/office/drawing/2015/9/8/chartex" xmlns:cx2="http://schemas.microsoft.com/office/drawing/2015/10/21/chartex" xmlns:cx3="http://schemas.microsoft.com/office/drawing/2016/5/9/chartex" xmlns:cx4="http://schemas.microsoft.com/office/drawing/2016/5/10/chartex" xmlns:cx5="http://schemas.microsoft.com/office/drawing/2016/5/11/chartex" xmlns:cx6="http://schemas.microsoft.com/office/drawing/2016/5/12/chartex" xmlns:cx7="http://schemas.microsoft.com/office/drawing/2016/5/13/chartex" xmlns:cx8="http://schemas.microsoft.com/office/drawing/2016/5/14/chartex" xmlns:mc="http://schemas.openxmlformats.org/markup-compatibility/2006" xmlns:aink="http://schemas.microsoft.com/office/drawing/2016/ink" xmlns:am3d="http://schemas.microsoft.com/office/drawing/2017/model3d" xmlns:o="urn:schemas-microsoft-com:office:office" xmlns:oel="http://schemas.microsoft.com/office/2019/extlst" xmlns:r="http://schemas.openxmlformats.org/officeDocument/2006/relationships" xmlns:m="http://schemas.openxmlformats.org/officeDocument/2006/math" xmlns:v="urn:schemas-microsoft-com:vml" xmlns:wp14="http://schemas.microsoft.com/office/word/2010/wordprocessingDrawing" xmlns:wp="http://schemas.openxmlformats.org/drawingml/2006/wordprocessingDrawing" xmlns:w10="urn:schemas-microsoft-com:office:word" xmlns:w="http://schemas.openxmlformats.org/wordprocessingml/2006/main" xmlns:w14="http://schemas.microsoft.com/office/word/2010/wordml" xmlns:w15="http://schemas.microsoft.com/office/word/2012/wordml" xmlns:w16cex="http://schemas.microsoft.com/office/word/2018/wordml/cex" xmlns:w16cid="http://schemas.microsoft.com/office/word/2016/wordml/cid" xmlns:w16="http://schemas.microsoft.com/office/word/2018/wordml" xmlns:w16du="http://schemas.microsoft.com/office/word/2023/wordml/word16du" xmlns:w16sdtdh="http://schemas.microsoft.com/office/word/2020/wordml/sdtdatahash" xmlns:w16sdtfl="http://schemas.microsoft.com/office/word/2024/wordml/sdtformatlock" xmlns:w16se="http://schemas.microsoft.com/office/word/2015/wordml/symex" xmlns:wpg="http://schemas.microsoft.com/office/word/2010/wordprocessingGroup" xmlns:wpi="http://schemas.microsoft.com/office/word/2010/wordprocessingInk" xmlns:wne="http://schemas.microsoft.com/office/word/2006/wordml" xmlns:wps="http://schemas.microsoft.com/office/word/2010/wordprocessingShape" mc:Ignorable="w14 w15 w16se w16cid w16 w16cex w16sdtdh w16sdtfl w16du wp14">
   <w:tbl>
     <w:tblPr>
       <w:tblStyle w:val="BCBlockTable"/>
@@ -116,16 +81,12 @@
             <w:pStyle w:val="Pagina"/>
             <w:spacing w:line="240" w:lineRule="auto"/>
             <w:rPr>
-              <w:rFonts w:asciiTheme="minorHAnsi" w:hAnsiTheme="minorHAnsi"/>
-              <w:color w:val="242424"/>
               <w:sz w:val="16"/>
               <w:szCs w:val="16"/>
             </w:rPr>
           </w:pPr>
           <w:r>
             <w:rPr>
-              <w:rFonts w:asciiTheme="minorHAnsi" w:hAnsiTheme="minorHAnsi"/>
-              <w:color w:val="242424"/>
               <w:sz w:val="16"/>
               <w:szCs w:val="16"/>
             </w:rPr>
@@ -133,8 +94,6 @@
           </w:r>
           <w:r>
             <w:rPr>
-              <w:rFonts w:asciiTheme="minorHAnsi" w:hAnsiTheme="minorHAnsi"/>
-              <w:color w:val="242424"/>
               <w:sz w:val="16"/>
               <w:szCs w:val="16"/>
             </w:rPr>
@@ -142,8 +101,6 @@
           </w:r>
           <w:r>
             <w:rPr>
-              <w:rFonts w:asciiTheme="minorHAnsi" w:hAnsiTheme="minorHAnsi"/>
-              <w:color w:val="242424"/>
               <w:sz w:val="16"/>
               <w:szCs w:val="16"/>
             </w:rPr>
@@ -151,9 +108,7 @@
           </w:r>
           <w:r>
             <w:rPr>
-              <w:rFonts w:asciiTheme="minorHAnsi" w:hAnsiTheme="minorHAnsi"/>
               <w:noProof/>
-              <w:color w:val="242424"/>
               <w:sz w:val="16"/>
               <w:szCs w:val="16"/>
             </w:rPr>
@@ -161,8 +116,6 @@
           </w:r>
           <w:r>
             <w:rPr>
-              <w:rFonts w:asciiTheme="minorHAnsi" w:hAnsiTheme="minorHAnsi"/>
-              <w:color w:val="242424"/>
               <w:sz w:val="16"/>
               <w:szCs w:val="16"/>
             </w:rPr>
@@ -170,8 +123,6 @@
           </w:r>
           <w:r>
             <w:rPr>
-              <w:rFonts w:asciiTheme="minorHAnsi" w:hAnsiTheme="minorHAnsi"/>
-              <w:color w:val="242424"/>
               <w:sz w:val="16"/>
               <w:szCs w:val="16"/>
             </w:rPr>
@@ -179,8 +130,6 @@
           </w:r>
           <w:r>
             <w:rPr>
-              <w:rFonts w:asciiTheme="minorHAnsi" w:hAnsiTheme="minorHAnsi"/>
-              <w:color w:val="242424"/>
               <w:sz w:val="16"/>
               <w:szCs w:val="16"/>
             </w:rPr>
@@ -188,8 +137,6 @@
           </w:r>
           <w:r>
             <w:rPr>
-              <w:rFonts w:asciiTheme="minorHAnsi" w:hAnsiTheme="minorHAnsi"/>
-              <w:color w:val="242424"/>
               <w:sz w:val="16"/>
               <w:szCs w:val="16"/>
             </w:rPr>
@@ -197,8 +144,6 @@
           </w:r>
           <w:r>
             <w:rPr>
-              <w:rFonts w:asciiTheme="minorHAnsi" w:hAnsiTheme="minorHAnsi"/>
-              <w:color w:val="242424"/>
               <w:sz w:val="16"/>
               <w:szCs w:val="16"/>
             </w:rPr>
@@ -206,9 +151,7 @@
           </w:r>
           <w:r>
             <w:rPr>
-              <w:rFonts w:asciiTheme="minorHAnsi" w:hAnsiTheme="minorHAnsi"/>
               <w:noProof/>
-              <w:color w:val="242424"/>
               <w:sz w:val="16"/>
               <w:szCs w:val="16"/>
             </w:rPr>
@@ -216,8 +159,6 @@
           </w:r>
           <w:r>
             <w:rPr>
-              <w:rFonts w:asciiTheme="minorHAnsi" w:hAnsiTheme="minorHAnsi"/>
-              <w:color w:val="242424"/>
               <w:sz w:val="16"/>
               <w:szCs w:val="16"/>
             </w:rPr>
@@ -250,9 +191,6 @@
             <w:p>
               <w:pPr>
                 <w:jc w:val="center"/>
-                <w:rPr>
-                  <w:rFonts w:ascii="Aptos Narrow" w:hAnsi="Aptos Narrow" w:cs="Segoe UI"/>
-                </w:rPr>
               </w:pPr>
               <w:r>
                 <w:rPr>
@@ -313,15 +251,12 @@
 </w:ftr>
 </file>
 
-<file path=word/footer2.xml><?xml version="1.0" encoding="utf-8"?>
+<file path=word/footer3.xml><?xml version="1.0" encoding="utf-8"?>
 <w:ftr xmlns:wpc="http://schemas.microsoft.com/office/word/2010/wordprocessingCanvas" xmlns:cx="http://schemas.microsoft.com/office/drawing/2014/chartex" xmlns:cx1="http://schemas.microsoft.com/office/drawing/2015/9/8/chartex" xmlns:cx2="http://schemas.microsoft.com/office/drawing/2015/10/21/chartex" xmlns:cx3="http://schemas.microsoft.com/office/drawing/2016/5/9/chartex" xmlns:cx4="http://schemas.microsoft.com/office/drawing/2016/5/10/chartex" xmlns:cx5="http://schemas.microsoft.com/office/drawing/2016/5/11/chartex" xmlns:cx6="http://schemas.microsoft.com/office/drawing/2016/5/12/chartex" xmlns:cx7="http://schemas.microsoft.com/office/drawing/2016/5/13/chartex" xmlns:cx8="http://schemas.microsoft.com/office/drawing/2016/5/14/chartex" xmlns:mc="http://schemas.openxmlformats.org/markup-compatibility/2006" xmlns:aink="http://schemas.microsoft.com/office/drawing/2016/ink" xmlns:am3d="http://schemas.microsoft.com/office/drawing/2017/model3d" xmlns:o="urn:schemas-microsoft-com:office:office" xmlns:oel="http://schemas.microsoft.com/office/2019/extlst" xmlns:r="http://schemas.openxmlformats.org/officeDocument/2006/relationships" xmlns:m="http://schemas.openxmlformats.org/officeDocument/2006/math" xmlns:v="urn:schemas-microsoft-com:vml" xmlns:wp14="http://schemas.microsoft.com/office/word/2010/wordprocessingDrawing" xmlns:wp="http://schemas.openxmlformats.org/drawingml/2006/wordprocessingDrawing" xmlns:w10="urn:schemas-microsoft-com:office:word" xmlns:w="http://schemas.openxmlformats.org/wordprocessingml/2006/main" xmlns:w14="http://schemas.microsoft.com/office/word/2010/wordml" xmlns:w15="http://schemas.microsoft.com/office/word/2012/wordml" xmlns:w16cex="http://schemas.microsoft.com/office/word/2018/wordml/cex" xmlns:w16cid="http://schemas.microsoft.com/office/word/2016/wordml/cid" xmlns:w16="http://schemas.microsoft.com/office/word/2018/wordml" xmlns:w16du="http://schemas.microsoft.com/office/word/2023/wordml/word16du" xmlns:w16sdtdh="http://schemas.microsoft.com/office/word/2020/wordml/sdtdatahash" xmlns:w16sdtfl="http://schemas.microsoft.com/office/word/2024/wordml/sdtformatlock" xmlns:w16se="http://schemas.microsoft.com/office/word/2015/wordml/symex" xmlns:wpg="http://schemas.microsoft.com/office/word/2010/wordprocessingGroup" xmlns:wpi="http://schemas.microsoft.com/office/word/2010/wordprocessingInk" xmlns:wne="http://schemas.microsoft.com/office/word/2006/wordml" xmlns:wps="http://schemas.microsoft.com/office/word/2010/wordprocessingShape" mc:Ignorable="w14 w15 w16se w16cid w16 w16cex w16sdtdh w16sdtfl w16du wp14">
   <w:tbl>
     <w:tblPr>
+      <w:tblStyle w:val="BCBlockTable"/>
       <w:tblW w:w="5000" w:type="pct"/>
-      <w:tblCellMar>
-        <w:left w:w="0" w:type="dxa"/>
-        <w:right w:w="0" w:type="dxa"/>
-      </w:tblCellMar>
       <w:tblLook w:val="04A0" w:firstRow="1" w:lastRow="0" w:firstColumn="1" w:lastColumn="0" w:noHBand="0" w:noVBand="1"/>
     </w:tblPr>
     <w:tblGrid>
@@ -331,6 +266,7 @@
     </w:tblGrid>
     <w:tr>
       <w:trPr>
+        <w:cnfStyle w:val="100000000000" w:firstRow="1" w:lastRow="0" w:firstColumn="0" w:lastColumn="0" w:oddVBand="0" w:evenVBand="0" w:oddHBand="0" w:evenHBand="0" w:firstRowFirstColumn="0" w:firstRowLastColumn="0" w:lastRowFirstColumn="0" w:lastRowLastColumn="0"/>
         <w:trHeight w:val="86"/>
       </w:trPr>
       <w:tc>
@@ -341,10 +277,8 @@
         <w:p>
           <w:pPr>
             <w:pStyle w:val="Pagina"/>
-            <w:spacing w:after="0" w:line="240" w:lineRule="auto"/>
+            <w:spacing w:line="240" w:lineRule="auto"/>
             <w:rPr>
-              <w:rFonts w:asciiTheme="minorHAnsi" w:hAnsiTheme="minorHAnsi"/>
-              <w:color w:val="242424"/>
               <w:sz w:val="16"/>
               <w:szCs w:val="16"/>
               <w:lang w:val="da-DK"/>
@@ -352,8 +286,6 @@
           </w:pPr>
           <w:r>
             <w:rPr>
-              <w:rFonts w:asciiTheme="minorHAnsi" w:hAnsiTheme="minorHAnsi"/>
-              <w:color w:val="242424"/>
               <w:sz w:val="16"/>
               <w:szCs w:val="16"/>
               <w:lang w:val="da-DK"/>
@@ -363,7 +295,6 @@
           <w:r>
             <w:rPr>
               <w:rFonts w:asciiTheme="minorHAnsi" w:hAnsiTheme="minorHAnsi"/>
-              <w:color w:val="242424"/>
               <w:sz w:val="16"/>
               <w:szCs w:val="16"/>
               <w:lang w:val="da-DK"/>
@@ -372,8 +303,6 @@
           </w:r>
           <w:r>
             <w:rPr>
-              <w:rFonts w:asciiTheme="minorHAnsi" w:hAnsiTheme="minorHAnsi"/>
-              <w:color w:val="242424"/>
               <w:sz w:val="16"/>
               <w:szCs w:val="16"/>
               <w:lang w:val="da-DK"/>
@@ -384,7 +313,6 @@
             <w:rPr>
               <w:rFonts w:asciiTheme="minorHAnsi" w:hAnsiTheme="minorHAnsi"/>
               <w:noProof/>
-              <w:color w:val="242424"/>
               <w:sz w:val="16"/>
               <w:szCs w:val="16"/>
               <w:lang w:val="da-DK"/>
@@ -393,8 +321,6 @@
           </w:r>
           <w:r>
             <w:rPr>
-              <w:rFonts w:asciiTheme="minorHAnsi" w:hAnsiTheme="minorHAnsi"/>
-              <w:color w:val="242424"/>
               <w:sz w:val="16"/>
               <w:szCs w:val="16"/>
               <w:lang w:val="da-DK"/>
@@ -404,7 +330,6 @@
           <w:r>
             <w:rPr>
               <w:rFonts w:asciiTheme="minorHAnsi" w:hAnsiTheme="minorHAnsi"/>
-              <w:color w:val="242424"/>
               <w:sz w:val="16"/>
               <w:szCs w:val="16"/>
               <w:lang w:val="da-DK"/>
@@ -413,8 +338,6 @@
           </w:r>
           <w:r>
             <w:rPr>
-              <w:rFonts w:asciiTheme="minorHAnsi" w:hAnsiTheme="minorHAnsi"/>
-              <w:color w:val="242424"/>
               <w:sz w:val="16"/>
               <w:szCs w:val="16"/>
               <w:lang w:val="da-DK"/>
@@ -424,7 +347,6 @@
           <w:r>
             <w:rPr>
               <w:rFonts w:asciiTheme="minorHAnsi" w:hAnsiTheme="minorHAnsi"/>
-              <w:color w:val="242424"/>
               <w:sz w:val="16"/>
               <w:szCs w:val="16"/>
               <w:lang w:val="da-DK"/>
@@ -433,8 +355,6 @@
           </w:r>
           <w:r>
             <w:rPr>
-              <w:rFonts w:asciiTheme="minorHAnsi" w:hAnsiTheme="minorHAnsi"/>
-              <w:color w:val="242424"/>
               <w:sz w:val="16"/>
               <w:szCs w:val="16"/>
               <w:lang w:val="da-DK"/>
@@ -445,7 +365,6 @@
             <w:rPr>
               <w:rFonts w:asciiTheme="minorHAnsi" w:hAnsiTheme="minorHAnsi"/>
               <w:noProof/>
-              <w:color w:val="242424"/>
               <w:sz w:val="16"/>
               <w:szCs w:val="16"/>
               <w:lang w:val="da-DK"/>
@@ -454,8 +373,6 @@
           </w:r>
           <w:r>
             <w:rPr>
-              <w:rFonts w:asciiTheme="minorHAnsi" w:hAnsiTheme="minorHAnsi"/>
-              <w:color w:val="242424"/>
               <w:sz w:val="16"/>
               <w:szCs w:val="16"/>
               <w:lang w:val="da-DK"/>
@@ -488,11 +405,7 @@
             </w:tcPr>
             <w:p>
               <w:pPr>
-                <w:spacing w:after="0"/>
                 <w:jc w:val="center"/>
-                <w:rPr>
-                  <w:rFonts w:ascii="Aptos Narrow" w:hAnsi="Aptos Narrow" w:cs="Segoe UI"/>
-                </w:rPr>
               </w:pPr>
               <w:r>
                 <w:rPr>
@@ -525,7 +438,6 @@
             </w:tcPr>
             <w:p>
               <w:pPr>
-                <w:spacing w:after="0"/>
                 <w:jc w:val="right"/>
                 <w:rPr>
                   <w:sz w:val="18"/>
@@ -578,6 +490,16 @@
 
 <file path=word/header1.xml><?xml version="1.0" encoding="utf-8"?>
 <w:hdr xmlns:wpc="http://schemas.microsoft.com/office/word/2010/wordprocessingCanvas" xmlns:cx="http://schemas.microsoft.com/office/drawing/2014/chartex" xmlns:cx1="http://schemas.microsoft.com/office/drawing/2015/9/8/chartex" xmlns:cx2="http://schemas.microsoft.com/office/drawing/2015/10/21/chartex" xmlns:cx3="http://schemas.microsoft.com/office/drawing/2016/5/9/chartex" xmlns:cx4="http://schemas.microsoft.com/office/drawing/2016/5/10/chartex" xmlns:cx5="http://schemas.microsoft.com/office/drawing/2016/5/11/chartex" xmlns:cx6="http://schemas.microsoft.com/office/drawing/2016/5/12/chartex" xmlns:cx7="http://schemas.microsoft.com/office/drawing/2016/5/13/chartex" xmlns:cx8="http://schemas.microsoft.com/office/drawing/2016/5/14/chartex" xmlns:mc="http://schemas.openxmlformats.org/markup-compatibility/2006" xmlns:aink="http://schemas.microsoft.com/office/drawing/2016/ink" xmlns:am3d="http://schemas.microsoft.com/office/drawing/2017/model3d" xmlns:o="urn:schemas-microsoft-com:office:office" xmlns:oel="http://schemas.microsoft.com/office/2019/extlst" xmlns:r="http://schemas.openxmlformats.org/officeDocument/2006/relationships" xmlns:m="http://schemas.openxmlformats.org/officeDocument/2006/math" xmlns:v="urn:schemas-microsoft-com:vml" xmlns:wp14="http://schemas.microsoft.com/office/word/2010/wordprocessingDrawing" xmlns:wp="http://schemas.openxmlformats.org/drawingml/2006/wordprocessingDrawing" xmlns:w10="urn:schemas-microsoft-com:office:word" xmlns:w="http://schemas.openxmlformats.org/wordprocessingml/2006/main" xmlns:w14="http://schemas.microsoft.com/office/word/2010/wordml" xmlns:w15="http://schemas.microsoft.com/office/word/2012/wordml" xmlns:w16cex="http://schemas.microsoft.com/office/word/2018/wordml/cex" xmlns:w16cid="http://schemas.microsoft.com/office/word/2016/wordml/cid" xmlns:w16="http://schemas.microsoft.com/office/word/2018/wordml" xmlns:w16du="http://schemas.microsoft.com/office/word/2023/wordml/word16du" xmlns:w16sdtdh="http://schemas.microsoft.com/office/word/2020/wordml/sdtdatahash" xmlns:w16sdtfl="http://schemas.microsoft.com/office/word/2024/wordml/sdtformatlock" xmlns:w16se="http://schemas.microsoft.com/office/word/2015/wordml/symex" xmlns:wpg="http://schemas.microsoft.com/office/word/2010/wordprocessingGroup" xmlns:wpi="http://schemas.microsoft.com/office/word/2010/wordprocessingInk" xmlns:wne="http://schemas.microsoft.com/office/word/2006/wordml" xmlns:wps="http://schemas.microsoft.com/office/word/2010/wordprocessingShape" mc:Ignorable="w14 w15 w16se w16cid w16 w16cex w16sdtdh w16sdtfl w16du wp14">
+  <w:p>
+    <w:pPr>
+      <w:pStyle w:val="Header"/>
+    </w:pPr>
+  </w:p>
+</w:hdr>
+</file>
+
+<file path=word/header2.xml><?xml version="1.0" encoding="utf-8"?>
+<w:hdr xmlns:wpc="http://schemas.microsoft.com/office/word/2010/wordprocessingCanvas" xmlns:cx="http://schemas.microsoft.com/office/drawing/2014/chartex" xmlns:cx1="http://schemas.microsoft.com/office/drawing/2015/9/8/chartex" xmlns:cx2="http://schemas.microsoft.com/office/drawing/2015/10/21/chartex" xmlns:cx3="http://schemas.microsoft.com/office/drawing/2016/5/9/chartex" xmlns:cx4="http://schemas.microsoft.com/office/drawing/2016/5/10/chartex" xmlns:cx5="http://schemas.microsoft.com/office/drawing/2016/5/11/chartex" xmlns:cx6="http://schemas.microsoft.com/office/drawing/2016/5/12/chartex" xmlns:cx7="http://schemas.microsoft.com/office/drawing/2016/5/13/chartex" xmlns:cx8="http://schemas.microsoft.com/office/drawing/2016/5/14/chartex" xmlns:mc="http://schemas.openxmlformats.org/markup-compatibility/2006" xmlns:aink="http://schemas.microsoft.com/office/drawing/2016/ink" xmlns:am3d="http://schemas.microsoft.com/office/drawing/2017/model3d" xmlns:o="urn:schemas-microsoft-com:office:office" xmlns:oel="http://schemas.microsoft.com/office/2019/extlst" xmlns:r="http://schemas.openxmlformats.org/officeDocument/2006/relationships" xmlns:m="http://schemas.openxmlformats.org/officeDocument/2006/math" xmlns:v="urn:schemas-microsoft-com:vml" xmlns:wp14="http://schemas.microsoft.com/office/word/2010/wordprocessingDrawing" xmlns:wp="http://schemas.openxmlformats.org/drawingml/2006/wordprocessingDrawing" xmlns:w10="urn:schemas-microsoft-com:office:word" xmlns:w="http://schemas.openxmlformats.org/wordprocessingml/2006/main" xmlns:w14="http://schemas.microsoft.com/office/word/2010/wordml" xmlns:w15="http://schemas.microsoft.com/office/word/2012/wordml" xmlns:w16cex="http://schemas.microsoft.com/office/word/2018/wordml/cex" xmlns:w16cid="http://schemas.microsoft.com/office/word/2016/wordml/cid" xmlns:w16="http://schemas.microsoft.com/office/word/2018/wordml" xmlns:w16du="http://schemas.microsoft.com/office/word/2023/wordml/word16du" xmlns:w16sdtdh="http://schemas.microsoft.com/office/word/2020/wordml/sdtdatahash" xmlns:w16sdtfl="http://schemas.microsoft.com/office/word/2024/wordml/sdtformatlock" xmlns:w16se="http://schemas.microsoft.com/office/word/2015/wordml/symex" xmlns:wpg="http://schemas.microsoft.com/office/word/2010/wordprocessingGroup" xmlns:wpi="http://schemas.microsoft.com/office/word/2010/wordprocessingInk" xmlns:wne="http://schemas.microsoft.com/office/word/2006/wordml" xmlns:wps="http://schemas.microsoft.com/office/word/2010/wordprocessingShape" mc:Ignorable="w14 w15 w16se w16cid w16 w16cex w16sdtdh w16sdtfl w16du wp14">
   <w:tbl>
     <w:tblPr>
       <w:tblStyle w:val="BCBlockTable"/>
@@ -598,28 +520,10 @@
         </w:tcPr>
         <w:p>
           <w:pPr>
-            <w:pStyle w:val="Footer"/>
-            <w:tabs>
-              <w:tab w:val="left" w:pos="0"/>
-              <w:tab w:val="center" w:pos="5310"/>
-              <w:tab w:val="right" w:pos="10440"/>
-            </w:tabs>
-            <w:spacing w:after="120" w:line="276" w:lineRule="auto"/>
-            <w:rPr>
-              <w:rFonts w:ascii="Aptos Narrow" w:eastAsiaTheme="majorEastAsia" w:hAnsi="Aptos Narrow" w:cstheme="majorBidi"/>
-              <w:color w:val="242424"/>
-              <w:sz w:val="36"/>
-              <w:szCs w:val="36"/>
-            </w:rPr>
+            <w:pStyle w:val="Title"/>
           </w:pPr>
           <w:sdt>
             <w:sdtPr>
-              <w:rPr>
-                <w:rFonts w:asciiTheme="majorHAnsi" w:eastAsiaTheme="majorEastAsia" w:hAnsiTheme="majorHAnsi" w:cstheme="majorHAnsi"/>
-                <w:color w:val="242424"/>
-                <w:sz w:val="36"/>
-                <w:szCs w:val="36"/>
-              </w:rPr>
               <w:alias w:val="ReportCaption"/>
               <w:tag w:val="#BC:InsertDataItem,BCReportInformation/ReportMetadata/ReportCaption"/>
               <w:id w:val="-270854158"/>
@@ -631,12 +535,6 @@
             </w:sdtPr>
             <w:sdtContent>
               <w:r>
-                <w:rPr>
-                  <w:rFonts w:asciiTheme="majorHAnsi" w:eastAsiaTheme="majorEastAsia" w:hAnsiTheme="majorHAnsi" w:cstheme="majorHAnsi"/>
-                  <w:color w:val="242424"/>
-                  <w:sz w:val="36"/>
-                  <w:szCs w:val="36"/>
-                </w:rPr>
                 <w:t>Report Caption</w:t>
               </w:r>
             </w:sdtContent>
@@ -646,10 +544,10 @@
       <w:tc>
         <w:tcPr>
           <w:tcW w:w="1827" w:type="pct"/>
+          <w:vAlign w:val="center"/>
         </w:tcPr>
         <w:p>
           <w:pPr>
-            <w:spacing w:before="180"/>
             <w:jc w:val="right"/>
           </w:pPr>
           <w:r>
@@ -665,7 +563,7 @@
             <w:rPr>
               <w:noProof/>
             </w:rPr>
-            <w:t>Friday, 11 September 2026</w:t>
+            <w:t>Friday, 9 October 2026</w:t>
           </w:r>
           <w:r>
             <w:fldChar w:fldCharType="end"/>
@@ -688,15 +586,12 @@
 </w:hdr>
 </file>
 
-<file path=word/header2.xml><?xml version="1.0" encoding="utf-8"?>
+<file path=word/header3.xml><?xml version="1.0" encoding="utf-8"?>
 <w:hdr xmlns:wpc="http://schemas.microsoft.com/office/word/2010/wordprocessingCanvas" xmlns:cx="http://schemas.microsoft.com/office/drawing/2014/chartex" xmlns:cx1="http://schemas.microsoft.com/office/drawing/2015/9/8/chartex" xmlns:cx2="http://schemas.microsoft.com/office/drawing/2015/10/21/chartex" xmlns:cx3="http://schemas.microsoft.com/office/drawing/2016/5/9/chartex" xmlns:cx4="http://schemas.microsoft.com/office/drawing/2016/5/10/chartex" xmlns:cx5="http://schemas.microsoft.com/office/drawing/2016/5/11/chartex" xmlns:cx6="http://schemas.microsoft.com/office/drawing/2016/5/12/chartex" xmlns:cx7="http://schemas.microsoft.com/office/drawing/2016/5/13/chartex" xmlns:cx8="http://schemas.microsoft.com/office/drawing/2016/5/14/chartex" xmlns:mc="http://schemas.openxmlformats.org/markup-compatibility/2006" xmlns:aink="http://schemas.microsoft.com/office/drawing/2016/ink" xmlns:am3d="http://schemas.microsoft.com/office/drawing/2017/model3d" xmlns:o="urn:schemas-microsoft-com:office:office" xmlns:oel="http://schemas.microsoft.com/office/2019/extlst" xmlns:r="http://schemas.openxmlformats.org/officeDocument/2006/relationships" xmlns:m="http://schemas.openxmlformats.org/officeDocument/2006/math" xmlns:v="urn:schemas-microsoft-com:vml" xmlns:wp14="http://schemas.microsoft.com/office/word/2010/wordprocessingDrawing" xmlns:wp="http://schemas.openxmlformats.org/drawingml/2006/wordprocessingDrawing" xmlns:w10="urn:schemas-microsoft-com:office:word" xmlns:w="http://schemas.openxmlformats.org/wordprocessingml/2006/main" xmlns:w14="http://schemas.microsoft.com/office/word/2010/wordml" xmlns:w15="http://schemas.microsoft.com/office/word/2012/wordml" xmlns:w16cex="http://schemas.microsoft.com/office/word/2018/wordml/cex" xmlns:w16cid="http://schemas.microsoft.com/office/word/2016/wordml/cid" xmlns:w16="http://schemas.microsoft.com/office/word/2018/wordml" xmlns:w16du="http://schemas.microsoft.com/office/word/2023/wordml/word16du" xmlns:w16sdtdh="http://schemas.microsoft.com/office/word/2020/wordml/sdtdatahash" xmlns:w16sdtfl="http://schemas.microsoft.com/office/word/2024/wordml/sdtformatlock" xmlns:w16se="http://schemas.microsoft.com/office/word/2015/wordml/symex" xmlns:wpg="http://schemas.microsoft.com/office/word/2010/wordprocessingGroup" xmlns:wpi="http://schemas.microsoft.com/office/word/2010/wordprocessingInk" xmlns:wne="http://schemas.microsoft.com/office/word/2006/wordml" xmlns:wps="http://schemas.microsoft.com/office/word/2010/wordprocessingShape" mc:Ignorable="w14 w15 w16se w16cid w16 w16cex w16sdtdh w16sdtfl w16du wp14">
   <w:tbl>
     <w:tblPr>
+      <w:tblStyle w:val="BCBlockTable"/>
       <w:tblW w:w="5000" w:type="pct"/>
-      <w:tblCellMar>
-        <w:left w:w="0" w:type="dxa"/>
-        <w:right w:w="0" w:type="dxa"/>
-      </w:tblCellMar>
       <w:tblLook w:val="04A0" w:firstRow="1" w:lastRow="0" w:firstColumn="1" w:lastColumn="0" w:noHBand="0" w:noVBand="1"/>
     </w:tblPr>
     <w:tblGrid>
@@ -705,6 +600,7 @@
     </w:tblGrid>
     <w:tr>
       <w:trPr>
+        <w:cnfStyle w:val="100000000000" w:firstRow="1" w:lastRow="0" w:firstColumn="0" w:lastColumn="0" w:oddVBand="0" w:evenVBand="0" w:oddHBand="0" w:evenHBand="0" w:firstRowFirstColumn="0" w:firstRowLastColumn="0" w:lastRowFirstColumn="0" w:lastRowLastColumn="0"/>
         <w:trHeight w:val="432"/>
       </w:trPr>
       <w:tc>
@@ -755,7 +651,7 @@
             <w:rPr>
               <w:noProof/>
             </w:rPr>
-            <w:t>Friday, 11 September 2026</w:t>
+            <w:t>Friday, 9 October 2026</w:t>
           </w:r>
           <w:r>
             <w:fldChar w:fldCharType="end"/>
@@ -763,7 +659,7 @@
         </w:p>
         <w:p>
           <w:pPr>
-            <w:spacing w:before="60" w:after="0"/>
+            <w:spacing w:before="60"/>
             <w:jc w:val="right"/>
             <w:rPr>
               <w:sz w:val="18"/>
@@ -1797,15 +1693,14 @@
   <w:style w:type="paragraph" w:default="1" w:styleId="Normal">
     <w:name w:val="Normal"/>
     <w:qFormat/>
-    <w:rsid w:val="00C55A78"/>
+    <w:rsid w:val="002A0171"/>
     <w:pPr>
       <w:spacing w:line="278" w:lineRule="auto"/>
     </w:pPr>
     <w:rPr>
-      <w:color w:val="000000" w:themeColor="text1"/>
       <w:kern w:val="2"/>
-      <w:sz w:val="16"/>
-      <w:szCs w:val="16"/>
+      <w:sz w:val="24"/>
+      <w:szCs w:val="24"/>
       <w14:ligatures w14:val="standardContextual"/>
     </w:rPr>
   </w:style>
@@ -1862,8 +1757,6 @@
     <w:rPr>
       <w:rFonts w:asciiTheme="majorHAnsi" w:eastAsiaTheme="majorEastAsia" w:hAnsiTheme="majorHAnsi" w:cstheme="majorBidi"/>
       <w:color w:val="1F4D78" w:themeColor="accent1" w:themeShade="7F"/>
-      <w:sz w:val="24"/>
-      <w:szCs w:val="24"/>
     </w:rPr>
   </w:style>
   <w:style w:type="paragraph" w:styleId="Heading4">
@@ -1996,6 +1889,7 @@
     <w:uiPriority w:val="1"/>
     <w:semiHidden/>
     <w:unhideWhenUsed/>
+    <w:rsid w:val="002A0171"/>
   </w:style>
   <w:style w:type="table" w:default="1" w:styleId="TableNormal">
     <w:name w:val="Normal Table"/>
@@ -2017,6 +1911,7 @@
     <w:uiPriority w:val="99"/>
     <w:semiHidden/>
     <w:unhideWhenUsed/>
+    <w:rsid w:val="002A0171"/>
   </w:style>
   <w:style w:type="table" w:styleId="TableGrid">
     <w:name w:val="Table Grid"/>
@@ -2339,9 +2234,7 @@
     <w:qFormat/>
     <w:rsid w:val="006A7DAE"/>
     <w:rPr>
-      <w:rFonts w:ascii="Segoe UI" w:hAnsi="Segoe UI"/>
       <w:sz w:val="18"/>
-      <w:szCs w:val="24"/>
     </w:rPr>
   </w:style>
   <w:style w:type="character" w:customStyle="1" w:styleId="PaginaChar">
@@ -28555,7 +28448,6 @@
     <w:basedOn w:val="NoSpacing"/>
     <w:next w:val="Normal"/>
     <w:uiPriority w:val="2"/>
-    <w:qFormat/>
     <w:rsid w:val="00C55A78"/>
     <w:pPr>
       <w:keepNext/>
@@ -28569,7 +28461,6 @@
     <w:basedOn w:val="BCLabel"/>
     <w:next w:val="Normal"/>
     <w:uiPriority w:val="2"/>
-    <w:qFormat/>
     <w:rsid w:val="00C55A78"/>
     <w:rPr>
       <w14:numSpacing w14:val="tabular"/>
@@ -28580,7 +28471,6 @@
     <w:basedOn w:val="NoSpacing"/>
     <w:next w:val="Normal"/>
     <w:uiPriority w:val="2"/>
-    <w:qFormat/>
     <w:rsid w:val="00C55A78"/>
     <w:rPr>
       <w14:numSpacing w14:val="tabular"/>
@@ -28591,7 +28481,6 @@
     <w:basedOn w:val="Quote"/>
     <w:next w:val="Normal"/>
     <w:uiPriority w:val="2"/>
-    <w:qFormat/>
     <w:rsid w:val="00C55A78"/>
     <w:pPr>
       <w:tabs>
@@ -29130,28 +29019,19 @@
     <w:sig w:usb0="00000001" w:usb1="10000040" w:usb2="00000000" w:usb3="00000000" w:csb0="80000001" w:csb1="00000000"/>
   </w:font>
   <w:font w:name="IDAutomation2D">
-    <w:altName w:val="Times New Roman"/>
+    <w:altName w:val="Cambria"/>
     <w:charset w:val="00"/>
     <w:family w:val="auto"/>
     <w:pitch w:val="variable"/>
     <w:sig w:usb0="00000003" w:usb1="10000000" w:usb2="00000000" w:usb3="00000000" w:csb0="80000001" w:csb1="00000000"/>
   </w:font>
-  <w:font w:name="Aptos Narrow">
-    <w:panose1 w:val="020B0004020202020204"/>
-    <w:charset w:val="00"/>
-    <w:family w:val="swiss"/>
-    <w:pitch w:val="variable"/>
-    <w:sig w:usb0="20000287" w:usb1="00000003" w:usb2="00000000" w:usb3="00000000" w:csb0="0000019F" w:csb1="00000000"/>
-  </w:font>
   <w:font w:name="Aptos">
-    <w:panose1 w:val="020B0004020202020204"/>
     <w:charset w:val="00"/>
     <w:family w:val="swiss"/>
     <w:pitch w:val="variable"/>
     <w:sig w:usb0="20000287" w:usb1="00000003" w:usb2="00000000" w:usb3="00000000" w:csb0="0000019F" w:csb1="00000000"/>
   </w:font>
   <w:font w:name="Aptos Display">
-    <w:panose1 w:val="020B0004020202020204"/>
     <w:charset w:val="00"/>
     <w:family w:val="swiss"/>
     <w:pitch w:val="variable"/>
@@ -29217,6 +29097,7 @@
     <w:rsid w:val="0080614B"/>
     <w:rsid w:val="00822ACB"/>
     <w:rsid w:val="00825186"/>
+    <w:rsid w:val="00827C01"/>
     <w:rsid w:val="0087642A"/>
     <w:rsid w:val="0089757A"/>
     <w:rsid w:val="008A720C"/>
@@ -29235,6 +29116,7 @@
     <w:rsid w:val="00AE5EE7"/>
     <w:rsid w:val="00B06A1E"/>
     <w:rsid w:val="00B4682F"/>
+    <w:rsid w:val="00B6763E"/>
     <w:rsid w:val="00B95809"/>
     <w:rsid w:val="00BA388E"/>
     <w:rsid w:val="00BC1D59"/>
@@ -30097,177 +29979,15 @@
 </file>
 
 <file path=customXml/item1.xml><?xml version="1.0" encoding="utf-8"?>
-<b:Sources xmlns:b="http://schemas.openxmlformats.org/officeDocument/2006/bibliography" xmlns="http://schemas.openxmlformats.org/officeDocument/2006/bibliography" SelectedStyle="\APASixthEditionOfficeOnline.xsl" StyleName="APA" Version="6"/>
+<?mso-contentType ?>
+<FormTemplates xmlns="http://schemas.microsoft.com/sharepoint/v3/contenttype/forms">
+  <Display>DocumentLibraryForm</Display>
+  <Edit>DocumentLibraryForm</Edit>
+  <New>DocumentLibraryForm</New>
+</FormTemplates>
 </file>
 
-<file path=customXml/item2.xml>��< ? x m l   v e r s i o n = " 1 . 0 "   e n c o d i n g = " u t f - 1 6 " ? > < N a v W o r d R e p o r t X m l P a r t   x m l n s = " u r n : m i c r o s o f t - d y n a m i c s - b u s i n e s s c e n t r a l / i n t e r n a l / e x t e n d e d / r e p o r t s / T e n a n t _ R e p o r t _ D e f a u l t s / 2 0 0 0 0 0 0 0 0 1 / " > - 
-     < B C R e p o r t I n f o r m a t i o n > - 
-         < R e p o r t M e t a d a t a > - 
-             < E x t e n s i o n I d > E x t e n s i o n   I D < / E x t e n s i o n I d > - 
-             < E x t e n s i o n N a m e > E x t e n s i o n   N a m e < / E x t e n s i o n N a m e > - 
-             < E x t e n s i o n P u b l i s h e r > E x t e n s i o n   P u b l i s h e r < / E x t e n s i o n P u b l i s h e r > - 
-             < E x t e n s i o n V e r s i o n > E x t e n s i o n   V e r s i o n < / E x t e n s i o n V e r s i o n > - 
-             < R e p o r t I d > R e p o r t   I D < / R e p o r t I d > - 
-             < R e p o r t N a m e > R e p o r t   N a m e < / R e p o r t N a m e > - 
-             < R e p o r t C a p t i o n > R e p o r t   C a p t i o n < / R e p o r t C a p t i o n > - 
-             < A b o u t T h i s R e p o r t T i t l e > A b o u t   T h i s   R e p o r t   T i t l e < / A b o u t T h i s R e p o r t T i t l e > - 
-             < A b o u t T h i s R e p o r t T e x t > A b o u t   T h i s   R e p o r t   T e x t < / A b o u t T h i s R e p o r t T e x t > - 
-             < R e p o r t H e l p L i n k > R e p o r t   H e l p   L i n k < / R e p o r t H e l p L i n k > - 
-         < / R e p o r t M e t a d a t a > - 
-         < R e p o r t R e q u e s t > - 
-             < T e n a n t E n t r a I d > T e n a n t   E n t r a   I d < / T e n a n t E n t r a I d > - 
-             < E n v i r o n m e n t N a m e > E n v i r o n m e n t   N a m e < / E n v i r o n m e n t N a m e > - 
-             < E n v i r o n m e n t T y p e > E n v i r o n m e n t   T y p e < / E n v i r o n m e n t T y p e > - 
-             < C o m p a n y N a m e > C o m p a n y   N a m e < / C o m p a n y N a m e > - 
-             < C o m p a n y D i s p l a y N a m e > C o m p a n y   D i s p l a y   N a m e < / C o m p a n y D i s p l a y N a m e > - 
-             < C o m p a n y I d > C o m p a n y   I D < / C o m p a n y I d > - 
-             < U s e r N a m e > U s e r   N a m e < / U s e r N a m e > - 
-             < D a t e A n d T i m e > D a t e   a n d   T i m e < / D a t e A n d T i m e > - 
-             < L a n g u a g e > L a n g u a g e < / L a n g u a g e > - 
-             < F o r m a t R e g i o n > F o r m a t   R e g i o n < / F o r m a t R e g i o n > - 
-             < D a t e T i m e V a l u e s > - 
-                 < Y e a r > Y e a r < / Y e a r > - 
-                 < M o n t h N u m b e r > M o n t h   N u m b e r < / M o n t h N u m b e r > - 
-                 < D a y N u m b e r > D a y   N u m b e r < / D a y N u m b e r > - 
-                 < H o u r > H o u r < / H o u r > - 
-                 < M i n u t e > M i n u t e < / M i n u t e > - 
-             < / D a t e T i m e V a l u e s > - 
-         < / R e p o r t R e q u e s t > - 
-         < C o m p a n y M e t a d a t a > - 
-             < C o m p a n y N a m e > C o m p a n y   N a m e < / C o m p a n y N a m e > - 
-             < C o m p a n y D i s p l a y N a m e > C o m p a n y   D i s p l a y   N a m e < / C o m p a n y D i s p l a y N a m e > - 
-             < C o m p a n y A d d r e s s L i n e s > - 
-                 < C o m p a n y A d d r e s s L i n e 1 > C o m p a n y   A d d r e s s   L i n e   1 < / C o m p a n y A d d r e s s L i n e 1 > - 
-                 < C o m p a n y A d d r e s s L i n e 2 > C o m p a n y   A d d r e s s   L i n e   2 < / C o m p a n y A d d r e s s L i n e 2 > - 
-                 < C o m p a n y A d d r e s s L i n e 3 > C o m p a n y   A d d r e s s   L i n e   3 < / C o m p a n y A d d r e s s L i n e 3 > - 
-                 < C o m p a n y A d d r e s s L i n e 4 > C o m p a n y   A d d r e s s   L i n e   4 < / C o m p a n y A d d r e s s L i n e 4 > - 
-                 < C o m p a n y A d d r e s s L i n e 5 > C o m p a n y   A d d r e s s   L i n e   5 < / C o m p a n y A d d r e s s L i n e 5 > - 
-                 < C o m p a n y A d d r e s s L i n e 6 > C o m p a n y   A d d r e s s   L i n e   6 < / C o m p a n y A d d r e s s L i n e 6 > - 
-                 < C o m p a n y A d d r e s s L i n e 7 > C o m p a n y   A d d r e s s   L i n e   7 < / C o m p a n y A d d r e s s L i n e 7 > - 
-                 < C o m p a n y A d d r e s s L i n e 8 > C o m p a n y   A d d r e s s   L i n e   8 < / C o m p a n y A d d r e s s L i n e 8 > - 
-             < / C o m p a n y A d d r e s s L i n e s > - 
-             < C o m p a n y P h o n e > C o m p a n y   P h o n e < / C o m p a n y P h o n e > - 
-             < C o m p a n y P h o n e C a p t i o n > C o m p a n y   P h o n e   C a p t i o n < / C o m p a n y P h o n e C a p t i o n > - 
-             < C o m p a n y F a x N o > C o m p a n y   F a x   N o . < / C o m p a n y F a x N o > - 
-             < C o m p a n y F a x N o C a p t i o n > C o m p a n y   F a x   N o .   C a p t i o n < / C o m p a n y F a x N o C a p t i o n > - 
-             < C o m p a n y E m a i l > C o m p a n y   E m a i l < / C o m p a n y E m a i l > - 
-             < C o m p a n y E m a i l C a p t i o n > C o m p a n y   E m a i l   C a p t i o n < / C o m p a n y E m a i l C a p t i o n > - 
-             < C o m p a n y H o m e P a g e > C o m p a n y   H o m e   P a g e < / C o m p a n y H o m e P a g e > - 
-             < C o m p a n y H o m e P a g e C a p t i o n > C o m p a n y   H o m e   P a g e   C a p t i o n < / C o m p a n y H o m e P a g e C a p t i o n > - 
-             < C o m p a n y L o g o > C o m p a n y   L o g o < / C o m p a n y L o g o > - 
-             < C o m p a n y V A T R e g i s t r a t i o n N o > C o m p a n y   V A T   R e g i s t r a t i o n   N o . < / C o m p a n y V A T R e g i s t r a t i o n N o > - 
-             < C o m p a n y V A T R e g i s t r a t i o n N o C a p t i o n > C o m p a n y   V A T   R e g i s t r a t i o n   N o .   C a p t i o n < / C o m p a n y V A T R e g i s t r a t i o n N o C a p t i o n > - 
-             < C o m p a n y R e g i s t r a t i o n N o > C o m p a n y   R e g i s t r a t i o n   N o . < / C o m p a n y R e g i s t r a t i o n N o > - 
-             < C o m p a n y R e g i s t r a t i o n N o C a p t i o n > C o m p a n y   R e g i s t r a t i o n   N o .   C a p t i o n < / C o m p a n y R e g i s t r a t i o n N o C a p t i o n > - 
-             < C o m p a n y B a n k N a m e > C o m p a n y   B a n k   N a m e < / C o m p a n y B a n k N a m e > - 
-             < C o m p a n y B a n k N a m e C a p t i o n > C o m p a n y   B a n k   N a m e   C a p t i o n < / C o m p a n y B a n k N a m e C a p t i o n > - 
-             < C o m p a n y B a n k A c c o u n t N o > C o m p a n y   B a n k   A c c o u n t   N o . < / C o m p a n y B a n k A c c o u n t N o > - 
-             < C o m p a n y B a n k A c c o u n t N o C a p t i o n > C o m p a n y   B a n k   A c c o u n t   N o .   C a p t i o n < / C o m p a n y B a n k A c c o u n t N o C a p t i o n > - 
-             < C o m p a n y B a n k B r a n c h N o > C o m p a n y   B a n k   B r a n c h   N o . < / C o m p a n y B a n k B r a n c h N o > - 
-             < C o m p a n y B a n k B r a n c h N o C a p t i o n > C o m p a n y   B a n k   B r a n c h   N o .   C a p t i o n < / C o m p a n y B a n k B r a n c h N o C a p t i o n > - 
-             < C o m p a n y I B A N > C o m p a n y   I B A N < / C o m p a n y I B A N > - 
-             < C o m p a n y I B A N C a p t i o n > C o m p a n y   I B A N   C a p t i o n < / C o m p a n y I B A N C a p t i o n > - 
-             < C o m p a n y B a n k S W I F T > C o m p a n y   B a n k   S W I F T < / C o m p a n y B a n k S W I F T > - 
-             < C o m p a n y B a n k S W I F T C a p t i o n > C o m p a n y   B a n k   S W I F T   C a p t i o n < / C o m p a n y B a n k S W I F T C a p t i o n > - 
-             < C o m p a n y G i r o N o > C o m p a n y   G i r o   N o . < / C o m p a n y G i r o N o > - 
-             < C o m p a n y G i r o N o C a p t i o n > C o m p a n y   G i r o   N o .   C a p t i o n < / C o m p a n y G i r o N o C a p t i o n > - 
-         < / C o m p a n y M e t a d a t a > - 
-     < / B C R e p o r t I n f o r m a t i o n > - 
-     < T o o l t i p s / > - 
- < / N a v W o r d R e p o r t X m l P a r t > 
-</file>
-
-<file path=customXml/item3.xml><?xml version="1.0" encoding="utf-8"?>
-<p:properties xmlns:p="http://schemas.microsoft.com/office/2006/metadata/properties" xmlns:xsi="http://www.w3.org/2001/XMLSchema-instance" xmlns:pc="http://schemas.microsoft.com/office/infopath/2007/PartnerControls">
-  <documentManagement>
-    <Package xmlns="178f68d8-b893-4efd-8406-fab0f21873e4" xsi:nil="true"/>
-    <lcf76f155ced4ddcb4097134ff3c332f xmlns="178f68d8-b893-4efd-8406-fab0f21873e4">
-      <Terms xmlns="http://schemas.microsoft.com/office/infopath/2007/PartnerControls"/>
-    </lcf76f155ced4ddcb4097134ff3c332f>
-    <_ip_UnifiedCompliancePolicyUIAction xmlns="http://schemas.microsoft.com/sharepoint/v3" xsi:nil="true"/>
-    <TaxCatchAll xmlns="b83e059f-de16-406c-a902-3d56d4e79ec8" xsi:nil="true"/>
-    <Audience xmlns="178f68d8-b893-4efd-8406-fab0f21873e4" xsi:nil="true"/>
-    <_ip_UnifiedCompliancePolicyProperties xmlns="http://schemas.microsoft.com/sharepoint/v3" xsi:nil="true"/>
-    <DocumentType xmlns="178f68d8-b893-4efd-8406-fab0f21873e4" xsi:nil="true"/>
-  </documentManagement>
-</p:properties>
-</file>
-
-<file path=customXml/item4.xml><?xml version="1.0" encoding="utf-8"?>
+<file path=customXml/item2.xml><?xml version="1.0" encoding="utf-8"?>
 <ct:contentTypeSchema xmlns:ct="http://schemas.microsoft.com/office/2006/metadata/contentType" xmlns:ma="http://schemas.microsoft.com/office/2006/metadata/properties/metaAttributes" ct:_="" ma:_="" ma:contentTypeName="Document" ma:contentTypeID="0x0101001DCAE6B6EBFA5442B0B9E84E60AFF245" ma:contentTypeVersion="18" ma:contentTypeDescription="Create a new document." ma:contentTypeScope="" ma:versionID="69eec3b24558e1297a79cd42e69b0397">
   <xsd:schema xmlns:xsd="http://www.w3.org/2001/XMLSchema" xmlns:xs="http://www.w3.org/2001/XMLSchema" xmlns:p="http://schemas.microsoft.com/office/2006/metadata/properties" xmlns:ns1="http://schemas.microsoft.com/sharepoint/v3" xmlns:ns2="178f68d8-b893-4efd-8406-fab0f21873e4" xmlns:ns3="b83e059f-de16-406c-a902-3d56d4e79ec8" targetNamespace="http://schemas.microsoft.com/office/2006/metadata/properties" ma:root="true" ma:fieldsID="0f52a3acd42ec0bd0d267ba89c916a39" ns1:_="" ns2:_="" ns3:_="">
     <xsd:import namespace="http://schemas.microsoft.com/sharepoint/v3"/>
@@ -30533,13 +30253,175 @@
 </ct:contentTypeSchema>
 </file>
 
+<file path=customXml/item3.xml><?xml version="1.0" encoding="utf-8"?>
+<p:properties xmlns:p="http://schemas.microsoft.com/office/2006/metadata/properties" xmlns:xsi="http://www.w3.org/2001/XMLSchema-instance" xmlns:pc="http://schemas.microsoft.com/office/infopath/2007/PartnerControls">
+  <documentManagement>
+    <Package xmlns="178f68d8-b893-4efd-8406-fab0f21873e4" xsi:nil="true"/>
+    <lcf76f155ced4ddcb4097134ff3c332f xmlns="178f68d8-b893-4efd-8406-fab0f21873e4">
+      <Terms xmlns="http://schemas.microsoft.com/office/infopath/2007/PartnerControls"/>
+    </lcf76f155ced4ddcb4097134ff3c332f>
+    <_ip_UnifiedCompliancePolicyUIAction xmlns="http://schemas.microsoft.com/sharepoint/v3" xsi:nil="true"/>
+    <TaxCatchAll xmlns="b83e059f-de16-406c-a902-3d56d4e79ec8" xsi:nil="true"/>
+    <Audience xmlns="178f68d8-b893-4efd-8406-fab0f21873e4" xsi:nil="true"/>
+    <_ip_UnifiedCompliancePolicyProperties xmlns="http://schemas.microsoft.com/sharepoint/v3" xsi:nil="true"/>
+    <DocumentType xmlns="178f68d8-b893-4efd-8406-fab0f21873e4" xsi:nil="true"/>
+  </documentManagement>
+</p:properties>
+</file>
+
+<file path=customXml/item4.xml>��< ? x m l   v e r s i o n = " 1 . 0 "   e n c o d i n g = " u t f - 1 6 " ? > < N a v W o r d R e p o r t X m l P a r t   x m l n s = " u r n : m i c r o s o f t - d y n a m i c s - b u s i n e s s c e n t r a l / i n t e r n a l / e x t e n d e d / r e p o r t s / T e n a n t _ R e p o r t _ D e f a u l t s / 2 0 0 0 0 0 0 0 0 1 / " > + 
+     < B C R e p o r t I n f o r m a t i o n > + 
+         < R e p o r t M e t a d a t a > + 
+             < E x t e n s i o n I d > E x t e n s i o n   I D < / E x t e n s i o n I d > + 
+             < E x t e n s i o n N a m e > E x t e n s i o n   N a m e < / E x t e n s i o n N a m e > + 
+             < E x t e n s i o n P u b l i s h e r > E x t e n s i o n   P u b l i s h e r < / E x t e n s i o n P u b l i s h e r > + 
+             < E x t e n s i o n V e r s i o n > E x t e n s i o n   V e r s i o n < / E x t e n s i o n V e r s i o n > + 
+             < R e p o r t I d > R e p o r t   I D < / R e p o r t I d > + 
+             < R e p o r t N a m e > R e p o r t   N a m e < / R e p o r t N a m e > + 
+             < R e p o r t C a p t i o n > R e p o r t   C a p t i o n < / R e p o r t C a p t i o n > + 
+             < A b o u t T h i s R e p o r t T i t l e > A b o u t   T h i s   R e p o r t   T i t l e < / A b o u t T h i s R e p o r t T i t l e > + 
+             < A b o u t T h i s R e p o r t T e x t > A b o u t   T h i s   R e p o r t   T e x t < / A b o u t T h i s R e p o r t T e x t > + 
+             < R e p o r t H e l p L i n k > R e p o r t   H e l p   L i n k < / R e p o r t H e l p L i n k > + 
+         < / R e p o r t M e t a d a t a > + 
+         < R e p o r t R e q u e s t > + 
+             < T e n a n t E n t r a I d > T e n a n t   E n t r a   I d < / T e n a n t E n t r a I d > + 
+             < E n v i r o n m e n t N a m e > E n v i r o n m e n t   N a m e < / E n v i r o n m e n t N a m e > + 
+             < E n v i r o n m e n t T y p e > E n v i r o n m e n t   T y p e < / E n v i r o n m e n t T y p e > + 
+             < C o m p a n y N a m e > C o m p a n y   N a m e < / C o m p a n y N a m e > + 
+             < C o m p a n y D i s p l a y N a m e > C o m p a n y   D i s p l a y   N a m e < / C o m p a n y D i s p l a y N a m e > + 
+             < C o m p a n y I d > C o m p a n y   I D < / C o m p a n y I d > + 
+             < U s e r N a m e > U s e r   N a m e < / U s e r N a m e > + 
+             < D a t e A n d T i m e > D a t e   a n d   T i m e < / D a t e A n d T i m e > + 
+             < L a n g u a g e > L a n g u a g e < / L a n g u a g e > + 
+             < F o r m a t R e g i o n > F o r m a t   R e g i o n < / F o r m a t R e g i o n > + 
+             < D a t e T i m e V a l u e s > + 
+                 < Y e a r > Y e a r < / Y e a r > + 
+                 < M o n t h N u m b e r > M o n t h   N u m b e r < / M o n t h N u m b e r > + 
+                 < D a y N u m b e r > D a y   N u m b e r < / D a y N u m b e r > + 
+                 < H o u r > H o u r < / H o u r > + 
+                 < M i n u t e > M i n u t e < / M i n u t e > + 
+             < / D a t e T i m e V a l u e s > + 
+         < / R e p o r t R e q u e s t > + 
+         < C o m p a n y M e t a d a t a > + 
+             < C o m p a n y N a m e > C o m p a n y   N a m e < / C o m p a n y N a m e > + 
+             < C o m p a n y D i s p l a y N a m e > C o m p a n y   D i s p l a y   N a m e < / C o m p a n y D i s p l a y N a m e > + 
+             < C o m p a n y A d d r e s s L i n e s > + 
+                 < C o m p a n y A d d r e s s L i n e 1 > C o m p a n y   A d d r e s s   L i n e   1 < / C o m p a n y A d d r e s s L i n e 1 > + 
+                 < C o m p a n y A d d r e s s L i n e 2 > C o m p a n y   A d d r e s s   L i n e   2 < / C o m p a n y A d d r e s s L i n e 2 > + 
+                 < C o m p a n y A d d r e s s L i n e 3 > C o m p a n y   A d d r e s s   L i n e   3 < / C o m p a n y A d d r e s s L i n e 3 > + 
+                 < C o m p a n y A d d r e s s L i n e 4 > C o m p a n y   A d d r e s s   L i n e   4 < / C o m p a n y A d d r e s s L i n e 4 > + 
+                 < C o m p a n y A d d r e s s L i n e 5 > C o m p a n y   A d d r e s s   L i n e   5 < / C o m p a n y A d d r e s s L i n e 5 > + 
+                 < C o m p a n y A d d r e s s L i n e 6 > C o m p a n y   A d d r e s s   L i n e   6 < / C o m p a n y A d d r e s s L i n e 6 > + 
+                 < C o m p a n y A d d r e s s L i n e 7 > C o m p a n y   A d d r e s s   L i n e   7 < / C o m p a n y A d d r e s s L i n e 7 > + 
+                 < C o m p a n y A d d r e s s L i n e 8 > C o m p a n y   A d d r e s s   L i n e   8 < / C o m p a n y A d d r e s s L i n e 8 > + 
+             < / C o m p a n y A d d r e s s L i n e s > + 
+             < C o m p a n y P h o n e > C o m p a n y   P h o n e < / C o m p a n y P h o n e > + 
+             < C o m p a n y P h o n e C a p t i o n > C o m p a n y   P h o n e   C a p t i o n < / C o m p a n y P h o n e C a p t i o n > + 
+             < C o m p a n y F a x N o > C o m p a n y   F a x   N o . < / C o m p a n y F a x N o > + 
+             < C o m p a n y F a x N o C a p t i o n > C o m p a n y   F a x   N o .   C a p t i o n < / C o m p a n y F a x N o C a p t i o n > + 
+             < C o m p a n y E m a i l > C o m p a n y   E m a i l < / C o m p a n y E m a i l > + 
+             < C o m p a n y E m a i l C a p t i o n > C o m p a n y   E m a i l   C a p t i o n < / C o m p a n y E m a i l C a p t i o n > + 
+             < C o m p a n y H o m e P a g e > C o m p a n y   H o m e   P a g e < / C o m p a n y H o m e P a g e > + 
+             < C o m p a n y H o m e P a g e C a p t i o n > C o m p a n y   H o m e   P a g e   C a p t i o n < / C o m p a n y H o m e P a g e C a p t i o n > + 
+             < C o m p a n y L o g o > C o m p a n y   L o g o < / C o m p a n y L o g o > + 
+             < C o m p a n y V A T R e g i s t r a t i o n N o > C o m p a n y   V A T   R e g i s t r a t i o n   N o . < / C o m p a n y V A T R e g i s t r a t i o n N o > + 
+             < C o m p a n y V A T R e g i s t r a t i o n N o C a p t i o n > C o m p a n y   V A T   R e g i s t r a t i o n   N o .   C a p t i o n < / C o m p a n y V A T R e g i s t r a t i o n N o C a p t i o n > + 
+             < C o m p a n y R e g i s t r a t i o n N o > C o m p a n y   R e g i s t r a t i o n   N o . < / C o m p a n y R e g i s t r a t i o n N o > + 
+             < C o m p a n y R e g i s t r a t i o n N o C a p t i o n > C o m p a n y   R e g i s t r a t i o n   N o .   C a p t i o n < / C o m p a n y R e g i s t r a t i o n N o C a p t i o n > + 
+             < C o m p a n y B a n k N a m e > C o m p a n y   B a n k   N a m e < / C o m p a n y B a n k N a m e > + 
+             < C o m p a n y B a n k N a m e C a p t i o n > C o m p a n y   B a n k   N a m e   C a p t i o n < / C o m p a n y B a n k N a m e C a p t i o n > + 
+             < C o m p a n y B a n k A c c o u n t N o > C o m p a n y   B a n k   A c c o u n t   N o . < / C o m p a n y B a n k A c c o u n t N o > + 
+             < C o m p a n y B a n k A c c o u n t N o C a p t i o n > C o m p a n y   B a n k   A c c o u n t   N o .   C a p t i o n < / C o m p a n y B a n k A c c o u n t N o C a p t i o n > + 
+             < C o m p a n y B a n k B r a n c h N o > C o m p a n y   B a n k   B r a n c h   N o . < / C o m p a n y B a n k B r a n c h N o > + 
+             < C o m p a n y B a n k B r a n c h N o C a p t i o n > C o m p a n y   B a n k   B r a n c h   N o .   C a p t i o n < / C o m p a n y B a n k B r a n c h N o C a p t i o n > + 
+             < C o m p a n y I B A N > C o m p a n y   I B A N < / C o m p a n y I B A N > + 
+             < C o m p a n y I B A N C a p t i o n > C o m p a n y   I B A N   C a p t i o n < / C o m p a n y I B A N C a p t i o n > + 
+             < C o m p a n y B a n k S W I F T > C o m p a n y   B a n k   S W I F T < / C o m p a n y B a n k S W I F T > + 
+             < C o m p a n y B a n k S W I F T C a p t i o n > C o m p a n y   B a n k   S W I F T   C a p t i o n < / C o m p a n y B a n k S W I F T C a p t i o n > + 
+             < C o m p a n y G i r o N o > C o m p a n y   G i r o   N o . < / C o m p a n y G i r o N o > + 
+             < C o m p a n y G i r o N o C a p t i o n > C o m p a n y   G i r o   N o .   C a p t i o n < / C o m p a n y G i r o N o C a p t i o n > + 
+         < / C o m p a n y M e t a d a t a > + 
+     < / B C R e p o r t I n f o r m a t i o n > + 
+     < T o o l t i p s / > + 
+ < / N a v W o r d R e p o r t X m l P a r t > 
+</file>
+
 <file path=customXml/item5.xml><?xml version="1.0" encoding="utf-8"?>
-<?mso-contentType ?>
-<FormTemplates xmlns="http://schemas.microsoft.com/sharepoint/v3/contenttype/forms">
-  <Display>DocumentLibraryForm</Display>
-  <Edit>DocumentLibraryForm</Edit>
-  <New>DocumentLibraryForm</New>
-</FormTemplates>
+<b:Sources xmlns:b="http://schemas.openxmlformats.org/officeDocument/2006/bibliography" xmlns="http://schemas.openxmlformats.org/officeDocument/2006/bibliography" SelectedStyle="\APASixthEditionOfficeOnline.xsl" StyleName="APA" Version="6"/>
 </file>
 
 <file path=customXml/item6.xml>��< ? x m l   v e r s i o n = " 1 . 0 "   e n c o d i n g = " u t f - 1 6 " ? > < N a v W o r d R e p o r t X m l P a r t   x m l n s = " u r n : m i c r o s o f t - d y n a m i c s - n a v / r e p o r t s / T e n a n t _ R e p o r t _ D e f a u l t s / 2 0 0 0 0 0 0 0 0 1 / " > @@ -30692,34 +30574,14 @@
 </file>
 
 <file path=customXml/itemProps1.xml><?xml version="1.0" encoding="utf-8"?>
-<ds:datastoreItem xmlns:ds="http://schemas.openxmlformats.org/officeDocument/2006/customXml" ds:itemID="{89DB96BF-8133-438A-AAD3-A3C21079AEB1}">
+<ds:datastoreItem xmlns:ds="http://schemas.openxmlformats.org/officeDocument/2006/customXml" ds:itemID="{5A675BC9-7FEC-400B-A75F-B14075E64DE4}">
   <ds:schemaRefs>
-    <ds:schemaRef ds:uri="http://schemas.openxmlformats.org/officeDocument/2006/bibliography"/>
+    <ds:schemaRef ds:uri="http://schemas.microsoft.com/sharepoint/v3/contenttype/forms"/>
   </ds:schemaRefs>
 </ds:datastoreItem>
 </file>
 
 <file path=customXml/itemProps2.xml><?xml version="1.0" encoding="utf-8"?>
-<ds:datastoreItem xmlns:ds="http://schemas.openxmlformats.org/officeDocument/2006/customXml" ds:itemID="{88A21B06-7074-4F2C-AB37-4DA9E7380CCD}">
-  <ds:schemaRefs>
-    <ds:schemaRef ds:uri="urn:microsoft-dynamics-businesscentral/internal/extended/reports/Tenant_Report_Defaults/2000000001/"/>
-  </ds:schemaRefs>
-</ds:datastoreItem>
-</file>
-
-<file path=customXml/itemProps3.xml><?xml version="1.0" encoding="utf-8"?>
-<ds:datastoreItem xmlns:ds="http://schemas.openxmlformats.org/officeDocument/2006/customXml" ds:itemID="{13DD77B3-F376-45C3-B655-8B8D4791ED03}">
-  <ds:schemaRefs>
-    <ds:schemaRef ds:uri="http://schemas.microsoft.com/office/2006/metadata/properties"/>
-    <ds:schemaRef ds:uri="http://schemas.microsoft.com/office/infopath/2007/PartnerControls"/>
-    <ds:schemaRef ds:uri="178f68d8-b893-4efd-8406-fab0f21873e4"/>
-    <ds:schemaRef ds:uri="http://schemas.microsoft.com/sharepoint/v3"/>
-    <ds:schemaRef ds:uri="b83e059f-de16-406c-a902-3d56d4e79ec8"/>
-  </ds:schemaRefs>
-</ds:datastoreItem>
-</file>
-
-<file path=customXml/itemProps4.xml><?xml version="1.0" encoding="utf-8"?>
 <ds:datastoreItem xmlns:ds="http://schemas.openxmlformats.org/officeDocument/2006/customXml" ds:itemID="{6EFA0DA6-B9A4-44B7-8A69-60863F27AABE}">
   <ds:schemaRefs>
     <ds:schemaRef ds:uri="http://schemas.microsoft.com/office/2006/metadata/contentType"/>
@@ -30739,10 +30601,30 @@
 </ds:datastoreItem>
 </file>
 
+<file path=customXml/itemProps3.xml><?xml version="1.0" encoding="utf-8"?>
+<ds:datastoreItem xmlns:ds="http://schemas.openxmlformats.org/officeDocument/2006/customXml" ds:itemID="{13DD77B3-F376-45C3-B655-8B8D4791ED03}">
+  <ds:schemaRefs>
+    <ds:schemaRef ds:uri="http://schemas.microsoft.com/office/2006/metadata/properties"/>
+    <ds:schemaRef ds:uri="http://schemas.microsoft.com/office/infopath/2007/PartnerControls"/>
+    <ds:schemaRef ds:uri="178f68d8-b893-4efd-8406-fab0f21873e4"/>
+    <ds:schemaRef ds:uri="http://schemas.microsoft.com/sharepoint/v3"/>
+    <ds:schemaRef ds:uri="b83e059f-de16-406c-a902-3d56d4e79ec8"/>
+  </ds:schemaRefs>
+</ds:datastoreItem>
+</file>
+
+<file path=customXml/itemProps4.xml><?xml version="1.0" encoding="utf-8"?>
+<ds:datastoreItem xmlns:ds="http://schemas.openxmlformats.org/officeDocument/2006/customXml" ds:itemID="{88A21B06-7074-4F2C-AB37-4DA9E7380CCD}">
+  <ds:schemaRefs>
+    <ds:schemaRef ds:uri="urn:microsoft-dynamics-businesscentral/internal/extended/reports/Tenant_Report_Defaults/2000000001/"/>
+  </ds:schemaRefs>
+</ds:datastoreItem>
+</file>
+
 <file path=customXml/itemProps5.xml><?xml version="1.0" encoding="utf-8"?>
-<ds:datastoreItem xmlns:ds="http://schemas.openxmlformats.org/officeDocument/2006/customXml" ds:itemID="{5A675BC9-7FEC-400B-A75F-B14075E64DE4}">
+<ds:datastoreItem xmlns:ds="http://schemas.openxmlformats.org/officeDocument/2006/customXml" ds:itemID="{89DB96BF-8133-438A-AAD3-A3C21079AEB1}">
   <ds:schemaRefs>
-    <ds:schemaRef ds:uri="http://schemas.microsoft.com/sharepoint/v3/contenttype/forms"/>
+    <ds:schemaRef ds:uri="http://schemas.openxmlformats.org/officeDocument/2006/bibliography"/>
   </ds:schemaRefs>
 </ds:datastoreItem>
 </file>

--- a/src/Layers/W1/BaseApp/Foundation/Reporting/ReportParts/HeaderFooterDesign/InternalMinimalisticCentered.docx
+++ b/src/Layers/W1/BaseApp/Foundation/Reporting/ReportParts/HeaderFooterDesign/InternalMinimalisticCentered.docx
@@ -181,6 +181,7 @@
           </w:placeholder>
           <w15:color w:val="808080"/>
           <w:text/>
+          <w:dataBinding w:prefixMappings="xmlns:ns0='urn:microsoft-dynamics-nav/reports/Tenant_Report_Defaults/2000000001/'" w:xpath="/ns0:NavWordReportXmlPart[1]/ns0:BCReportInformation[1]/ns0:ReportRequest[1]/ns0:CompanyName[1]" w:storeItemID="{91D0ED6D-D597-4923-BDAC-044C0807CB68}"/>
         </w:sdtPr>
         <w:sdtContent>
           <w:tc>
@@ -214,6 +215,7 @@
           </w:placeholder>
           <w15:color w:val="808080"/>
           <w:text/>
+          <w:dataBinding w:prefixMappings="xmlns:ns0='urn:microsoft-dynamics-nav/reports/Tenant_Report_Defaults/2000000001/'" w:xpath="/ns0:NavWordReportXmlPart[1]/ns0:BCReportInformation[1]/ns0:ReportRequest[1]/ns0:UserName[1]" w:storeItemID="{91D0ED6D-D597-4923-BDAC-044C0807CB68}"/>
         </w:sdtPr>
         <w:sdtContent>
           <w:tc>
@@ -396,6 +398,7 @@
           </w:placeholder>
           <w15:color w:val="808080"/>
           <w:text/>
+          <w:dataBinding w:prefixMappings="xmlns:ns0='urn:microsoft-dynamics-nav/reports/Tenant_Report_Defaults/2000000001/'" w:xpath="/ns0:NavWordReportXmlPart[1]/ns0:BCReportInformation[1]/ns0:ReportRequest[1]/ns0:CompanyName[1]" w:storeItemID="{91D0ED6D-D597-4923-BDAC-044C0807CB68}"/>
         </w:sdtPr>
         <w:sdtContent>
           <w:tc>
@@ -429,6 +432,7 @@
           </w:placeholder>
           <w15:color w:val="808080"/>
           <w:text/>
+          <w:dataBinding w:prefixMappings="xmlns:ns0='urn:microsoft-dynamics-nav/reports/Tenant_Report_Defaults/2000000001/'" w:xpath="/ns0:NavWordReportXmlPart[1]/ns0:BCReportInformation[1]/ns0:ReportRequest[1]/ns0:UserName[1]" w:storeItemID="{91D0ED6D-D597-4923-BDAC-044C0807CB68}"/>
         </w:sdtPr>
         <w:sdtContent>
           <w:tc>
@@ -532,6 +536,7 @@
               </w:placeholder>
               <w15:color w:val="808080"/>
               <w:text/>
+              <w:dataBinding w:prefixMappings="xmlns:ns0='urn:microsoft-dynamics-nav/reports/Tenant_Report_Defaults/2000000001/'" w:xpath="/ns0:NavWordReportXmlPart[1]/ns0:BCReportInformation[1]/ns0:ReportMetadata[1]/ns0:ReportCaption[1]" w:storeItemID="{91D0ED6D-D597-4923-BDAC-044C0807CB68}"/>
             </w:sdtPr>
             <w:sdtContent>
               <w:r>
@@ -621,6 +626,7 @@
               </w:placeholder>
               <w15:color w:val="808080"/>
               <w:text/>
+              <w:dataBinding w:prefixMappings="xmlns:ns0='urn:microsoft-dynamics-nav/reports/Tenant_Report_Defaults/2000000001/'" w:xpath="/ns0:NavWordReportXmlPart[1]/ns0:BCReportInformation[1]/ns0:ReportMetadata[1]/ns0:ReportCaption[1]" w:storeItemID="{91D0ED6D-D597-4923-BDAC-044C0807CB68}"/>
             </w:sdtPr>
             <w:sdtContent>
               <w:r>

--- a/src/Layers/W1/BaseApp/Foundation/Reporting/ReportParts/HeaderFooterDesign/InternalMinimalisticCentered.docx
+++ b/src/Layers/W1/BaseApp/Foundation/Reporting/ReportParts/HeaderFooterDesign/InternalMinimalisticCentered.docx
@@ -28395,7 +28395,6 @@
   <w:style w:type="paragraph" w:customStyle="1" w:styleId="Barcode">
     <w:name w:val="Barcode"/>
     <w:basedOn w:val="Heading1"/>
-    <w:link w:val="BarcodeChar"/>
     <w:qFormat/>
     <w:rsid w:val="00C55A78"/>
     <w:pPr>
@@ -28409,92 +28408,14 @@
       <w:sz w:val="16"/>
     </w:rPr>
   </w:style>
-  <w:style w:type="character" w:customStyle="1" w:styleId="BarcodeChar">
-    <w:name w:val="Barcode Char"/>
-    <w:basedOn w:val="Heading1Char"/>
-    <w:link w:val="Barcode"/>
-    <w:rsid w:val="00C55A78"/>
-    <w:rPr>
-      <w:rFonts w:ascii="IDAutomationHC39M" w:eastAsiaTheme="majorEastAsia" w:hAnsi="IDAutomationHC39M" w:cstheme="majorBidi"/>
-      <w:b w:val="0"/>
-      <w:color w:val="000000" w:themeColor="text1"/>
-      <w:kern w:val="2"/>
-      <w:sz w:val="16"/>
-      <w:szCs w:val="16"/>
-      <w14:ligatures w14:val="standardContextual"/>
-    </w:rPr>
-  </w:style>
   <w:style w:type="paragraph" w:customStyle="1" w:styleId="QRCode">
     <w:name w:val="QR Code"/>
     <w:basedOn w:val="Barcode"/>
-    <w:link w:val="QRCodeChar"/>
     <w:qFormat/>
     <w:rsid w:val="00C55A78"/>
     <w:rPr>
       <w:rFonts w:ascii="IDAutomation2D" w:hAnsi="IDAutomation2D"/>
     </w:rPr>
-  </w:style>
-  <w:style w:type="character" w:customStyle="1" w:styleId="QRCodeChar">
-    <w:name w:val="QR Code Char"/>
-    <w:basedOn w:val="BarcodeChar"/>
-    <w:link w:val="QRCode"/>
-    <w:rsid w:val="00C55A78"/>
-    <w:rPr>
-      <w:rFonts w:ascii="IDAutomation2D" w:eastAsiaTheme="majorEastAsia" w:hAnsi="IDAutomation2D" w:cstheme="majorBidi"/>
-      <w:b w:val="0"/>
-      <w:color w:val="000000" w:themeColor="text1"/>
-      <w:kern w:val="2"/>
-      <w:sz w:val="16"/>
-      <w:szCs w:val="16"/>
-      <w14:ligatures w14:val="standardContextual"/>
-    </w:rPr>
-  </w:style>
-  <w:style w:type="paragraph" w:customStyle="1" w:styleId="BCLabel">
-    <w:name w:val="BC Label"/>
-    <w:basedOn w:val="NoSpacing"/>
-    <w:next w:val="Normal"/>
-    <w:uiPriority w:val="2"/>
-    <w:rsid w:val="00C55A78"/>
-    <w:pPr>
-      <w:keepNext/>
-    </w:pPr>
-    <w:rPr>
-      <w:rFonts w:asciiTheme="majorHAnsi" w:eastAsiaTheme="majorEastAsia" w:hAnsiTheme="majorHAnsi" w:cstheme="majorBidi"/>
-    </w:rPr>
-  </w:style>
-  <w:style w:type="paragraph" w:customStyle="1" w:styleId="BCLabelNumber">
-    <w:name w:val="BC Label Number"/>
-    <w:basedOn w:val="BCLabel"/>
-    <w:next w:val="Normal"/>
-    <w:uiPriority w:val="2"/>
-    <w:rsid w:val="00C55A78"/>
-    <w:rPr>
-      <w14:numSpacing w14:val="tabular"/>
-    </w:rPr>
-  </w:style>
-  <w:style w:type="paragraph" w:customStyle="1" w:styleId="BCNumber">
-    <w:name w:val="BC Number"/>
-    <w:basedOn w:val="NoSpacing"/>
-    <w:next w:val="Normal"/>
-    <w:uiPriority w:val="2"/>
-    <w:rsid w:val="00C55A78"/>
-    <w:rPr>
-      <w14:numSpacing w14:val="tabular"/>
-    </w:rPr>
-  </w:style>
-  <w:style w:type="paragraph" w:customStyle="1" w:styleId="BCNoteBullet">
-    <w:name w:val="BC Note Bullet"/>
-    <w:basedOn w:val="Quote"/>
-    <w:next w:val="Normal"/>
-    <w:uiPriority w:val="2"/>
-    <w:rsid w:val="00C55A78"/>
-    <w:pPr>
-      <w:tabs>
-        <w:tab w:val="num" w:pos="360"/>
-      </w:tabs>
-      <w:spacing w:before="0" w:after="0" w:line="240" w:lineRule="auto"/>
-      <w:ind w:left="227" w:hanging="227"/>
-    </w:pPr>
   </w:style>
   <w:style w:type="table" w:customStyle="1" w:styleId="BCBlockTable">
     <w:name w:val="BC Block Table"/>

--- a/src/Layers/W1/BaseApp/Foundation/Reporting/ReportParts/HeaderFooterDesign/InternalMinimalisticCentered.docx
+++ b/src/Layers/W1/BaseApp/Foundation/Reporting/ReportParts/HeaderFooterDesign/InternalMinimalisticCentered.docx
@@ -28654,48 +28654,6 @@
         <w:tcBorders>
           <w:bottom w:val="single" w:sz="4" w:space="0" w:color="000000" w:themeColor="text1"/>
         </w:tcBorders>
-      </w:tcPr>
-    </w:tblStylePr>
-  </w:style>
-  <w:style w:type="table" w:customStyle="1" w:styleId="BCDataTableInternal">
-    <w:name w:val="BC Data Table Internal"/>
-    <w:basedOn w:val="TableNormal"/>
-    <w:uiPriority w:val="99"/>
-    <w:rsid w:val="00C55A78"/>
-    <w:pPr>
-      <w:spacing w:after="0" w:line="240" w:lineRule="auto"/>
-    </w:pPr>
-    <w:rPr>
-      <w:kern w:val="2"/>
-      <w:sz w:val="16"/>
-      <w:szCs w:val="16"/>
-      <w14:ligatures w14:val="standardContextual"/>
-    </w:rPr>
-    <w:tblPr>
-      <w:tblStyleRowBandSize w:val="1"/>
-    </w:tblPr>
-    <w:tblStylePr w:type="firstRow">
-      <w:rPr>
-        <w:rFonts w:asciiTheme="majorHAnsi" w:hAnsiTheme="majorHAnsi"/>
-        <w:b/>
-      </w:rPr>
-      <w:tblPr/>
-      <w:tcPr>
-        <w:tcBorders>
-          <w:bottom w:val="single" w:sz="4" w:space="0" w:color="auto"/>
-        </w:tcBorders>
-      </w:tcPr>
-    </w:tblStylePr>
-    <w:tblStylePr w:type="lastRow">
-      <w:rPr>
-        <w:rFonts w:asciiTheme="majorHAnsi" w:hAnsiTheme="majorHAnsi"/>
-        <w:b/>
-      </w:rPr>
-    </w:tblStylePr>
-    <w:tblStylePr w:type="band1Horz">
-      <w:tblPr/>
-      <w:tcPr>
-        <w:shd w:val="clear" w:color="auto" w:fill="E7E6E6" w:themeFill="background2"/>
       </w:tcPr>
     </w:tblStylePr>
   </w:style>

--- a/src/Layers/W1/BaseApp/Foundation/Reporting/ReportParts/HeaderFooterDesign/InternalMinimalisticCentered.docx
+++ b/src/Layers/W1/BaseApp/Foundation/Reporting/ReportParts/HeaderFooterDesign/InternalMinimalisticCentered.docx
@@ -336,7 +336,7 @@
               <w:szCs w:val="16"/>
               <w:lang w:val="da-DK"/>
             </w:rPr>
-            <w:t xml:space="preserve"> / </w:t>
+            <w:t xml:space="preserve">/</w:t>
           </w:r>
           <w:r>
             <w:rPr>

--- a/src/Layers/W1/BaseApp/Foundation/Reporting/ReportParts/HeaderFooterDesign/InternalMinimalisticCentered.docx
+++ b/src/Layers/W1/BaseApp/Foundation/Reporting/ReportParts/HeaderFooterDesign/InternalMinimalisticCentered.docx
@@ -2,16 +2,30 @@
 <file path=word/document.xml><?xml version="1.0" encoding="utf-8"?>
 <w:document xmlns:wpc="http://schemas.microsoft.com/office/word/2010/wordprocessingCanvas" xmlns:cx="http://schemas.microsoft.com/office/drawing/2014/chartex" xmlns:cx1="http://schemas.microsoft.com/office/drawing/2015/9/8/chartex" xmlns:cx2="http://schemas.microsoft.com/office/drawing/2015/10/21/chartex" xmlns:cx3="http://schemas.microsoft.com/office/drawing/2016/5/9/chartex" xmlns:cx4="http://schemas.microsoft.com/office/drawing/2016/5/10/chartex" xmlns:cx5="http://schemas.microsoft.com/office/drawing/2016/5/11/chartex" xmlns:cx6="http://schemas.microsoft.com/office/drawing/2016/5/12/chartex" xmlns:cx7="http://schemas.microsoft.com/office/drawing/2016/5/13/chartex" xmlns:cx8="http://schemas.microsoft.com/office/drawing/2016/5/14/chartex" xmlns:mc="http://schemas.openxmlformats.org/markup-compatibility/2006" xmlns:aink="http://schemas.microsoft.com/office/drawing/2016/ink" xmlns:am3d="http://schemas.microsoft.com/office/drawing/2017/model3d" xmlns:o="urn:schemas-microsoft-com:office:office" xmlns:oel="http://schemas.microsoft.com/office/2019/extlst" xmlns:r="http://schemas.openxmlformats.org/officeDocument/2006/relationships" xmlns:m="http://schemas.openxmlformats.org/officeDocument/2006/math" xmlns:v="urn:schemas-microsoft-com:vml" xmlns:wp14="http://schemas.microsoft.com/office/word/2010/wordprocessingDrawing" xmlns:wp="http://schemas.openxmlformats.org/drawingml/2006/wordprocessingDrawing" xmlns:w10="urn:schemas-microsoft-com:office:word" xmlns:w="http://schemas.openxmlformats.org/wordprocessingml/2006/main" xmlns:w14="http://schemas.microsoft.com/office/word/2010/wordml" xmlns:w15="http://schemas.microsoft.com/office/word/2012/wordml" xmlns:w16cex="http://schemas.microsoft.com/office/word/2018/wordml/cex" xmlns:w16cid="http://schemas.microsoft.com/office/word/2016/wordml/cid" xmlns:w16="http://schemas.microsoft.com/office/word/2018/wordml" xmlns:w16du="http://schemas.microsoft.com/office/word/2023/wordml/word16du" xmlns:w16sdtdh="http://schemas.microsoft.com/office/word/2020/wordml/sdtdatahash" xmlns:w16sdtfl="http://schemas.microsoft.com/office/word/2024/wordml/sdtformatlock" xmlns:w16se="http://schemas.microsoft.com/office/word/2015/wordml/symex" xmlns:wpg="http://schemas.microsoft.com/office/word/2010/wordprocessingGroup" xmlns:wpi="http://schemas.microsoft.com/office/word/2010/wordprocessingInk" xmlns:wne="http://schemas.microsoft.com/office/word/2006/wordml" xmlns:wps="http://schemas.microsoft.com/office/word/2010/wordprocessingShape" mc:Ignorable="w14 w15 w16se w16cid w16 w16cex w16sdtdh w16sdtfl w16du wp14">
   <w:body>
-    <w:p/>
+    <w:p>
+      <w:pPr>
+        <w:spacing w:line="259" w:lineRule="auto"/>
+      </w:pPr>
+      <w:r>
+        <w:br w:type="page"/>
+      </w:r>
+      <w:r>
+        <w:lastRenderedPageBreak/>
+        <w:br w:type="page"/>
+      </w:r>
+    </w:p>
+    <w:p>
+      <w:pPr>
+        <w:spacing w:line="259" w:lineRule="auto"/>
+      </w:pPr>
+    </w:p>
     <w:sectPr>
-      <w:headerReference w:type="even" r:id="rId13"/>
-      <w:headerReference w:type="default" r:id="rId14"/>
-      <w:footerReference w:type="even" r:id="rId15"/>
-      <w:footerReference w:type="default" r:id="rId16"/>
-      <w:headerReference w:type="first" r:id="rId17"/>
-      <w:footerReference w:type="first" r:id="rId18"/>
+      <w:headerReference w:type="default" r:id="rId13"/>
+      <w:footerReference w:type="default" r:id="rId14"/>
+      <w:headerReference w:type="first" r:id="rId15"/>
+      <w:footerReference w:type="first" r:id="rId16"/>
       <w:pgSz w:w="11907" w:h="16839" w:code="9"/>
-      <w:pgMar w:top="576" w:right="706" w:bottom="576" w:left="706" w:header="576" w:footer="144" w:gutter="0"/>
+      <w:pgMar w:top="576" w:right="706" w:bottom="576" w:left="706" w:header="288" w:footer="288" w:gutter="0"/>
       <w:cols w:space="708"/>
       <w:docGrid w:linePitch="360"/>
     </w:sectPr>
@@ -45,16 +59,6 @@
 </file>
 
 <file path=word/footer1.xml><?xml version="1.0" encoding="utf-8"?>
-<w:ftr xmlns:wpc="http://schemas.microsoft.com/office/word/2010/wordprocessingCanvas" xmlns:cx="http://schemas.microsoft.com/office/drawing/2014/chartex" xmlns:cx1="http://schemas.microsoft.com/office/drawing/2015/9/8/chartex" xmlns:cx2="http://schemas.microsoft.com/office/drawing/2015/10/21/chartex" xmlns:cx3="http://schemas.microsoft.com/office/drawing/2016/5/9/chartex" xmlns:cx4="http://schemas.microsoft.com/office/drawing/2016/5/10/chartex" xmlns:cx5="http://schemas.microsoft.com/office/drawing/2016/5/11/chartex" xmlns:cx6="http://schemas.microsoft.com/office/drawing/2016/5/12/chartex" xmlns:cx7="http://schemas.microsoft.com/office/drawing/2016/5/13/chartex" xmlns:cx8="http://schemas.microsoft.com/office/drawing/2016/5/14/chartex" xmlns:mc="http://schemas.openxmlformats.org/markup-compatibility/2006" xmlns:aink="http://schemas.microsoft.com/office/drawing/2016/ink" xmlns:am3d="http://schemas.microsoft.com/office/drawing/2017/model3d" xmlns:o="urn:schemas-microsoft-com:office:office" xmlns:oel="http://schemas.microsoft.com/office/2019/extlst" xmlns:r="http://schemas.openxmlformats.org/officeDocument/2006/relationships" xmlns:m="http://schemas.openxmlformats.org/officeDocument/2006/math" xmlns:v="urn:schemas-microsoft-com:vml" xmlns:wp14="http://schemas.microsoft.com/office/word/2010/wordprocessingDrawing" xmlns:wp="http://schemas.openxmlformats.org/drawingml/2006/wordprocessingDrawing" xmlns:w10="urn:schemas-microsoft-com:office:word" xmlns:w="http://schemas.openxmlformats.org/wordprocessingml/2006/main" xmlns:w14="http://schemas.microsoft.com/office/word/2010/wordml" xmlns:w15="http://schemas.microsoft.com/office/word/2012/wordml" xmlns:w16cex="http://schemas.microsoft.com/office/word/2018/wordml/cex" xmlns:w16cid="http://schemas.microsoft.com/office/word/2016/wordml/cid" xmlns:w16="http://schemas.microsoft.com/office/word/2018/wordml" xmlns:w16du="http://schemas.microsoft.com/office/word/2023/wordml/word16du" xmlns:w16sdtdh="http://schemas.microsoft.com/office/word/2020/wordml/sdtdatahash" xmlns:w16sdtfl="http://schemas.microsoft.com/office/word/2024/wordml/sdtformatlock" xmlns:w16se="http://schemas.microsoft.com/office/word/2015/wordml/symex" xmlns:wpg="http://schemas.microsoft.com/office/word/2010/wordprocessingGroup" xmlns:wpi="http://schemas.microsoft.com/office/word/2010/wordprocessingInk" xmlns:wne="http://schemas.microsoft.com/office/word/2006/wordml" xmlns:wps="http://schemas.microsoft.com/office/word/2010/wordprocessingShape" mc:Ignorable="w14 w15 w16se w16cid w16 w16cex w16sdtdh w16sdtfl w16du wp14">
-  <w:p>
-    <w:pPr>
-      <w:pStyle w:val="Footer"/>
-    </w:pPr>
-  </w:p>
-</w:ftr>
-</file>
-
-<file path=word/footer2.xml><?xml version="1.0" encoding="utf-8"?>
 <w:ftr xmlns:wpc="http://schemas.microsoft.com/office/word/2010/wordprocessingCanvas" xmlns:cx="http://schemas.microsoft.com/office/drawing/2014/chartex" xmlns:cx1="http://schemas.microsoft.com/office/drawing/2015/9/8/chartex" xmlns:cx2="http://schemas.microsoft.com/office/drawing/2015/10/21/chartex" xmlns:cx3="http://schemas.microsoft.com/office/drawing/2016/5/9/chartex" xmlns:cx4="http://schemas.microsoft.com/office/drawing/2016/5/10/chartex" xmlns:cx5="http://schemas.microsoft.com/office/drawing/2016/5/11/chartex" xmlns:cx6="http://schemas.microsoft.com/office/drawing/2016/5/12/chartex" xmlns:cx7="http://schemas.microsoft.com/office/drawing/2016/5/13/chartex" xmlns:cx8="http://schemas.microsoft.com/office/drawing/2016/5/14/chartex" xmlns:mc="http://schemas.openxmlformats.org/markup-compatibility/2006" xmlns:aink="http://schemas.microsoft.com/office/drawing/2016/ink" xmlns:am3d="http://schemas.microsoft.com/office/drawing/2017/model3d" xmlns:o="urn:schemas-microsoft-com:office:office" xmlns:oel="http://schemas.microsoft.com/office/2019/extlst" xmlns:r="http://schemas.openxmlformats.org/officeDocument/2006/relationships" xmlns:m="http://schemas.openxmlformats.org/officeDocument/2006/math" xmlns:v="urn:schemas-microsoft-com:vml" xmlns:wp14="http://schemas.microsoft.com/office/word/2010/wordprocessingDrawing" xmlns:wp="http://schemas.openxmlformats.org/drawingml/2006/wordprocessingDrawing" xmlns:w10="urn:schemas-microsoft-com:office:word" xmlns:w="http://schemas.openxmlformats.org/wordprocessingml/2006/main" xmlns:w14="http://schemas.microsoft.com/office/word/2010/wordml" xmlns:w15="http://schemas.microsoft.com/office/word/2012/wordml" xmlns:w16cex="http://schemas.microsoft.com/office/word/2018/wordml/cex" xmlns:w16cid="http://schemas.microsoft.com/office/word/2016/wordml/cid" xmlns:w16="http://schemas.microsoft.com/office/word/2018/wordml" xmlns:w16du="http://schemas.microsoft.com/office/word/2023/wordml/word16du" xmlns:w16sdtdh="http://schemas.microsoft.com/office/word/2020/wordml/sdtdatahash" xmlns:w16sdtfl="http://schemas.microsoft.com/office/word/2024/wordml/sdtformatlock" xmlns:w16se="http://schemas.microsoft.com/office/word/2015/wordml/symex" xmlns:wpg="http://schemas.microsoft.com/office/word/2010/wordprocessingGroup" xmlns:wpi="http://schemas.microsoft.com/office/word/2010/wordprocessingInk" xmlns:wne="http://schemas.microsoft.com/office/word/2006/wordml" xmlns:wps="http://schemas.microsoft.com/office/word/2010/wordprocessingShape" mc:Ignorable="w14 w15 w16se w16cid w16 w16cex w16sdtdh w16sdtfl w16du wp14">
   <w:tbl>
     <w:tblPr>
@@ -179,9 +183,9 @@
           <w:placeholder>
             <w:docPart w:val="DE4047423A294343AF7E0A1FA5F43114"/>
           </w:placeholder>
+          <w:dataBinding w:prefixMappings="xmlns:ns0='urn:microsoft-dynamics-nav/reports/Tenant_Report_Defaults/2000000001/' " w:xpath="/ns0:NavWordReportXmlPart[1]/ns0:BCReportInformation[1]/ns0:ReportRequest[1]/ns0:CompanyName[1]" w:storeItemID="{91D0ED6D-D597-4923-BDAC-044C0807CB68}"/>
           <w15:color w:val="808080"/>
           <w:text/>
-          <w:dataBinding w:prefixMappings="xmlns:ns0='urn:microsoft-dynamics-nav/reports/Tenant_Report_Defaults/2000000001/'" w:xpath="/ns0:NavWordReportXmlPart[1]/ns0:BCReportInformation[1]/ns0:ReportRequest[1]/ns0:CompanyName[1]" w:storeItemID="{91D0ED6D-D597-4923-BDAC-044C0807CB68}"/>
         </w:sdtPr>
         <w:sdtContent>
           <w:tc>
@@ -199,7 +203,7 @@
                   <w:b/>
                   <w:bCs/>
                 </w:rPr>
-                <w:t>COMPANY NAME</w:t>
+                <w:t>Company Name</w:t>
               </w:r>
             </w:p>
           </w:tc>
@@ -213,9 +217,9 @@
           <w:placeholder>
             <w:docPart w:val="FA6A880DCD3D4ECAAB00A5D00A6485CB"/>
           </w:placeholder>
+          <w:dataBinding w:prefixMappings="xmlns:ns0='urn:microsoft-dynamics-nav/reports/Tenant_Report_Defaults/2000000001/' " w:xpath="/ns0:NavWordReportXmlPart[1]/ns0:BCReportInformation[1]/ns0:ReportRequest[1]/ns0:UserName[1]" w:storeItemID="{91D0ED6D-D597-4923-BDAC-044C0807CB68}"/>
           <w15:color w:val="808080"/>
           <w:text/>
-          <w:dataBinding w:prefixMappings="xmlns:ns0='urn:microsoft-dynamics-nav/reports/Tenant_Report_Defaults/2000000001/'" w:xpath="/ns0:NavWordReportXmlPart[1]/ns0:BCReportInformation[1]/ns0:ReportRequest[1]/ns0:UserName[1]" w:storeItemID="{91D0ED6D-D597-4923-BDAC-044C0807CB68}"/>
         </w:sdtPr>
         <w:sdtContent>
           <w:tc>
@@ -234,11 +238,11 @@
                   <w:szCs w:val="17"/>
                 </w:rPr>
               </w:pPr>
-              <w:proofErr w:type="spellStart"/>
+              <w:proofErr w:type="gramStart"/>
               <w:r>
-                <w:t>UserName</w:t>
+                <w:t>User Name</w:t>
               </w:r>
-              <w:proofErr w:type="spellEnd"/>
+              <w:proofErr w:type="gramEnd"/>
             </w:p>
           </w:tc>
         </w:sdtContent>
@@ -253,7 +257,7 @@
 </w:ftr>
 </file>
 
-<file path=word/footer3.xml><?xml version="1.0" encoding="utf-8"?>
+<file path=word/footer2.xml><?xml version="1.0" encoding="utf-8"?>
 <w:ftr xmlns:wpc="http://schemas.microsoft.com/office/word/2010/wordprocessingCanvas" xmlns:cx="http://schemas.microsoft.com/office/drawing/2014/chartex" xmlns:cx1="http://schemas.microsoft.com/office/drawing/2015/9/8/chartex" xmlns:cx2="http://schemas.microsoft.com/office/drawing/2015/10/21/chartex" xmlns:cx3="http://schemas.microsoft.com/office/drawing/2016/5/9/chartex" xmlns:cx4="http://schemas.microsoft.com/office/drawing/2016/5/10/chartex" xmlns:cx5="http://schemas.microsoft.com/office/drawing/2016/5/11/chartex" xmlns:cx6="http://schemas.microsoft.com/office/drawing/2016/5/12/chartex" xmlns:cx7="http://schemas.microsoft.com/office/drawing/2016/5/13/chartex" xmlns:cx8="http://schemas.microsoft.com/office/drawing/2016/5/14/chartex" xmlns:mc="http://schemas.openxmlformats.org/markup-compatibility/2006" xmlns:aink="http://schemas.microsoft.com/office/drawing/2016/ink" xmlns:am3d="http://schemas.microsoft.com/office/drawing/2017/model3d" xmlns:o="urn:schemas-microsoft-com:office:office" xmlns:oel="http://schemas.microsoft.com/office/2019/extlst" xmlns:r="http://schemas.openxmlformats.org/officeDocument/2006/relationships" xmlns:m="http://schemas.openxmlformats.org/officeDocument/2006/math" xmlns:v="urn:schemas-microsoft-com:vml" xmlns:wp14="http://schemas.microsoft.com/office/word/2010/wordprocessingDrawing" xmlns:wp="http://schemas.openxmlformats.org/drawingml/2006/wordprocessingDrawing" xmlns:w10="urn:schemas-microsoft-com:office:word" xmlns:w="http://schemas.openxmlformats.org/wordprocessingml/2006/main" xmlns:w14="http://schemas.microsoft.com/office/word/2010/wordml" xmlns:w15="http://schemas.microsoft.com/office/word/2012/wordml" xmlns:w16cex="http://schemas.microsoft.com/office/word/2018/wordml/cex" xmlns:w16cid="http://schemas.microsoft.com/office/word/2016/wordml/cid" xmlns:w16="http://schemas.microsoft.com/office/word/2018/wordml" xmlns:w16du="http://schemas.microsoft.com/office/word/2023/wordml/word16du" xmlns:w16sdtdh="http://schemas.microsoft.com/office/word/2020/wordml/sdtdatahash" xmlns:w16sdtfl="http://schemas.microsoft.com/office/word/2024/wordml/sdtformatlock" xmlns:w16se="http://schemas.microsoft.com/office/word/2015/wordml/symex" xmlns:wpg="http://schemas.microsoft.com/office/word/2010/wordprocessingGroup" xmlns:wpi="http://schemas.microsoft.com/office/word/2010/wordprocessingInk" xmlns:wne="http://schemas.microsoft.com/office/word/2006/wordml" xmlns:wps="http://schemas.microsoft.com/office/word/2010/wordprocessingShape" mc:Ignorable="w14 w15 w16se w16cid w16 w16cex w16sdtdh w16sdtfl w16du wp14">
   <w:tbl>
     <w:tblPr>
@@ -396,9 +400,9 @@
           <w:placeholder>
             <w:docPart w:val="189F106AA4F243559D35A8721519A0CA"/>
           </w:placeholder>
+          <w:dataBinding w:prefixMappings="xmlns:ns0='urn:microsoft-dynamics-nav/reports/Tenant_Report_Defaults/2000000001/' " w:xpath="/ns0:NavWordReportXmlPart[1]/ns0:BCReportInformation[1]/ns0:ReportRequest[1]/ns0:CompanyName[1]" w:storeItemID="{91D0ED6D-D597-4923-BDAC-044C0807CB68}"/>
           <w15:color w:val="808080"/>
           <w:text/>
-          <w:dataBinding w:prefixMappings="xmlns:ns0='urn:microsoft-dynamics-nav/reports/Tenant_Report_Defaults/2000000001/'" w:xpath="/ns0:NavWordReportXmlPart[1]/ns0:BCReportInformation[1]/ns0:ReportRequest[1]/ns0:CompanyName[1]" w:storeItemID="{91D0ED6D-D597-4923-BDAC-044C0807CB68}"/>
         </w:sdtPr>
         <w:sdtContent>
           <w:tc>
@@ -416,7 +420,7 @@
                   <w:b/>
                   <w:bCs/>
                 </w:rPr>
-                <w:t>COMPANY NAME</w:t>
+                <w:t>Company Name</w:t>
               </w:r>
             </w:p>
           </w:tc>
@@ -430,9 +434,9 @@
           <w:placeholder>
             <w:docPart w:val="DefaultPlaceholder_-1854013440"/>
           </w:placeholder>
+          <w:dataBinding w:prefixMappings="xmlns:ns0='urn:microsoft-dynamics-nav/reports/Tenant_Report_Defaults/2000000001/' " w:xpath="/ns0:NavWordReportXmlPart[1]/ns0:BCReportInformation[1]/ns0:ReportRequest[1]/ns0:UserName[1]" w:storeItemID="{91D0ED6D-D597-4923-BDAC-044C0807CB68}"/>
           <w15:color w:val="808080"/>
           <w:text/>
-          <w:dataBinding w:prefixMappings="xmlns:ns0='urn:microsoft-dynamics-nav/reports/Tenant_Report_Defaults/2000000001/'" w:xpath="/ns0:NavWordReportXmlPart[1]/ns0:BCReportInformation[1]/ns0:ReportRequest[1]/ns0:UserName[1]" w:storeItemID="{91D0ED6D-D597-4923-BDAC-044C0807CB68}"/>
         </w:sdtPr>
         <w:sdtContent>
           <w:tc>
@@ -448,11 +452,11 @@
                   <w:szCs w:val="18"/>
                 </w:rPr>
               </w:pPr>
-              <w:proofErr w:type="spellStart"/>
+              <w:proofErr w:type="gramStart"/>
               <w:r>
-                <w:t>UserName</w:t>
+                <w:t>User Name</w:t>
               </w:r>
-              <w:proofErr w:type="spellEnd"/>
+              <w:proofErr w:type="gramEnd"/>
             </w:p>
           </w:tc>
         </w:sdtContent>
@@ -494,16 +498,6 @@
 
 <file path=word/header1.xml><?xml version="1.0" encoding="utf-8"?>
 <w:hdr xmlns:wpc="http://schemas.microsoft.com/office/word/2010/wordprocessingCanvas" xmlns:cx="http://schemas.microsoft.com/office/drawing/2014/chartex" xmlns:cx1="http://schemas.microsoft.com/office/drawing/2015/9/8/chartex" xmlns:cx2="http://schemas.microsoft.com/office/drawing/2015/10/21/chartex" xmlns:cx3="http://schemas.microsoft.com/office/drawing/2016/5/9/chartex" xmlns:cx4="http://schemas.microsoft.com/office/drawing/2016/5/10/chartex" xmlns:cx5="http://schemas.microsoft.com/office/drawing/2016/5/11/chartex" xmlns:cx6="http://schemas.microsoft.com/office/drawing/2016/5/12/chartex" xmlns:cx7="http://schemas.microsoft.com/office/drawing/2016/5/13/chartex" xmlns:cx8="http://schemas.microsoft.com/office/drawing/2016/5/14/chartex" xmlns:mc="http://schemas.openxmlformats.org/markup-compatibility/2006" xmlns:aink="http://schemas.microsoft.com/office/drawing/2016/ink" xmlns:am3d="http://schemas.microsoft.com/office/drawing/2017/model3d" xmlns:o="urn:schemas-microsoft-com:office:office" xmlns:oel="http://schemas.microsoft.com/office/2019/extlst" xmlns:r="http://schemas.openxmlformats.org/officeDocument/2006/relationships" xmlns:m="http://schemas.openxmlformats.org/officeDocument/2006/math" xmlns:v="urn:schemas-microsoft-com:vml" xmlns:wp14="http://schemas.microsoft.com/office/word/2010/wordprocessingDrawing" xmlns:wp="http://schemas.openxmlformats.org/drawingml/2006/wordprocessingDrawing" xmlns:w10="urn:schemas-microsoft-com:office:word" xmlns:w="http://schemas.openxmlformats.org/wordprocessingml/2006/main" xmlns:w14="http://schemas.microsoft.com/office/word/2010/wordml" xmlns:w15="http://schemas.microsoft.com/office/word/2012/wordml" xmlns:w16cex="http://schemas.microsoft.com/office/word/2018/wordml/cex" xmlns:w16cid="http://schemas.microsoft.com/office/word/2016/wordml/cid" xmlns:w16="http://schemas.microsoft.com/office/word/2018/wordml" xmlns:w16du="http://schemas.microsoft.com/office/word/2023/wordml/word16du" xmlns:w16sdtdh="http://schemas.microsoft.com/office/word/2020/wordml/sdtdatahash" xmlns:w16sdtfl="http://schemas.microsoft.com/office/word/2024/wordml/sdtformatlock" xmlns:w16se="http://schemas.microsoft.com/office/word/2015/wordml/symex" xmlns:wpg="http://schemas.microsoft.com/office/word/2010/wordprocessingGroup" xmlns:wpi="http://schemas.microsoft.com/office/word/2010/wordprocessingInk" xmlns:wne="http://schemas.microsoft.com/office/word/2006/wordml" xmlns:wps="http://schemas.microsoft.com/office/word/2010/wordprocessingShape" mc:Ignorable="w14 w15 w16se w16cid w16 w16cex w16sdtdh w16sdtfl w16du wp14">
-  <w:p>
-    <w:pPr>
-      <w:pStyle w:val="Header"/>
-    </w:pPr>
-  </w:p>
-</w:hdr>
-</file>
-
-<file path=word/header2.xml><?xml version="1.0" encoding="utf-8"?>
-<w:hdr xmlns:wpc="http://schemas.microsoft.com/office/word/2010/wordprocessingCanvas" xmlns:cx="http://schemas.microsoft.com/office/drawing/2014/chartex" xmlns:cx1="http://schemas.microsoft.com/office/drawing/2015/9/8/chartex" xmlns:cx2="http://schemas.microsoft.com/office/drawing/2015/10/21/chartex" xmlns:cx3="http://schemas.microsoft.com/office/drawing/2016/5/9/chartex" xmlns:cx4="http://schemas.microsoft.com/office/drawing/2016/5/10/chartex" xmlns:cx5="http://schemas.microsoft.com/office/drawing/2016/5/11/chartex" xmlns:cx6="http://schemas.microsoft.com/office/drawing/2016/5/12/chartex" xmlns:cx7="http://schemas.microsoft.com/office/drawing/2016/5/13/chartex" xmlns:cx8="http://schemas.microsoft.com/office/drawing/2016/5/14/chartex" xmlns:mc="http://schemas.openxmlformats.org/markup-compatibility/2006" xmlns:aink="http://schemas.microsoft.com/office/drawing/2016/ink" xmlns:am3d="http://schemas.microsoft.com/office/drawing/2017/model3d" xmlns:o="urn:schemas-microsoft-com:office:office" xmlns:oel="http://schemas.microsoft.com/office/2019/extlst" xmlns:r="http://schemas.openxmlformats.org/officeDocument/2006/relationships" xmlns:m="http://schemas.openxmlformats.org/officeDocument/2006/math" xmlns:v="urn:schemas-microsoft-com:vml" xmlns:wp14="http://schemas.microsoft.com/office/word/2010/wordprocessingDrawing" xmlns:wp="http://schemas.openxmlformats.org/drawingml/2006/wordprocessingDrawing" xmlns:w10="urn:schemas-microsoft-com:office:word" xmlns:w="http://schemas.openxmlformats.org/wordprocessingml/2006/main" xmlns:w14="http://schemas.microsoft.com/office/word/2010/wordml" xmlns:w15="http://schemas.microsoft.com/office/word/2012/wordml" xmlns:w16cex="http://schemas.microsoft.com/office/word/2018/wordml/cex" xmlns:w16cid="http://schemas.microsoft.com/office/word/2016/wordml/cid" xmlns:w16="http://schemas.microsoft.com/office/word/2018/wordml" xmlns:w16du="http://schemas.microsoft.com/office/word/2023/wordml/word16du" xmlns:w16sdtdh="http://schemas.microsoft.com/office/word/2020/wordml/sdtdatahash" xmlns:w16sdtfl="http://schemas.microsoft.com/office/word/2024/wordml/sdtformatlock" xmlns:w16se="http://schemas.microsoft.com/office/word/2015/wordml/symex" xmlns:wpg="http://schemas.microsoft.com/office/word/2010/wordprocessingGroup" xmlns:wpi="http://schemas.microsoft.com/office/word/2010/wordprocessingInk" xmlns:wne="http://schemas.microsoft.com/office/word/2006/wordml" xmlns:wps="http://schemas.microsoft.com/office/word/2010/wordprocessingShape" mc:Ignorable="w14 w15 w16se w16cid w16 w16cex w16sdtdh w16sdtfl w16du wp14">
   <w:tbl>
     <w:tblPr>
       <w:tblStyle w:val="BCBlockTable"/>
@@ -521,10 +515,12 @@
       <w:tc>
         <w:tcPr>
           <w:tcW w:w="3173" w:type="pct"/>
+          <w:vAlign w:val="bottom"/>
         </w:tcPr>
         <w:p>
           <w:pPr>
             <w:pStyle w:val="Title"/>
+            <w:spacing w:after="0"/>
           </w:pPr>
           <w:sdt>
             <w:sdtPr>
@@ -534,9 +530,9 @@
               <w:placeholder>
                 <w:docPart w:val="CD058DD864F242E1995C1F67D4C9B094"/>
               </w:placeholder>
+              <w:dataBinding w:prefixMappings="xmlns:ns0='urn:microsoft-dynamics-nav/reports/Tenant_Report_Defaults/2000000001/' " w:xpath="/ns0:NavWordReportXmlPart[1]/ns0:BCReportInformation[1]/ns0:ReportMetadata[1]/ns0:ReportCaption[1]" w:storeItemID="{91D0ED6D-D597-4923-BDAC-044C0807CB68}"/>
               <w15:color w:val="808080"/>
               <w:text/>
-              <w:dataBinding w:prefixMappings="xmlns:ns0='urn:microsoft-dynamics-nav/reports/Tenant_Report_Defaults/2000000001/'" w:xpath="/ns0:NavWordReportXmlPart[1]/ns0:BCReportInformation[1]/ns0:ReportMetadata[1]/ns0:ReportCaption[1]" w:storeItemID="{91D0ED6D-D597-4923-BDAC-044C0807CB68}"/>
             </w:sdtPr>
             <w:sdtContent>
               <w:r>
@@ -549,7 +545,7 @@
       <w:tc>
         <w:tcPr>
           <w:tcW w:w="1827" w:type="pct"/>
-          <w:vAlign w:val="center"/>
+          <w:vAlign w:val="bottom"/>
         </w:tcPr>
         <w:p>
           <w:pPr>
@@ -568,7 +564,7 @@
             <w:rPr>
               <w:noProof/>
             </w:rPr>
-            <w:t>Friday, 9 October 2026</w:t>
+            <w:t>Wednesday, 14 October 2026</w:t>
           </w:r>
           <w:r>
             <w:fldChar w:fldCharType="end"/>
@@ -591,7 +587,7 @@
 </w:hdr>
 </file>
 
-<file path=word/header3.xml><?xml version="1.0" encoding="utf-8"?>
+<file path=word/header2.xml><?xml version="1.0" encoding="utf-8"?>
 <w:hdr xmlns:wpc="http://schemas.microsoft.com/office/word/2010/wordprocessingCanvas" xmlns:cx="http://schemas.microsoft.com/office/drawing/2014/chartex" xmlns:cx1="http://schemas.microsoft.com/office/drawing/2015/9/8/chartex" xmlns:cx2="http://schemas.microsoft.com/office/drawing/2015/10/21/chartex" xmlns:cx3="http://schemas.microsoft.com/office/drawing/2016/5/9/chartex" xmlns:cx4="http://schemas.microsoft.com/office/drawing/2016/5/10/chartex" xmlns:cx5="http://schemas.microsoft.com/office/drawing/2016/5/11/chartex" xmlns:cx6="http://schemas.microsoft.com/office/drawing/2016/5/12/chartex" xmlns:cx7="http://schemas.microsoft.com/office/drawing/2016/5/13/chartex" xmlns:cx8="http://schemas.microsoft.com/office/drawing/2016/5/14/chartex" xmlns:mc="http://schemas.openxmlformats.org/markup-compatibility/2006" xmlns:aink="http://schemas.microsoft.com/office/drawing/2016/ink" xmlns:am3d="http://schemas.microsoft.com/office/drawing/2017/model3d" xmlns:o="urn:schemas-microsoft-com:office:office" xmlns:oel="http://schemas.microsoft.com/office/2019/extlst" xmlns:r="http://schemas.openxmlformats.org/officeDocument/2006/relationships" xmlns:m="http://schemas.openxmlformats.org/officeDocument/2006/math" xmlns:v="urn:schemas-microsoft-com:vml" xmlns:wp14="http://schemas.microsoft.com/office/word/2010/wordprocessingDrawing" xmlns:wp="http://schemas.openxmlformats.org/drawingml/2006/wordprocessingDrawing" xmlns:w10="urn:schemas-microsoft-com:office:word" xmlns:w="http://schemas.openxmlformats.org/wordprocessingml/2006/main" xmlns:w14="http://schemas.microsoft.com/office/word/2010/wordml" xmlns:w15="http://schemas.microsoft.com/office/word/2012/wordml" xmlns:w16cex="http://schemas.microsoft.com/office/word/2018/wordml/cex" xmlns:w16cid="http://schemas.microsoft.com/office/word/2016/wordml/cid" xmlns:w16="http://schemas.microsoft.com/office/word/2018/wordml" xmlns:w16du="http://schemas.microsoft.com/office/word/2023/wordml/word16du" xmlns:w16sdtdh="http://schemas.microsoft.com/office/word/2020/wordml/sdtdatahash" xmlns:w16sdtfl="http://schemas.microsoft.com/office/word/2024/wordml/sdtformatlock" xmlns:w16se="http://schemas.microsoft.com/office/word/2015/wordml/symex" xmlns:wpg="http://schemas.microsoft.com/office/word/2010/wordprocessingGroup" xmlns:wpi="http://schemas.microsoft.com/office/word/2010/wordprocessingInk" xmlns:wne="http://schemas.microsoft.com/office/word/2006/wordml" xmlns:wps="http://schemas.microsoft.com/office/word/2010/wordprocessingShape" mc:Ignorable="w14 w15 w16se w16cid w16 w16cex w16sdtdh w16sdtfl w16du wp14">
   <w:tbl>
     <w:tblPr>
@@ -624,9 +620,9 @@
               <w:placeholder>
                 <w:docPart w:val="15AAC71D25224291AB3829BED048310E"/>
               </w:placeholder>
+              <w:dataBinding w:prefixMappings="xmlns:ns0='urn:microsoft-dynamics-nav/reports/Tenant_Report_Defaults/2000000001/' " w:xpath="/ns0:NavWordReportXmlPart[1]/ns0:BCReportInformation[1]/ns0:ReportMetadata[1]/ns0:ReportCaption[1]" w:storeItemID="{91D0ED6D-D597-4923-BDAC-044C0807CB68}"/>
               <w15:color w:val="808080"/>
               <w:text/>
-              <w:dataBinding w:prefixMappings="xmlns:ns0='urn:microsoft-dynamics-nav/reports/Tenant_Report_Defaults/2000000001/'" w:xpath="/ns0:NavWordReportXmlPart[1]/ns0:BCReportInformation[1]/ns0:ReportMetadata[1]/ns0:ReportCaption[1]" w:storeItemID="{91D0ED6D-D597-4923-BDAC-044C0807CB68}"/>
             </w:sdtPr>
             <w:sdtContent>
               <w:r>
@@ -657,7 +653,7 @@
             <w:rPr>
               <w:noProof/>
             </w:rPr>
-            <w:t>Friday, 9 October 2026</w:t>
+            <w:t>Wednesday, 14 October 2026</w:t>
           </w:r>
           <w:r>
             <w:fldChar w:fldCharType="end"/>
@@ -1895,7 +1891,6 @@
     <w:uiPriority w:val="1"/>
     <w:semiHidden/>
     <w:unhideWhenUsed/>
-    <w:rsid w:val="002A0171"/>
   </w:style>
   <w:style w:type="table" w:default="1" w:styleId="TableNormal">
     <w:name w:val="Normal Table"/>
@@ -1917,7 +1912,6 @@
     <w:uiPriority w:val="99"/>
     <w:semiHidden/>
     <w:unhideWhenUsed/>
-    <w:rsid w:val="002A0171"/>
   </w:style>
   <w:style w:type="table" w:styleId="TableGrid">
     <w:name w:val="Table Grid"/>
@@ -28911,12 +28905,14 @@
     <w:sig w:usb0="00000003" w:usb1="10000000" w:usb2="00000000" w:usb3="00000000" w:csb0="80000001" w:csb1="00000000"/>
   </w:font>
   <w:font w:name="Aptos">
+    <w:panose1 w:val="020B0004020202020204"/>
     <w:charset w:val="00"/>
     <w:family w:val="swiss"/>
     <w:pitch w:val="variable"/>
     <w:sig w:usb0="20000287" w:usb1="00000003" w:usb2="00000000" w:usb3="00000000" w:csb0="0000019F" w:csb1="00000000"/>
   </w:font>
   <w:font w:name="Aptos Display">
+    <w:panose1 w:val="020B0004020202020204"/>
     <w:charset w:val="00"/>
     <w:family w:val="swiss"/>
     <w:pitch w:val="variable"/>
@@ -28943,6 +28939,7 @@
   <w:rsids>
     <w:rsidRoot w:val="005E35BE"/>
     <w:rsid w:val="00032F4B"/>
+    <w:rsid w:val="000617F1"/>
     <w:rsid w:val="00073078"/>
     <w:rsid w:val="0009355D"/>
     <w:rsid w:val="000B0D08"/>
@@ -28990,6 +28987,7 @@
     <w:rsid w:val="008C7ACC"/>
     <w:rsid w:val="00916429"/>
     <w:rsid w:val="00920D69"/>
+    <w:rsid w:val="00957D8B"/>
     <w:rsid w:val="009A5EC5"/>
     <w:rsid w:val="009C4954"/>
     <w:rsid w:val="00A01C7A"/>
@@ -29872,7 +29870,327 @@
 </FormTemplates>
 </file>
 
-<file path=customXml/item2.xml><?xml version="1.0" encoding="utf-8"?>
+<file path=customXml/item2.xml>��< ? x m l   v e r s i o n = " 1 . 0 "   e n c o d i n g = " u t f - 1 6 " ? > < N a v W o r d R e p o r t X m l P a r t   x m l n s = " u r n : m i c r o s o f t - d y n a m i c s - n a v / r e p o r t s / T e n a n t _ R e p o r t _ D e f a u l t s / 2 0 0 0 0 0 0 0 0 1 / " > + 
+     < B C R e p o r t I n f o r m a t i o n > + 
+         < R e p o r t M e t a d a t a > + 
+             < E x t e n s i o n I d > E x t e n s i o n   I D < / E x t e n s i o n I d > + 
+             < E x t e n s i o n N a m e > E x t e n s i o n   N a m e < / E x t e n s i o n N a m e > + 
+             < E x t e n s i o n P u b l i s h e r > E x t e n s i o n   P u b l i s h e r < / E x t e n s i o n P u b l i s h e r > + 
+             < E x t e n s i o n V e r s i o n > E x t e n s i o n   V e r s i o n < / E x t e n s i o n V e r s i o n > + 
+             < R e p o r t I d > R e p o r t   I D < / R e p o r t I d > + 
+             < R e p o r t N a m e > R e p o r t   N a m e < / R e p o r t N a m e > + 
+             < R e p o r t C a p t i o n > R e p o r t   C a p t i o n < / R e p o r t C a p t i o n > + 
+             < A b o u t T h i s R e p o r t T i t l e > A b o u t   T h i s   R e p o r t   T i t l e < / A b o u t T h i s R e p o r t T i t l e > + 
+             < A b o u t T h i s R e p o r t T e x t > A b o u t   T h i s   R e p o r t   T e x t < / A b o u t T h i s R e p o r t T e x t > + 
+             < R e p o r t H e l p L i n k > R e p o r t   H e l p   L i n k < / R e p o r t H e l p L i n k > + 
+         < / R e p o r t M e t a d a t a > + 
+         < R e p o r t R e q u e s t > + 
+             < T e n a n t E n t r a I d > T e n a n t   E n t r a   I d < / T e n a n t E n t r a I d > + 
+             < E n v i r o n m e n t N a m e > E n v i r o n m e n t   N a m e < / E n v i r o n m e n t N a m e > + 
+             < E n v i r o n m e n t T y p e > E n v i r o n m e n t   T y p e < / E n v i r o n m e n t T y p e > + 
+             < C o m p a n y N a m e > C o m p a n y   N a m e < / C o m p a n y N a m e > + 
+             < C o m p a n y D i s p l a y N a m e > C o m p a n y   D i s p l a y   N a m e < / C o m p a n y D i s p l a y N a m e > + 
+             < C o m p a n y I d > C o m p a n y   I D < / C o m p a n y I d > + 
+             < U s e r N a m e > U s e r   N a m e < / U s e r N a m e > + 
+             < D a t e A n d T i m e > D a t e   a n d   T i m e < / D a t e A n d T i m e > + 
+             < L a n g u a g e > L a n g u a g e < / L a n g u a g e > + 
+             < F o r m a t R e g i o n > F o r m a t   R e g i o n < / F o r m a t R e g i o n > + 
+             < D a t e T i m e V a l u e s > + 
+                 < Y e a r > Y e a r < / Y e a r > + 
+                 < M o n t h N u m b e r > M o n t h   N u m b e r < / M o n t h N u m b e r > + 
+                 < D a y N u m b e r > D a y   N u m b e r < / D a y N u m b e r > + 
+                 < H o u r > H o u r < / H o u r > + 
+                 < M i n u t e > M i n u t e < / M i n u t e > + 
+             < / D a t e T i m e V a l u e s > + 
+         < / R e p o r t R e q u e s t > + 
+         < C o m p a n y M e t a d a t a > + 
+             < C o m p a n y N a m e > C o m p a n y   N a m e < / C o m p a n y N a m e > + 
+             < C o m p a n y D i s p l a y N a m e > C o m p a n y   D i s p l a y   N a m e < / C o m p a n y D i s p l a y N a m e > + 
+             < C o m p a n y A d d r e s s L i n e s > + 
+                 < C o m p a n y A d d r e s s L i n e 1 > C o m p a n y   A d d r e s s   L i n e   1 < / C o m p a n y A d d r e s s L i n e 1 > + 
+                 < C o m p a n y A d d r e s s L i n e 2 > C o m p a n y   A d d r e s s   L i n e   2 < / C o m p a n y A d d r e s s L i n e 2 > + 
+                 < C o m p a n y A d d r e s s L i n e 3 > C o m p a n y   A d d r e s s   L i n e   3 < / C o m p a n y A d d r e s s L i n e 3 > + 
+                 < C o m p a n y A d d r e s s L i n e 4 > C o m p a n y   A d d r e s s   L i n e   4 < / C o m p a n y A d d r e s s L i n e 4 > + 
+                 < C o m p a n y A d d r e s s L i n e 5 > C o m p a n y   A d d r e s s   L i n e   5 < / C o m p a n y A d d r e s s L i n e 5 > + 
+                 < C o m p a n y A d d r e s s L i n e 6 > C o m p a n y   A d d r e s s   L i n e   6 < / C o m p a n y A d d r e s s L i n e 6 > + 
+                 < C o m p a n y A d d r e s s L i n e 7 > C o m p a n y   A d d r e s s   L i n e   7 < / C o m p a n y A d d r e s s L i n e 7 > + 
+                 < C o m p a n y A d d r e s s L i n e 8 > C o m p a n y   A d d r e s s   L i n e   8 < / C o m p a n y A d d r e s s L i n e 8 > + 
+             < / C o m p a n y A d d r e s s L i n e s > + 
+             < C o m p a n y P h o n e > C o m p a n y   P h o n e < / C o m p a n y P h o n e > + 
+             < C o m p a n y P h o n e C a p t i o n > C o m p a n y   P h o n e   C a p t i o n < / C o m p a n y P h o n e C a p t i o n > + 
+             < C o m p a n y F a x N o > C o m p a n y   F a x   N o . < / C o m p a n y F a x N o > + 
+             < C o m p a n y F a x N o C a p t i o n > C o m p a n y   F a x   N o .   C a p t i o n < / C o m p a n y F a x N o C a p t i o n > + 
+             < C o m p a n y E m a i l > C o m p a n y   E m a i l < / C o m p a n y E m a i l > + 
+             < C o m p a n y E m a i l C a p t i o n > C o m p a n y   E m a i l   C a p t i o n < / C o m p a n y E m a i l C a p t i o n > + 
+             < C o m p a n y H o m e P a g e > C o m p a n y   H o m e   P a g e < / C o m p a n y H o m e P a g e > + 
+             < C o m p a n y H o m e P a g e C a p t i o n > C o m p a n y   H o m e   P a g e   C a p t i o n < / C o m p a n y H o m e P a g e C a p t i o n > + 
+             < C o m p a n y L o g o > C o m p a n y   L o g o < / C o m p a n y L o g o > + 
+             < C o m p a n y V A T R e g i s t r a t i o n N o > C o m p a n y   V A T   R e g i s t r a t i o n   N o . < / C o m p a n y V A T R e g i s t r a t i o n N o > + 
+             < C o m p a n y V A T R e g i s t r a t i o n N o C a p t i o n > C o m p a n y   V A T   R e g i s t r a t i o n   N o .   C a p t i o n < / C o m p a n y V A T R e g i s t r a t i o n N o C a p t i o n > + 
+             < C o m p a n y R e g i s t r a t i o n N o > C o m p a n y   R e g i s t r a t i o n   N o . < / C o m p a n y R e g i s t r a t i o n N o > + 
+             < C o m p a n y R e g i s t r a t i o n N o C a p t i o n > C o m p a n y   R e g i s t r a t i o n   N o .   C a p t i o n < / C o m p a n y R e g i s t r a t i o n N o C a p t i o n > + 
+             < C o m p a n y B a n k N a m e > C o m p a n y   B a n k   N a m e < / C o m p a n y B a n k N a m e > + 
+             < C o m p a n y B a n k N a m e C a p t i o n > C o m p a n y   B a n k   N a m e   C a p t i o n < / C o m p a n y B a n k N a m e C a p t i o n > + 
+             < C o m p a n y B a n k A c c o u n t N o > C o m p a n y   B a n k   A c c o u n t   N o . < / C o m p a n y B a n k A c c o u n t N o > + 
+             < C o m p a n y B a n k A c c o u n t N o C a p t i o n > C o m p a n y   B a n k   A c c o u n t   N o .   C a p t i o n < / C o m p a n y B a n k A c c o u n t N o C a p t i o n > + 
+             < C o m p a n y B a n k B r a n c h N o > C o m p a n y   B a n k   B r a n c h   N o . < / C o m p a n y B a n k B r a n c h N o > + 
+             < C o m p a n y B a n k B r a n c h N o C a p t i o n > C o m p a n y   B a n k   B r a n c h   N o .   C a p t i o n < / C o m p a n y B a n k B r a n c h N o C a p t i o n > + 
+             < C o m p a n y I B A N > C o m p a n y   I B A N < / C o m p a n y I B A N > + 
+             < C o m p a n y I B A N C a p t i o n > C o m p a n y   I B A N   C a p t i o n < / C o m p a n y I B A N C a p t i o n > + 
+             < C o m p a n y B a n k S W I F T > C o m p a n y   B a n k   S W I F T < / C o m p a n y B a n k S W I F T > + 
+             < C o m p a n y B a n k S W I F T C a p t i o n > C o m p a n y   B a n k   S W I F T   C a p t i o n < / C o m p a n y B a n k S W I F T C a p t i o n > + 
+             < C o m p a n y G i r o N o > C o m p a n y   G i r o   N o . < / C o m p a n y G i r o N o > + 
+             < C o m p a n y G i r o N o C a p t i o n > C o m p a n y   G i r o   N o .   C a p t i o n < / C o m p a n y G i r o N o C a p t i o n > + 
+         < / C o m p a n y M e t a d a t a > + 
+     < / B C R e p o r t I n f o r m a t i o n > + 
+ < / N a v W o r d R e p o r t X m l P a r t > 
+</file>
+
+<file path=customXml/item3.xml><?xml version="1.0" encoding="utf-8"?>
+<b:Sources xmlns:b="http://schemas.openxmlformats.org/officeDocument/2006/bibliography" xmlns="http://schemas.openxmlformats.org/officeDocument/2006/bibliography" SelectedStyle="\APASixthEditionOfficeOnline.xsl" StyleName="APA" Version="6"/>
+</file>
+
+<file path=customXml/item4.xml>��< ? x m l   v e r s i o n = " 1 . 0 "   e n c o d i n g = " u t f - 1 6 " ? > < N a v W o r d R e p o r t X m l P a r t   x m l n s = " u r n : m i c r o s o f t - d y n a m i c s - b u s i n e s s c e n t r a l / i n t e r n a l / e x t e n d e d / r e p o r t s / T e n a n t _ R e p o r t _ D e f a u l t s / 2 0 0 0 0 0 0 0 0 1 / " > + 
+     < B C R e p o r t I n f o r m a t i o n > + 
+         < R e p o r t M e t a d a t a > + 
+             < E x t e n s i o n I d > E x t e n s i o n   I D < / E x t e n s i o n I d > + 
+             < E x t e n s i o n N a m e > E x t e n s i o n   N a m e < / E x t e n s i o n N a m e > + 
+             < E x t e n s i o n P u b l i s h e r > E x t e n s i o n   P u b l i s h e r < / E x t e n s i o n P u b l i s h e r > + 
+             < E x t e n s i o n V e r s i o n > E x t e n s i o n   V e r s i o n < / E x t e n s i o n V e r s i o n > + 
+             < R e p o r t I d > R e p o r t   I D < / R e p o r t I d > + 
+             < R e p o r t N a m e > R e p o r t   N a m e < / R e p o r t N a m e > + 
+             < R e p o r t C a p t i o n > R e p o r t   C a p t i o n < / R e p o r t C a p t i o n > + 
+             < A b o u t T h i s R e p o r t T i t l e > A b o u t   T h i s   R e p o r t   T i t l e < / A b o u t T h i s R e p o r t T i t l e > + 
+             < A b o u t T h i s R e p o r t T e x t > A b o u t   T h i s   R e p o r t   T e x t < / A b o u t T h i s R e p o r t T e x t > + 
+             < R e p o r t H e l p L i n k > R e p o r t   H e l p   L i n k < / R e p o r t H e l p L i n k > + 
+         < / R e p o r t M e t a d a t a > + 
+         < R e p o r t R e q u e s t > + 
+             < T e n a n t E n t r a I d > T e n a n t   E n t r a   I d < / T e n a n t E n t r a I d > + 
+             < E n v i r o n m e n t N a m e > E n v i r o n m e n t   N a m e < / E n v i r o n m e n t N a m e > + 
+             < E n v i r o n m e n t T y p e > E n v i r o n m e n t   T y p e < / E n v i r o n m e n t T y p e > + 
+             < C o m p a n y N a m e > C o m p a n y   N a m e < / C o m p a n y N a m e > + 
+             < C o m p a n y D i s p l a y N a m e > C o m p a n y   D i s p l a y   N a m e < / C o m p a n y D i s p l a y N a m e > + 
+             < C o m p a n y I d > C o m p a n y   I D < / C o m p a n y I d > + 
+             < U s e r N a m e > U s e r   N a m e < / U s e r N a m e > + 
+             < D a t e A n d T i m e > D a t e   a n d   T i m e < / D a t e A n d T i m e > + 
+             < L a n g u a g e > L a n g u a g e < / L a n g u a g e > + 
+             < F o r m a t R e g i o n > F o r m a t   R e g i o n < / F o r m a t R e g i o n > + 
+             < D a t e T i m e V a l u e s > + 
+                 < Y e a r > Y e a r < / Y e a r > + 
+                 < M o n t h N u m b e r > M o n t h   N u m b e r < / M o n t h N u m b e r > + 
+                 < D a y N u m b e r > D a y   N u m b e r < / D a y N u m b e r > + 
+                 < H o u r > H o u r < / H o u r > + 
+                 < M i n u t e > M i n u t e < / M i n u t e > + 
+             < / D a t e T i m e V a l u e s > + 
+         < / R e p o r t R e q u e s t > + 
+         < C o m p a n y M e t a d a t a > + 
+             < C o m p a n y N a m e > C o m p a n y   N a m e < / C o m p a n y N a m e > + 
+             < C o m p a n y D i s p l a y N a m e > C o m p a n y   D i s p l a y   N a m e < / C o m p a n y D i s p l a y N a m e > + 
+             < C o m p a n y A d d r e s s L i n e s > + 
+                 < C o m p a n y A d d r e s s L i n e 1 > C o m p a n y   A d d r e s s   L i n e   1 < / C o m p a n y A d d r e s s L i n e 1 > + 
+                 < C o m p a n y A d d r e s s L i n e 2 > C o m p a n y   A d d r e s s   L i n e   2 < / C o m p a n y A d d r e s s L i n e 2 > + 
+                 < C o m p a n y A d d r e s s L i n e 3 > C o m p a n y   A d d r e s s   L i n e   3 < / C o m p a n y A d d r e s s L i n e 3 > + 
+                 < C o m p a n y A d d r e s s L i n e 4 > C o m p a n y   A d d r e s s   L i n e   4 < / C o m p a n y A d d r e s s L i n e 4 > + 
+                 < C o m p a n y A d d r e s s L i n e 5 > C o m p a n y   A d d r e s s   L i n e   5 < / C o m p a n y A d d r e s s L i n e 5 > + 
+                 < C o m p a n y A d d r e s s L i n e 6 > C o m p a n y   A d d r e s s   L i n e   6 < / C o m p a n y A d d r e s s L i n e 6 > + 
+                 < C o m p a n y A d d r e s s L i n e 7 > C o m p a n y   A d d r e s s   L i n e   7 < / C o m p a n y A d d r e s s L i n e 7 > + 
+                 < C o m p a n y A d d r e s s L i n e 8 > C o m p a n y   A d d r e s s   L i n e   8 < / C o m p a n y A d d r e s s L i n e 8 > + 
+             < / C o m p a n y A d d r e s s L i n e s > + 
+             < C o m p a n y P h o n e > C o m p a n y   P h o n e < / C o m p a n y P h o n e > + 
+             < C o m p a n y P h o n e C a p t i o n > C o m p a n y   P h o n e   C a p t i o n < / C o m p a n y P h o n e C a p t i o n > + 
+             < C o m p a n y F a x N o > C o m p a n y   F a x   N o . < / C o m p a n y F a x N o > + 
+             < C o m p a n y F a x N o C a p t i o n > C o m p a n y   F a x   N o .   C a p t i o n < / C o m p a n y F a x N o C a p t i o n > + 
+             < C o m p a n y E m a i l > C o m p a n y   E m a i l < / C o m p a n y E m a i l > + 
+             < C o m p a n y E m a i l C a p t i o n > C o m p a n y   E m a i l   C a p t i o n < / C o m p a n y E m a i l C a p t i o n > + 
+             < C o m p a n y H o m e P a g e > C o m p a n y   H o m e   P a g e < / C o m p a n y H o m e P a g e > + 
+             < C o m p a n y H o m e P a g e C a p t i o n > C o m p a n y   H o m e   P a g e   C a p t i o n < / C o m p a n y H o m e P a g e C a p t i o n > + 
+             < C o m p a n y L o g o > C o m p a n y   L o g o < / C o m p a n y L o g o > + 
+             < C o m p a n y V A T R e g i s t r a t i o n N o > C o m p a n y   V A T   R e g i s t r a t i o n   N o . < / C o m p a n y V A T R e g i s t r a t i o n N o > + 
+             < C o m p a n y V A T R e g i s t r a t i o n N o C a p t i o n > C o m p a n y   V A T   R e g i s t r a t i o n   N o .   C a p t i o n < / C o m p a n y V A T R e g i s t r a t i o n N o C a p t i o n > + 
+             < C o m p a n y R e g i s t r a t i o n N o > C o m p a n y   R e g i s t r a t i o n   N o . < / C o m p a n y R e g i s t r a t i o n N o > + 
+             < C o m p a n y R e g i s t r a t i o n N o C a p t i o n > C o m p a n y   R e g i s t r a t i o n   N o .   C a p t i o n < / C o m p a n y R e g i s t r a t i o n N o C a p t i o n > + 
+             < C o m p a n y B a n k N a m e > C o m p a n y   B a n k   N a m e < / C o m p a n y B a n k N a m e > + 
+             < C o m p a n y B a n k N a m e C a p t i o n > C o m p a n y   B a n k   N a m e   C a p t i o n < / C o m p a n y B a n k N a m e C a p t i o n > + 
+             < C o m p a n y B a n k A c c o u n t N o > C o m p a n y   B a n k   A c c o u n t   N o . < / C o m p a n y B a n k A c c o u n t N o > + 
+             < C o m p a n y B a n k A c c o u n t N o C a p t i o n > C o m p a n y   B a n k   A c c o u n t   N o .   C a p t i o n < / C o m p a n y B a n k A c c o u n t N o C a p t i o n > + 
+             < C o m p a n y B a n k B r a n c h N o > C o m p a n y   B a n k   B r a n c h   N o . < / C o m p a n y B a n k B r a n c h N o > + 
+             < C o m p a n y B a n k B r a n c h N o C a p t i o n > C o m p a n y   B a n k   B r a n c h   N o .   C a p t i o n < / C o m p a n y B a n k B r a n c h N o C a p t i o n > + 
+             < C o m p a n y I B A N > C o m p a n y   I B A N < / C o m p a n y I B A N > + 
+             < C o m p a n y I B A N C a p t i o n > C o m p a n y   I B A N   C a p t i o n < / C o m p a n y I B A N C a p t i o n > + 
+             < C o m p a n y B a n k S W I F T > C o m p a n y   B a n k   S W I F T < / C o m p a n y B a n k S W I F T > + 
+             < C o m p a n y B a n k S W I F T C a p t i o n > C o m p a n y   B a n k   S W I F T   C a p t i o n < / C o m p a n y B a n k S W I F T C a p t i o n > + 
+             < C o m p a n y G i r o N o > C o m p a n y   G i r o   N o . < / C o m p a n y G i r o N o > + 
+             < C o m p a n y G i r o N o C a p t i o n > C o m p a n y   G i r o   N o .   C a p t i o n < / C o m p a n y G i r o N o C a p t i o n > + 
+         < / C o m p a n y M e t a d a t a > + 
+     < / B C R e p o r t I n f o r m a t i o n > + 
+     < T o o l t i p s / > + 
+ < / N a v W o r d R e p o r t X m l P a r t > 
+</file>
+
+<file path=customXml/item5.xml><?xml version="1.0" encoding="utf-8"?>
+<p:properties xmlns:p="http://schemas.microsoft.com/office/2006/metadata/properties" xmlns:xsi="http://www.w3.org/2001/XMLSchema-instance" xmlns:pc="http://schemas.microsoft.com/office/infopath/2007/PartnerControls">
+  <documentManagement>
+    <Package xmlns="178f68d8-b893-4efd-8406-fab0f21873e4" xsi:nil="true"/>
+    <lcf76f155ced4ddcb4097134ff3c332f xmlns="178f68d8-b893-4efd-8406-fab0f21873e4">
+      <Terms xmlns="http://schemas.microsoft.com/office/infopath/2007/PartnerControls"/>
+    </lcf76f155ced4ddcb4097134ff3c332f>
+    <_ip_UnifiedCompliancePolicyUIAction xmlns="http://schemas.microsoft.com/sharepoint/v3" xsi:nil="true"/>
+    <TaxCatchAll xmlns="b83e059f-de16-406c-a902-3d56d4e79ec8" xsi:nil="true"/>
+    <Audience xmlns="178f68d8-b893-4efd-8406-fab0f21873e4" xsi:nil="true"/>
+    <_ip_UnifiedCompliancePolicyProperties xmlns="http://schemas.microsoft.com/sharepoint/v3" xsi:nil="true"/>
+    <DocumentType xmlns="178f68d8-b893-4efd-8406-fab0f21873e4" xsi:nil="true"/>
+  </documentManagement>
+</p:properties>
+</file>
+
+<file path=customXml/item6.xml><?xml version="1.0" encoding="utf-8"?>
 <ct:contentTypeSchema xmlns:ct="http://schemas.microsoft.com/office/2006/metadata/contentType" xmlns:ma="http://schemas.microsoft.com/office/2006/metadata/properties/metaAttributes" ct:_="" ma:_="" ma:contentTypeName="Document" ma:contentTypeID="0x0101001DCAE6B6EBFA5442B0B9E84E60AFF245" ma:contentTypeVersion="18" ma:contentTypeDescription="Create a new document." ma:contentTypeScope="" ma:versionID="69eec3b24558e1297a79cd42e69b0397">
   <xsd:schema xmlns:xsd="http://www.w3.org/2001/XMLSchema" xmlns:xs="http://www.w3.org/2001/XMLSchema" xmlns:p="http://schemas.microsoft.com/office/2006/metadata/properties" xmlns:ns1="http://schemas.microsoft.com/sharepoint/v3" xmlns:ns2="178f68d8-b893-4efd-8406-fab0f21873e4" xmlns:ns3="b83e059f-de16-406c-a902-3d56d4e79ec8" targetNamespace="http://schemas.microsoft.com/office/2006/metadata/properties" ma:root="true" ma:fieldsID="0f52a3acd42ec0bd0d267ba89c916a39" ns1:_="" ns2:_="" ns3:_="">
     <xsd:import namespace="http://schemas.microsoft.com/sharepoint/v3"/>
@@ -30138,326 +30456,6 @@
 </ct:contentTypeSchema>
 </file>
 
-<file path=customXml/item3.xml><?xml version="1.0" encoding="utf-8"?>
-<p:properties xmlns:p="http://schemas.microsoft.com/office/2006/metadata/properties" xmlns:xsi="http://www.w3.org/2001/XMLSchema-instance" xmlns:pc="http://schemas.microsoft.com/office/infopath/2007/PartnerControls">
-  <documentManagement>
-    <Package xmlns="178f68d8-b893-4efd-8406-fab0f21873e4" xsi:nil="true"/>
-    <lcf76f155ced4ddcb4097134ff3c332f xmlns="178f68d8-b893-4efd-8406-fab0f21873e4">
-      <Terms xmlns="http://schemas.microsoft.com/office/infopath/2007/PartnerControls"/>
-    </lcf76f155ced4ddcb4097134ff3c332f>
-    <_ip_UnifiedCompliancePolicyUIAction xmlns="http://schemas.microsoft.com/sharepoint/v3" xsi:nil="true"/>
-    <TaxCatchAll xmlns="b83e059f-de16-406c-a902-3d56d4e79ec8" xsi:nil="true"/>
-    <Audience xmlns="178f68d8-b893-4efd-8406-fab0f21873e4" xsi:nil="true"/>
-    <_ip_UnifiedCompliancePolicyProperties xmlns="http://schemas.microsoft.com/sharepoint/v3" xsi:nil="true"/>
-    <DocumentType xmlns="178f68d8-b893-4efd-8406-fab0f21873e4" xsi:nil="true"/>
-  </documentManagement>
-</p:properties>
-</file>
-
-<file path=customXml/item4.xml>��< ? x m l   v e r s i o n = " 1 . 0 "   e n c o d i n g = " u t f - 1 6 " ? > < N a v W o r d R e p o r t X m l P a r t   x m l n s = " u r n : m i c r o s o f t - d y n a m i c s - b u s i n e s s c e n t r a l / i n t e r n a l / e x t e n d e d / r e p o r t s / T e n a n t _ R e p o r t _ D e f a u l t s / 2 0 0 0 0 0 0 0 0 1 / " > - 
-     < B C R e p o r t I n f o r m a t i o n > - 
-         < R e p o r t M e t a d a t a > - 
-             < E x t e n s i o n I d > E x t e n s i o n   I D < / E x t e n s i o n I d > - 
-             < E x t e n s i o n N a m e > E x t e n s i o n   N a m e < / E x t e n s i o n N a m e > - 
-             < E x t e n s i o n P u b l i s h e r > E x t e n s i o n   P u b l i s h e r < / E x t e n s i o n P u b l i s h e r > - 
-             < E x t e n s i o n V e r s i o n > E x t e n s i o n   V e r s i o n < / E x t e n s i o n V e r s i o n > - 
-             < R e p o r t I d > R e p o r t   I D < / R e p o r t I d > - 
-             < R e p o r t N a m e > R e p o r t   N a m e < / R e p o r t N a m e > - 
-             < R e p o r t C a p t i o n > R e p o r t   C a p t i o n < / R e p o r t C a p t i o n > - 
-             < A b o u t T h i s R e p o r t T i t l e > A b o u t   T h i s   R e p o r t   T i t l e < / A b o u t T h i s R e p o r t T i t l e > - 
-             < A b o u t T h i s R e p o r t T e x t > A b o u t   T h i s   R e p o r t   T e x t < / A b o u t T h i s R e p o r t T e x t > - 
-             < R e p o r t H e l p L i n k > R e p o r t   H e l p   L i n k < / R e p o r t H e l p L i n k > - 
-         < / R e p o r t M e t a d a t a > - 
-         < R e p o r t R e q u e s t > - 
-             < T e n a n t E n t r a I d > T e n a n t   E n t r a   I d < / T e n a n t E n t r a I d > - 
-             < E n v i r o n m e n t N a m e > E n v i r o n m e n t   N a m e < / E n v i r o n m e n t N a m e > - 
-             < E n v i r o n m e n t T y p e > E n v i r o n m e n t   T y p e < / E n v i r o n m e n t T y p e > - 
-             < C o m p a n y N a m e > C o m p a n y   N a m e < / C o m p a n y N a m e > - 
-             < C o m p a n y D i s p l a y N a m e > C o m p a n y   D i s p l a y   N a m e < / C o m p a n y D i s p l a y N a m e > - 
-             < C o m p a n y I d > C o m p a n y   I D < / C o m p a n y I d > - 
-             < U s e r N a m e > U s e r   N a m e < / U s e r N a m e > - 
-             < D a t e A n d T i m e > D a t e   a n d   T i m e < / D a t e A n d T i m e > - 
-             < L a n g u a g e > L a n g u a g e < / L a n g u a g e > - 
-             < F o r m a t R e g i o n > F o r m a t   R e g i o n < / F o r m a t R e g i o n > - 
-             < D a t e T i m e V a l u e s > - 
-                 < Y e a r > Y e a r < / Y e a r > - 
-                 < M o n t h N u m b e r > M o n t h   N u m b e r < / M o n t h N u m b e r > - 
-                 < D a y N u m b e r > D a y   N u m b e r < / D a y N u m b e r > - 
-                 < H o u r > H o u r < / H o u r > - 
-                 < M i n u t e > M i n u t e < / M i n u t e > - 
-             < / D a t e T i m e V a l u e s > - 
-         < / R e p o r t R e q u e s t > - 
-         < C o m p a n y M e t a d a t a > - 
-             < C o m p a n y N a m e > C o m p a n y   N a m e < / C o m p a n y N a m e > - 
-             < C o m p a n y D i s p l a y N a m e > C o m p a n y   D i s p l a y   N a m e < / C o m p a n y D i s p l a y N a m e > - 
-             < C o m p a n y A d d r e s s L i n e s > - 
-                 < C o m p a n y A d d r e s s L i n e 1 > C o m p a n y   A d d r e s s   L i n e   1 < / C o m p a n y A d d r e s s L i n e 1 > - 
-                 < C o m p a n y A d d r e s s L i n e 2 > C o m p a n y   A d d r e s s   L i n e   2 < / C o m p a n y A d d r e s s L i n e 2 > - 
-                 < C o m p a n y A d d r e s s L i n e 3 > C o m p a n y   A d d r e s s   L i n e   3 < / C o m p a n y A d d r e s s L i n e 3 > - 
-                 < C o m p a n y A d d r e s s L i n e 4 > C o m p a n y   A d d r e s s   L i n e   4 < / C o m p a n y A d d r e s s L i n e 4 > - 
-                 < C o m p a n y A d d r e s s L i n e 5 > C o m p a n y   A d d r e s s   L i n e   5 < / C o m p a n y A d d r e s s L i n e 5 > - 
-                 < C o m p a n y A d d r e s s L i n e 6 > C o m p a n y   A d d r e s s   L i n e   6 < / C o m p a n y A d d r e s s L i n e 6 > - 
-                 < C o m p a n y A d d r e s s L i n e 7 > C o m p a n y   A d d r e s s   L i n e   7 < / C o m p a n y A d d r e s s L i n e 7 > - 
-                 < C o m p a n y A d d r e s s L i n e 8 > C o m p a n y   A d d r e s s   L i n e   8 < / C o m p a n y A d d r e s s L i n e 8 > - 
-             < / C o m p a n y A d d r e s s L i n e s > - 
-             < C o m p a n y P h o n e > C o m p a n y   P h o n e < / C o m p a n y P h o n e > - 
-             < C o m p a n y P h o n e C a p t i o n > C o m p a n y   P h o n e   C a p t i o n < / C o m p a n y P h o n e C a p t i o n > - 
-             < C o m p a n y F a x N o > C o m p a n y   F a x   N o . < / C o m p a n y F a x N o > - 
-             < C o m p a n y F a x N o C a p t i o n > C o m p a n y   F a x   N o .   C a p t i o n < / C o m p a n y F a x N o C a p t i o n > - 
-             < C o m p a n y E m a i l > C o m p a n y   E m a i l < / C o m p a n y E m a i l > - 
-             < C o m p a n y E m a i l C a p t i o n > C o m p a n y   E m a i l   C a p t i o n < / C o m p a n y E m a i l C a p t i o n > - 
-             < C o m p a n y H o m e P a g e > C o m p a n y   H o m e   P a g e < / C o m p a n y H o m e P a g e > - 
-             < C o m p a n y H o m e P a g e C a p t i o n > C o m p a n y   H o m e   P a g e   C a p t i o n < / C o m p a n y H o m e P a g e C a p t i o n > - 
-             < C o m p a n y L o g o > C o m p a n y   L o g o < / C o m p a n y L o g o > - 
-             < C o m p a n y V A T R e g i s t r a t i o n N o > C o m p a n y   V A T   R e g i s t r a t i o n   N o . < / C o m p a n y V A T R e g i s t r a t i o n N o > - 
-             < C o m p a n y V A T R e g i s t r a t i o n N o C a p t i o n > C o m p a n y   V A T   R e g i s t r a t i o n   N o .   C a p t i o n < / C o m p a n y V A T R e g i s t r a t i o n N o C a p t i o n > - 
-             < C o m p a n y R e g i s t r a t i o n N o > C o m p a n y   R e g i s t r a t i o n   N o . < / C o m p a n y R e g i s t r a t i o n N o > - 
-             < C o m p a n y R e g i s t r a t i o n N o C a p t i o n > C o m p a n y   R e g i s t r a t i o n   N o .   C a p t i o n < / C o m p a n y R e g i s t r a t i o n N o C a p t i o n > - 
-             < C o m p a n y B a n k N a m e > C o m p a n y   B a n k   N a m e < / C o m p a n y B a n k N a m e > - 
-             < C o m p a n y B a n k N a m e C a p t i o n > C o m p a n y   B a n k   N a m e   C a p t i o n < / C o m p a n y B a n k N a m e C a p t i o n > - 
-             < C o m p a n y B a n k A c c o u n t N o > C o m p a n y   B a n k   A c c o u n t   N o . < / C o m p a n y B a n k A c c o u n t N o > - 
-             < C o m p a n y B a n k A c c o u n t N o C a p t i o n > C o m p a n y   B a n k   A c c o u n t   N o .   C a p t i o n < / C o m p a n y B a n k A c c o u n t N o C a p t i o n > - 
-             < C o m p a n y B a n k B r a n c h N o > C o m p a n y   B a n k   B r a n c h   N o . < / C o m p a n y B a n k B r a n c h N o > - 
-             < C o m p a n y B a n k B r a n c h N o C a p t i o n > C o m p a n y   B a n k   B r a n c h   N o .   C a p t i o n < / C o m p a n y B a n k B r a n c h N o C a p t i o n > - 
-             < C o m p a n y I B A N > C o m p a n y   I B A N < / C o m p a n y I B A N > - 
-             < C o m p a n y I B A N C a p t i o n > C o m p a n y   I B A N   C a p t i o n < / C o m p a n y I B A N C a p t i o n > - 
-             < C o m p a n y B a n k S W I F T > C o m p a n y   B a n k   S W I F T < / C o m p a n y B a n k S W I F T > - 
-             < C o m p a n y B a n k S W I F T C a p t i o n > C o m p a n y   B a n k   S W I F T   C a p t i o n < / C o m p a n y B a n k S W I F T C a p t i o n > - 
-             < C o m p a n y G i r o N o > C o m p a n y   G i r o   N o . < / C o m p a n y G i r o N o > - 
-             < C o m p a n y G i r o N o C a p t i o n > C o m p a n y   G i r o   N o .   C a p t i o n < / C o m p a n y G i r o N o C a p t i o n > - 
-         < / C o m p a n y M e t a d a t a > - 
-     < / B C R e p o r t I n f o r m a t i o n > - 
-     < T o o l t i p s / > - 
- < / N a v W o r d R e p o r t X m l P a r t > 
-</file>
-
-<file path=customXml/item5.xml><?xml version="1.0" encoding="utf-8"?>
-<b:Sources xmlns:b="http://schemas.openxmlformats.org/officeDocument/2006/bibliography" xmlns="http://schemas.openxmlformats.org/officeDocument/2006/bibliography" SelectedStyle="\APASixthEditionOfficeOnline.xsl" StyleName="APA" Version="6"/>
-</file>
-
-<file path=customXml/item6.xml>��< ? x m l   v e r s i o n = " 1 . 0 "   e n c o d i n g = " u t f - 1 6 " ? > < N a v W o r d R e p o r t X m l P a r t   x m l n s = " u r n : m i c r o s o f t - d y n a m i c s - n a v / r e p o r t s / T e n a n t _ R e p o r t _ D e f a u l t s / 2 0 0 0 0 0 0 0 0 1 / " > - 
-     < B C R e p o r t I n f o r m a t i o n > - 
-         < R e p o r t M e t a d a t a > - 
-             < E x t e n s i o n I d > E x t e n s i o n   I D < / E x t e n s i o n I d > - 
-             < E x t e n s i o n N a m e > E x t e n s i o n   N a m e < / E x t e n s i o n N a m e > - 
-             < E x t e n s i o n P u b l i s h e r > E x t e n s i o n   P u b l i s h e r < / E x t e n s i o n P u b l i s h e r > - 
-             < E x t e n s i o n V e r s i o n > E x t e n s i o n   V e r s i o n < / E x t e n s i o n V e r s i o n > - 
-             < R e p o r t I d > R e p o r t   I D < / R e p o r t I d > - 
-             < R e p o r t N a m e > R e p o r t   N a m e < / R e p o r t N a m e > - 
-             < R e p o r t C a p t i o n > R e p o r t   C a p t i o n < / R e p o r t C a p t i o n > - 
-             < A b o u t T h i s R e p o r t T i t l e > A b o u t   T h i s   R e p o r t   T i t l e < / A b o u t T h i s R e p o r t T i t l e > - 
-             < A b o u t T h i s R e p o r t T e x t > A b o u t   T h i s   R e p o r t   T e x t < / A b o u t T h i s R e p o r t T e x t > - 
-             < R e p o r t H e l p L i n k > R e p o r t   H e l p   L i n k < / R e p o r t H e l p L i n k > - 
-         < / R e p o r t M e t a d a t a > - 
-         < R e p o r t R e q u e s t > - 
-             < T e n a n t E n t r a I d > T e n a n t   E n t r a   I d < / T e n a n t E n t r a I d > - 
-             < E n v i r o n m e n t N a m e > E n v i r o n m e n t   N a m e < / E n v i r o n m e n t N a m e > - 
-             < E n v i r o n m e n t T y p e > E n v i r o n m e n t   T y p e < / E n v i r o n m e n t T y p e > - 
-             < C o m p a n y N a m e > C o m p a n y   N a m e < / C o m p a n y N a m e > - 
-             < C o m p a n y D i s p l a y N a m e > C o m p a n y   D i s p l a y   N a m e < / C o m p a n y D i s p l a y N a m e > - 
-             < C o m p a n y I d > C o m p a n y   I D < / C o m p a n y I d > - 
-             < U s e r N a m e > U s e r   N a m e < / U s e r N a m e > - 
-             < D a t e A n d T i m e > D a t e   a n d   T i m e < / D a t e A n d T i m e > - 
-             < L a n g u a g e > L a n g u a g e < / L a n g u a g e > - 
-             < F o r m a t R e g i o n > F o r m a t   R e g i o n < / F o r m a t R e g i o n > - 
-             < D a t e T i m e V a l u e s > - 
-                 < Y e a r > Y e a r < / Y e a r > - 
-                 < M o n t h N u m b e r > M o n t h   N u m b e r < / M o n t h N u m b e r > - 
-                 < D a y N u m b e r > D a y   N u m b e r < / D a y N u m b e r > - 
-                 < H o u r > H o u r < / H o u r > - 
-                 < M i n u t e > M i n u t e < / M i n u t e > - 
-             < / D a t e T i m e V a l u e s > - 
-         < / R e p o r t R e q u e s t > - 
-         < C o m p a n y M e t a d a t a > - 
-             < C o m p a n y N a m e > C o m p a n y   N a m e < / C o m p a n y N a m e > - 
-             < C o m p a n y D i s p l a y N a m e > C o m p a n y   D i s p l a y   N a m e < / C o m p a n y D i s p l a y N a m e > - 
-             < C o m p a n y A d d r e s s L i n e s > - 
-                 < C o m p a n y A d d r e s s L i n e 1 > C o m p a n y   A d d r e s s   L i n e   1 < / C o m p a n y A d d r e s s L i n e 1 > - 
-                 < C o m p a n y A d d r e s s L i n e 2 > C o m p a n y   A d d r e s s   L i n e   2 < / C o m p a n y A d d r e s s L i n e 2 > - 
-                 < C o m p a n y A d d r e s s L i n e 3 > C o m p a n y   A d d r e s s   L i n e   3 < / C o m p a n y A d d r e s s L i n e 3 > - 
-                 < C o m p a n y A d d r e s s L i n e 4 > C o m p a n y   A d d r e s s   L i n e   4 < / C o m p a n y A d d r e s s L i n e 4 > - 
-                 < C o m p a n y A d d r e s s L i n e 5 > C o m p a n y   A d d r e s s   L i n e   5 < / C o m p a n y A d d r e s s L i n e 5 > - 
-                 < C o m p a n y A d d r e s s L i n e 6 > C o m p a n y   A d d r e s s   L i n e   6 < / C o m p a n y A d d r e s s L i n e 6 > - 
-                 < C o m p a n y A d d r e s s L i n e 7 > C o m p a n y   A d d r e s s   L i n e   7 < / C o m p a n y A d d r e s s L i n e 7 > - 
-                 < C o m p a n y A d d r e s s L i n e 8 > C o m p a n y   A d d r e s s   L i n e   8 < / C o m p a n y A d d r e s s L i n e 8 > - 
-             < / C o m p a n y A d d r e s s L i n e s > - 
-             < C o m p a n y P h o n e > C o m p a n y   P h o n e < / C o m p a n y P h o n e > - 
-             < C o m p a n y P h o n e C a p t i o n > C o m p a n y   P h o n e   C a p t i o n < / C o m p a n y P h o n e C a p t i o n > - 
-             < C o m p a n y F a x N o > C o m p a n y   F a x   N o . < / C o m p a n y F a x N o > - 
-             < C o m p a n y F a x N o C a p t i o n > C o m p a n y   F a x   N o .   C a p t i o n < / C o m p a n y F a x N o C a p t i o n > - 
-             < C o m p a n y E m a i l > C o m p a n y   E m a i l < / C o m p a n y E m a i l > - 
-             < C o m p a n y E m a i l C a p t i o n > C o m p a n y   E m a i l   C a p t i o n < / C o m p a n y E m a i l C a p t i o n > - 
-             < C o m p a n y H o m e P a g e > C o m p a n y   H o m e   P a g e < / C o m p a n y H o m e P a g e > - 
-             < C o m p a n y H o m e P a g e C a p t i o n > C o m p a n y   H o m e   P a g e   C a p t i o n < / C o m p a n y H o m e P a g e C a p t i o n > - 
-             < C o m p a n y L o g o > C o m p a n y   L o g o < / C o m p a n y L o g o > - 
-             < C o m p a n y V A T R e g i s t r a t i o n N o > C o m p a n y   V A T   R e g i s t r a t i o n   N o . < / C o m p a n y V A T R e g i s t r a t i o n N o > - 
-             < C o m p a n y V A T R e g i s t r a t i o n N o C a p t i o n > C o m p a n y   V A T   R e g i s t r a t i o n   N o .   C a p t i o n < / C o m p a n y V A T R e g i s t r a t i o n N o C a p t i o n > - 
-             < C o m p a n y R e g i s t r a t i o n N o > C o m p a n y   R e g i s t r a t i o n   N o . < / C o m p a n y R e g i s t r a t i o n N o > - 
-             < C o m p a n y R e g i s t r a t i o n N o C a p t i o n > C o m p a n y   R e g i s t r a t i o n   N o .   C a p t i o n < / C o m p a n y R e g i s t r a t i o n N o C a p t i o n > - 
-             < C o m p a n y B a n k N a m e > C o m p a n y   B a n k   N a m e < / C o m p a n y B a n k N a m e > - 
-             < C o m p a n y B a n k N a m e C a p t i o n > C o m p a n y   B a n k   N a m e   C a p t i o n < / C o m p a n y B a n k N a m e C a p t i o n > - 
-             < C o m p a n y B a n k A c c o u n t N o > C o m p a n y   B a n k   A c c o u n t   N o . < / C o m p a n y B a n k A c c o u n t N o > - 
-             < C o m p a n y B a n k A c c o u n t N o C a p t i o n > C o m p a n y   B a n k   A c c o u n t   N o .   C a p t i o n < / C o m p a n y B a n k A c c o u n t N o C a p t i o n > - 
-             < C o m p a n y B a n k B r a n c h N o > C o m p a n y   B a n k   B r a n c h   N o . < / C o m p a n y B a n k B r a n c h N o > - 
-             < C o m p a n y B a n k B r a n c h N o C a p t i o n > C o m p a n y   B a n k   B r a n c h   N o .   C a p t i o n < / C o m p a n y B a n k B r a n c h N o C a p t i o n > - 
-             < C o m p a n y I B A N > C o m p a n y   I B A N < / C o m p a n y I B A N > - 
-             < C o m p a n y I B A N C a p t i o n > C o m p a n y   I B A N   C a p t i o n < / C o m p a n y I B A N C a p t i o n > - 
-             < C o m p a n y B a n k S W I F T > C o m p a n y   B a n k   S W I F T < / C o m p a n y B a n k S W I F T > - 
-             < C o m p a n y B a n k S W I F T C a p t i o n > C o m p a n y   B a n k   S W I F T   C a p t i o n < / C o m p a n y B a n k S W I F T C a p t i o n > - 
-             < C o m p a n y G i r o N o > C o m p a n y   G i r o   N o . < / C o m p a n y G i r o N o > - 
-             < C o m p a n y G i r o N o C a p t i o n > C o m p a n y   G i r o   N o .   C a p t i o n < / C o m p a n y G i r o N o C a p t i o n > - 
-         < / C o m p a n y M e t a d a t a > - 
-     < / B C R e p o r t I n f o r m a t i o n > - 
- < / N a v W o r d R e p o r t X m l P a r t > 
-</file>
-
 <file path=customXml/itemProps1.xml><?xml version="1.0" encoding="utf-8"?>
 <ds:datastoreItem xmlns:ds="http://schemas.openxmlformats.org/officeDocument/2006/customXml" ds:itemID="{5A675BC9-7FEC-400B-A75F-B14075E64DE4}">
   <ds:schemaRefs>
@@ -30467,6 +30465,42 @@
 </file>
 
 <file path=customXml/itemProps2.xml><?xml version="1.0" encoding="utf-8"?>
+<ds:datastoreItem xmlns:ds="http://schemas.openxmlformats.org/officeDocument/2006/customXml" ds:itemID="{91D0ED6D-D597-4923-BDAC-044C0807CB68}">
+  <ds:schemaRefs>
+    <ds:schemaRef ds:uri="urn:microsoft-dynamics-nav/reports/Tenant_Report_Defaults/2000000001/"/>
+  </ds:schemaRefs>
+</ds:datastoreItem>
+</file>
+
+<file path=customXml/itemProps3.xml><?xml version="1.0" encoding="utf-8"?>
+<ds:datastoreItem xmlns:ds="http://schemas.openxmlformats.org/officeDocument/2006/customXml" ds:itemID="{89DB96BF-8133-438A-AAD3-A3C21079AEB1}">
+  <ds:schemaRefs>
+    <ds:schemaRef ds:uri="http://schemas.openxmlformats.org/officeDocument/2006/bibliography"/>
+  </ds:schemaRefs>
+</ds:datastoreItem>
+</file>
+
+<file path=customXml/itemProps4.xml><?xml version="1.0" encoding="utf-8"?>
+<ds:datastoreItem xmlns:ds="http://schemas.openxmlformats.org/officeDocument/2006/customXml" ds:itemID="{88A21B06-7074-4F2C-AB37-4DA9E7380CCD}">
+  <ds:schemaRefs>
+    <ds:schemaRef ds:uri="urn:microsoft-dynamics-businesscentral/internal/extended/reports/Tenant_Report_Defaults/2000000001/"/>
+  </ds:schemaRefs>
+</ds:datastoreItem>
+</file>
+
+<file path=customXml/itemProps5.xml><?xml version="1.0" encoding="utf-8"?>
+<ds:datastoreItem xmlns:ds="http://schemas.openxmlformats.org/officeDocument/2006/customXml" ds:itemID="{13DD77B3-F376-45C3-B655-8B8D4791ED03}">
+  <ds:schemaRefs>
+    <ds:schemaRef ds:uri="http://schemas.microsoft.com/office/2006/metadata/properties"/>
+    <ds:schemaRef ds:uri="http://schemas.microsoft.com/office/infopath/2007/PartnerControls"/>
+    <ds:schemaRef ds:uri="178f68d8-b893-4efd-8406-fab0f21873e4"/>
+    <ds:schemaRef ds:uri="http://schemas.microsoft.com/sharepoint/v3"/>
+    <ds:schemaRef ds:uri="b83e059f-de16-406c-a902-3d56d4e79ec8"/>
+  </ds:schemaRefs>
+</ds:datastoreItem>
+</file>
+
+<file path=customXml/itemProps6.xml><?xml version="1.0" encoding="utf-8"?>
 <ds:datastoreItem xmlns:ds="http://schemas.openxmlformats.org/officeDocument/2006/customXml" ds:itemID="{6EFA0DA6-B9A4-44B7-8A69-60863F27AABE}">
   <ds:schemaRefs>
     <ds:schemaRef ds:uri="http://schemas.microsoft.com/office/2006/metadata/contentType"/>
@@ -30486,42 +30520,6 @@
 </ds:datastoreItem>
 </file>
 
-<file path=customXml/itemProps3.xml><?xml version="1.0" encoding="utf-8"?>
-<ds:datastoreItem xmlns:ds="http://schemas.openxmlformats.org/officeDocument/2006/customXml" ds:itemID="{13DD77B3-F376-45C3-B655-8B8D4791ED03}">
-  <ds:schemaRefs>
-    <ds:schemaRef ds:uri="http://schemas.microsoft.com/office/2006/metadata/properties"/>
-    <ds:schemaRef ds:uri="http://schemas.microsoft.com/office/infopath/2007/PartnerControls"/>
-    <ds:schemaRef ds:uri="178f68d8-b893-4efd-8406-fab0f21873e4"/>
-    <ds:schemaRef ds:uri="http://schemas.microsoft.com/sharepoint/v3"/>
-    <ds:schemaRef ds:uri="b83e059f-de16-406c-a902-3d56d4e79ec8"/>
-  </ds:schemaRefs>
-</ds:datastoreItem>
-</file>
-
-<file path=customXml/itemProps4.xml><?xml version="1.0" encoding="utf-8"?>
-<ds:datastoreItem xmlns:ds="http://schemas.openxmlformats.org/officeDocument/2006/customXml" ds:itemID="{88A21B06-7074-4F2C-AB37-4DA9E7380CCD}">
-  <ds:schemaRefs>
-    <ds:schemaRef ds:uri="urn:microsoft-dynamics-businesscentral/internal/extended/reports/Tenant_Report_Defaults/2000000001/"/>
-  </ds:schemaRefs>
-</ds:datastoreItem>
-</file>
-
-<file path=customXml/itemProps5.xml><?xml version="1.0" encoding="utf-8"?>
-<ds:datastoreItem xmlns:ds="http://schemas.openxmlformats.org/officeDocument/2006/customXml" ds:itemID="{89DB96BF-8133-438A-AAD3-A3C21079AEB1}">
-  <ds:schemaRefs>
-    <ds:schemaRef ds:uri="http://schemas.openxmlformats.org/officeDocument/2006/bibliography"/>
-  </ds:schemaRefs>
-</ds:datastoreItem>
-</file>
-
-<file path=customXml/itemProps6.xml><?xml version="1.0" encoding="utf-8"?>
-<ds:datastoreItem xmlns:ds="http://schemas.openxmlformats.org/officeDocument/2006/customXml" ds:itemID="{91D0ED6D-D597-4923-BDAC-044C0807CB68}">
-  <ds:schemaRefs>
-    <ds:schemaRef ds:uri="urn:microsoft-dynamics-nav/reports/Tenant_Report_Defaults/2000000001/"/>
-  </ds:schemaRefs>
-</ds:datastoreItem>
-</file>
-
 <file path=docMetadata/LabelInfo.xml><?xml version="1.0" encoding="utf-8"?>
 <clbl:labelList xmlns:clbl="http://schemas.microsoft.com/office/2020/mipLabelMetadata">
   <clbl:label id="{f42aa342-8706-4288-bd11-ebb85995028c}" enabled="1" method="Standard" siteId="{72f988bf-86f1-41af-91ab-2d7cd011db47}" contentBits="0" removed="0"/>
